--- a/Asset Log.docx
+++ b/Asset Log.docx
@@ -1,6 +1,6 @@
 
 <file path=word/document.xml><?xml version="1.0" encoding="utf-8"?>
-<w:document xmlns:wpc="http://schemas.microsoft.com/office/word/2010/wordprocessingCanvas" xmlns:cx="http://schemas.microsoft.com/office/drawing/2014/chartex" xmlns:cx1="http://schemas.microsoft.com/office/drawing/2015/9/8/chartex" xmlns:cx2="http://schemas.microsoft.com/office/drawing/2015/10/21/chartex" xmlns:cx3="http://schemas.microsoft.com/office/drawing/2016/5/9/chartex" xmlns:cx4="http://schemas.microsoft.com/office/drawing/2016/5/10/chartex" xmlns:cx5="http://schemas.microsoft.com/office/drawing/2016/5/11/chartex" xmlns:cx6="http://schemas.microsoft.com/office/drawing/2016/5/12/chartex" xmlns:cx7="http://schemas.microsoft.com/office/drawing/2016/5/13/chartex" xmlns:cx8="http://schemas.microsoft.com/office/drawing/2016/5/14/chartex" xmlns:mc="http://schemas.openxmlformats.org/markup-compatibility/2006" xmlns:aink="http://schemas.microsoft.com/office/drawing/2016/ink" xmlns:am3d="http://schemas.microsoft.com/office/drawing/2017/model3d" xmlns:o="urn:schemas-microsoft-com:office:office" xmlns:r="http://schemas.openxmlformats.org/officeDocument/2006/relationships" xmlns:m="http://schemas.openxmlformats.org/officeDocument/2006/math" xmlns:v="urn:schemas-microsoft-com:vml" xmlns:wp14="http://schemas.microsoft.com/office/word/2010/wordprocessingDrawing" xmlns:wp="http://schemas.openxmlformats.org/drawingml/2006/wordprocessingDrawing" xmlns:w10="urn:schemas-microsoft-com:office:word" xmlns:w="http://schemas.openxmlformats.org/wordprocessingml/2006/main" xmlns:w14="http://schemas.microsoft.com/office/word/2010/wordml" xmlns:w15="http://schemas.microsoft.com/office/word/2012/wordml" xmlns:w16cex="http://schemas.microsoft.com/office/word/2018/wordml/cex" xmlns:w16cid="http://schemas.microsoft.com/office/word/2016/wordml/cid" xmlns:w16="http://schemas.microsoft.com/office/word/2018/wordml" xmlns:w16sdtdh="http://schemas.microsoft.com/office/word/2020/wordml/sdtdatahash" xmlns:w16se="http://schemas.microsoft.com/office/word/2015/wordml/symex" xmlns:wpg="http://schemas.microsoft.com/office/word/2010/wordprocessingGroup" xmlns:wpi="http://schemas.microsoft.com/office/word/2010/wordprocessingInk" xmlns:wne="http://schemas.microsoft.com/office/word/2006/wordml" xmlns:wps="http://schemas.microsoft.com/office/word/2010/wordprocessingShape" mc:Ignorable="w14 w15 w16se w16cid w16 w16cex w16sdtdh wp14">
+<w:document xmlns:wpc="http://schemas.microsoft.com/office/word/2010/wordprocessingCanvas" xmlns:cx="http://schemas.microsoft.com/office/drawing/2014/chartex" xmlns:cx1="http://schemas.microsoft.com/office/drawing/2015/9/8/chartex" xmlns:cx2="http://schemas.microsoft.com/office/drawing/2015/10/21/chartex" xmlns:cx3="http://schemas.microsoft.com/office/drawing/2016/5/9/chartex" xmlns:cx4="http://schemas.microsoft.com/office/drawing/2016/5/10/chartex" xmlns:cx5="http://schemas.microsoft.com/office/drawing/2016/5/11/chartex" xmlns:cx6="http://schemas.microsoft.com/office/drawing/2016/5/12/chartex" xmlns:cx7="http://schemas.microsoft.com/office/drawing/2016/5/13/chartex" xmlns:cx8="http://schemas.microsoft.com/office/drawing/2016/5/14/chartex" xmlns:mc="http://schemas.openxmlformats.org/markup-compatibility/2006" xmlns:aink="http://schemas.microsoft.com/office/drawing/2016/ink" xmlns:am3d="http://schemas.microsoft.com/office/drawing/2017/model3d" xmlns:o="urn:schemas-microsoft-com:office:office" xmlns:oel="http://schemas.microsoft.com/office/2019/extlst" xmlns:r="http://schemas.openxmlformats.org/officeDocument/2006/relationships" xmlns:m="http://schemas.openxmlformats.org/officeDocument/2006/math" xmlns:v="urn:schemas-microsoft-com:vml" xmlns:wp14="http://schemas.microsoft.com/office/word/2010/wordprocessingDrawing" xmlns:wp="http://schemas.openxmlformats.org/drawingml/2006/wordprocessingDrawing" xmlns:w10="urn:schemas-microsoft-com:office:word" xmlns:w="http://schemas.openxmlformats.org/wordprocessingml/2006/main" xmlns:w14="http://schemas.microsoft.com/office/word/2010/wordml" xmlns:w15="http://schemas.microsoft.com/office/word/2012/wordml" xmlns:w16cex="http://schemas.microsoft.com/office/word/2018/wordml/cex" xmlns:w16cid="http://schemas.microsoft.com/office/word/2016/wordml/cid" xmlns:w16="http://schemas.microsoft.com/office/word/2018/wordml" xmlns:w16du="http://schemas.microsoft.com/office/word/2023/wordml/word16du" xmlns:w16sdtdh="http://schemas.microsoft.com/office/word/2020/wordml/sdtdatahash" xmlns:w16sdtfl="http://schemas.microsoft.com/office/word/2024/wordml/sdtformatlock" xmlns:w16se="http://schemas.microsoft.com/office/word/2015/wordml/symex" xmlns:wpg="http://schemas.microsoft.com/office/word/2010/wordprocessingGroup" xmlns:wpi="http://schemas.microsoft.com/office/word/2010/wordprocessingInk" xmlns:wne="http://schemas.microsoft.com/office/word/2006/wordml" xmlns:wps="http://schemas.microsoft.com/office/word/2010/wordprocessingShape" mc:Ignorable="w14 w15 w16se w16cid w16 w16cex w16sdtdh w16sdtfl w16du wp14">
   <w:body>
     <w:p>
       <w:pPr>
@@ -37,7 +37,7 @@
       <w:tr>
         <w:tc>
           <w:tcPr>
-            <w:tcW w:w="2293" w:type="dxa"/>
+            <w:tcW w:w="1862" w:type="dxa"/>
           </w:tcPr>
           <w:p>
             <w:r>
@@ -47,7 +47,7 @@
         </w:tc>
         <w:tc>
           <w:tcPr>
-            <w:tcW w:w="2357" w:type="dxa"/>
+            <w:tcW w:w="1605" w:type="dxa"/>
           </w:tcPr>
           <w:p>
             <w:r>
@@ -57,7 +57,7 @@
         </w:tc>
         <w:tc>
           <w:tcPr>
-            <w:tcW w:w="2239" w:type="dxa"/>
+            <w:tcW w:w="4012" w:type="dxa"/>
           </w:tcPr>
           <w:p>
             <w:r>
@@ -67,7 +67,7 @@
         </w:tc>
         <w:tc>
           <w:tcPr>
-            <w:tcW w:w="2127" w:type="dxa"/>
+            <w:tcW w:w="1537" w:type="dxa"/>
           </w:tcPr>
           <w:p>
             <w:r>
@@ -79,175 +79,1551 @@
       <w:tr>
         <w:tc>
           <w:tcPr>
-            <w:tcW w:w="2293" w:type="dxa"/>
-          </w:tcPr>
-          <w:p>
-            <w:r>
-              <w:t>Honey.png</w:t>
-            </w:r>
-          </w:p>
-        </w:tc>
-        <w:tc>
-          <w:tcPr>
-            <w:tcW w:w="2357" w:type="dxa"/>
-          </w:tcPr>
-          <w:p>
-            <w:r>
-              <w:t>To use as a placeholder for seeded products</w:t>
-            </w:r>
-          </w:p>
-        </w:tc>
-        <w:tc>
-          <w:tcPr>
-            <w:tcW w:w="2239" w:type="dxa"/>
-          </w:tcPr>
-          <w:p>
-            <w:r>
-              <w:t>https://pngs.gg/50113-honey#</w:t>
-            </w:r>
-          </w:p>
-        </w:tc>
-        <w:tc>
-          <w:tcPr>
-            <w:tcW w:w="2127" w:type="dxa"/>
-          </w:tcPr>
-          <w:p>
-            <w:r>
-              <w:t>17/04/2026</w:t>
-            </w:r>
-          </w:p>
+            <w:tcW w:w="1862" w:type="dxa"/>
+          </w:tcPr>
+          <w:tbl>
+            <w:tblPr>
+              <w:tblW w:w="0" w:type="auto"/>
+              <w:tblCellSpacing w:w="15" w:type="dxa"/>
+              <w:tblCellMar>
+                <w:top w:w="15" w:type="dxa"/>
+                <w:left w:w="15" w:type="dxa"/>
+                <w:bottom w:w="15" w:type="dxa"/>
+                <w:right w:w="15" w:type="dxa"/>
+              </w:tblCellMar>
+              <w:tblLook w:val="04A0" w:firstRow="1" w:lastRow="0" w:firstColumn="1" w:lastColumn="0" w:noHBand="0" w:noVBand="1"/>
+            </w:tblPr>
+            <w:tblGrid>
+              <w:gridCol w:w="480"/>
+            </w:tblGrid>
+            <w:tr>
+              <w:trPr>
+                <w:tblCellSpacing w:w="15" w:type="dxa"/>
+              </w:trPr>
+              <w:tc>
+                <w:tcPr>
+                  <w:tcW w:w="0" w:type="auto"/>
+                  <w:vAlign w:val="center"/>
+                  <w:hideMark/>
+                </w:tcPr>
+                <w:p>
+                  <w:pPr>
+                    <w:spacing w:after="0" w:line="240" w:lineRule="auto"/>
+                  </w:pPr>
+                  <w:r>
+                    <w:t>Milk</w:t>
+                  </w:r>
+                </w:p>
+              </w:tc>
+            </w:tr>
+          </w:tbl>
+          <w:p>
+            <w:pPr>
+              <w:rPr>
+                <w:vanish/>
+              </w:rPr>
+            </w:pPr>
+          </w:p>
+          <w:tbl>
+            <w:tblPr>
+              <w:tblW w:w="0" w:type="auto"/>
+              <w:tblCellSpacing w:w="15" w:type="dxa"/>
+              <w:tblCellMar>
+                <w:top w:w="15" w:type="dxa"/>
+                <w:left w:w="15" w:type="dxa"/>
+                <w:bottom w:w="15" w:type="dxa"/>
+                <w:right w:w="15" w:type="dxa"/>
+              </w:tblCellMar>
+              <w:tblLook w:val="04A0" w:firstRow="1" w:lastRow="0" w:firstColumn="1" w:lastColumn="0" w:noHBand="0" w:noVBand="1"/>
+            </w:tblPr>
+            <w:tblGrid>
+              <w:gridCol w:w="96"/>
+            </w:tblGrid>
+            <w:tr>
+              <w:trPr>
+                <w:tblCellSpacing w:w="15" w:type="dxa"/>
+              </w:trPr>
+              <w:tc>
+                <w:tcPr>
+                  <w:tcW w:w="0" w:type="auto"/>
+                  <w:vAlign w:val="center"/>
+                  <w:hideMark/>
+                </w:tcPr>
+                <w:p>
+                  <w:pPr>
+                    <w:spacing w:after="0" w:line="240" w:lineRule="auto"/>
+                  </w:pPr>
+                </w:p>
+              </w:tc>
+            </w:tr>
+          </w:tbl>
+          <w:p>
+            <w:pPr>
+              <w:rPr>
+                <w:vanish/>
+              </w:rPr>
+            </w:pPr>
+          </w:p>
+          <w:tbl>
+            <w:tblPr>
+              <w:tblW w:w="0" w:type="auto"/>
+              <w:tblCellSpacing w:w="15" w:type="dxa"/>
+              <w:tblCellMar>
+                <w:top w:w="15" w:type="dxa"/>
+                <w:left w:w="15" w:type="dxa"/>
+                <w:bottom w:w="15" w:type="dxa"/>
+                <w:right w:w="15" w:type="dxa"/>
+              </w:tblCellMar>
+              <w:tblLook w:val="04A0" w:firstRow="1" w:lastRow="0" w:firstColumn="1" w:lastColumn="0" w:noHBand="0" w:noVBand="1"/>
+            </w:tblPr>
+            <w:tblGrid>
+              <w:gridCol w:w="96"/>
+            </w:tblGrid>
+            <w:tr>
+              <w:trPr>
+                <w:tblCellSpacing w:w="15" w:type="dxa"/>
+              </w:trPr>
+              <w:tc>
+                <w:tcPr>
+                  <w:tcW w:w="0" w:type="auto"/>
+                  <w:vAlign w:val="center"/>
+                  <w:hideMark/>
+                </w:tcPr>
+                <w:p>
+                  <w:pPr>
+                    <w:spacing w:after="0" w:line="240" w:lineRule="auto"/>
+                  </w:pPr>
+                </w:p>
+              </w:tc>
+            </w:tr>
+          </w:tbl>
+          <w:p>
+            <w:pPr>
+              <w:rPr>
+                <w:vanish/>
+              </w:rPr>
+            </w:pPr>
+          </w:p>
+          <w:p/>
+        </w:tc>
+        <w:tc>
+          <w:tcPr>
+            <w:tcW w:w="1605" w:type="dxa"/>
+          </w:tcPr>
+          <w:p>
+            <w:r>
+              <w:t>Product image for seed data display</w:t>
+            </w:r>
+          </w:p>
+        </w:tc>
+        <w:tc>
+          <w:tcPr>
+            <w:tcW w:w="4012" w:type="dxa"/>
+          </w:tcPr>
+          <w:p>
+            <w:hyperlink r:id="rId7" w:tgtFrame="_new" w:history="1">
+              <w:r>
+                <w:rPr>
+                  <w:rStyle w:val="Hyperlink"/>
+                </w:rPr>
+                <w:t>https://images.unsplash.com/photo-1550583724-b2692b85b150?w=400</w:t>
+              </w:r>
+            </w:hyperlink>
+          </w:p>
+        </w:tc>
+        <w:tc>
+          <w:tcPr>
+            <w:tcW w:w="1537" w:type="dxa"/>
+          </w:tcPr>
+          <w:tbl>
+            <w:tblPr>
+              <w:tblW w:w="0" w:type="auto"/>
+              <w:tblCellSpacing w:w="15" w:type="dxa"/>
+              <w:tblCellMar>
+                <w:top w:w="15" w:type="dxa"/>
+                <w:left w:w="15" w:type="dxa"/>
+                <w:bottom w:w="15" w:type="dxa"/>
+                <w:right w:w="15" w:type="dxa"/>
+              </w:tblCellMar>
+              <w:tblLook w:val="04A0" w:firstRow="1" w:lastRow="0" w:firstColumn="1" w:lastColumn="0" w:noHBand="0" w:noVBand="1"/>
+            </w:tblPr>
+            <w:tblGrid>
+              <w:gridCol w:w="1117"/>
+            </w:tblGrid>
+            <w:tr>
+              <w:trPr>
+                <w:tblCellSpacing w:w="15" w:type="dxa"/>
+              </w:trPr>
+              <w:tc>
+                <w:tcPr>
+                  <w:tcW w:w="0" w:type="auto"/>
+                  <w:vAlign w:val="center"/>
+                  <w:hideMark/>
+                </w:tcPr>
+                <w:p>
+                  <w:pPr>
+                    <w:spacing w:after="0" w:line="240" w:lineRule="auto"/>
+                  </w:pPr>
+                  <w:r>
+                    <w:t>2026-04-20</w:t>
+                  </w:r>
+                </w:p>
+              </w:tc>
+            </w:tr>
+          </w:tbl>
+          <w:p/>
         </w:tc>
       </w:tr>
       <w:tr>
         <w:tc>
           <w:tcPr>
-            <w:tcW w:w="2293" w:type="dxa"/>
-          </w:tcPr>
-          <w:p>
-            <w:r>
-              <w:t>Milk.png</w:t>
-            </w:r>
-          </w:p>
-        </w:tc>
-        <w:tc>
-          <w:tcPr>
-            <w:tcW w:w="2357" w:type="dxa"/>
-          </w:tcPr>
-          <w:p>
-            <w:r>
-              <w:t>To use as a placeholder for seeded products</w:t>
-            </w:r>
-          </w:p>
-        </w:tc>
-        <w:tc>
-          <w:tcPr>
-            <w:tcW w:w="2239" w:type="dxa"/>
-          </w:tcPr>
-          <w:p>
-            <w:r>
-              <w:t>https://pngs.gg/35344-milk-jug</w:t>
-            </w:r>
-          </w:p>
-        </w:tc>
-        <w:tc>
-          <w:tcPr>
-            <w:tcW w:w="2127" w:type="dxa"/>
-          </w:tcPr>
-          <w:p>
-            <w:r>
-              <w:t>17/04/2026</w:t>
-            </w:r>
-          </w:p>
+            <w:tcW w:w="1862" w:type="dxa"/>
+          </w:tcPr>
+          <w:p>
+            <w:r>
+              <w:t>Butter</w:t>
+            </w:r>
+          </w:p>
+        </w:tc>
+        <w:tc>
+          <w:tcPr>
+            <w:tcW w:w="1605" w:type="dxa"/>
+          </w:tcPr>
+          <w:p>
+            <w:r>
+              <w:t>Product image for seed data display</w:t>
+            </w:r>
+          </w:p>
+        </w:tc>
+        <w:tc>
+          <w:tcPr>
+            <w:tcW w:w="4012" w:type="dxa"/>
+          </w:tcPr>
+          <w:p>
+            <w:r>
+              <w:t>https://images.unsplash.com/photo-1589985270826-4b7bb135bc9d?w=400</w:t>
+            </w:r>
+          </w:p>
+        </w:tc>
+        <w:tc>
+          <w:tcPr>
+            <w:tcW w:w="1537" w:type="dxa"/>
+          </w:tcPr>
+          <w:tbl>
+            <w:tblPr>
+              <w:tblW w:w="0" w:type="auto"/>
+              <w:tblCellSpacing w:w="15" w:type="dxa"/>
+              <w:tblCellMar>
+                <w:top w:w="15" w:type="dxa"/>
+                <w:left w:w="15" w:type="dxa"/>
+                <w:bottom w:w="15" w:type="dxa"/>
+                <w:right w:w="15" w:type="dxa"/>
+              </w:tblCellMar>
+              <w:tblLook w:val="04A0" w:firstRow="1" w:lastRow="0" w:firstColumn="1" w:lastColumn="0" w:noHBand="0" w:noVBand="1"/>
+            </w:tblPr>
+            <w:tblGrid>
+              <w:gridCol w:w="1117"/>
+            </w:tblGrid>
+            <w:tr>
+              <w:trPr>
+                <w:tblCellSpacing w:w="15" w:type="dxa"/>
+              </w:trPr>
+              <w:tc>
+                <w:tcPr>
+                  <w:tcW w:w="0" w:type="auto"/>
+                  <w:vAlign w:val="center"/>
+                  <w:hideMark/>
+                </w:tcPr>
+                <w:p>
+                  <w:pPr>
+                    <w:spacing w:after="0" w:line="240" w:lineRule="auto"/>
+                  </w:pPr>
+                  <w:r>
+                    <w:t>2026-04-20</w:t>
+                  </w:r>
+                </w:p>
+              </w:tc>
+            </w:tr>
+          </w:tbl>
+          <w:p/>
         </w:tc>
       </w:tr>
       <w:tr>
         <w:tc>
           <w:tcPr>
-            <w:tcW w:w="2293" w:type="dxa"/>
-          </w:tcPr>
-          <w:p>
-            <w:r>
-              <w:t>orangeJuice.png</w:t>
-            </w:r>
-          </w:p>
-        </w:tc>
-        <w:tc>
-          <w:tcPr>
-            <w:tcW w:w="2357" w:type="dxa"/>
-          </w:tcPr>
-          <w:p>
-            <w:r>
-              <w:t>To use as a placeholder for seeded products</w:t>
-            </w:r>
-          </w:p>
-        </w:tc>
-        <w:tc>
-          <w:tcPr>
-            <w:tcW w:w="2239" w:type="dxa"/>
-          </w:tcPr>
-          <w:p>
-            <w:r>
-              <w:t>https://pngs.gg/52817-orange-juice-splash#</w:t>
-            </w:r>
-          </w:p>
-        </w:tc>
-        <w:tc>
-          <w:tcPr>
-            <w:tcW w:w="2127" w:type="dxa"/>
-          </w:tcPr>
-          <w:p>
-            <w:r>
-              <w:t>17/04/2026</w:t>
-            </w:r>
-          </w:p>
+            <w:tcW w:w="1862" w:type="dxa"/>
+          </w:tcPr>
+          <w:p/>
+        </w:tc>
+        <w:tc>
+          <w:tcPr>
+            <w:tcW w:w="1605" w:type="dxa"/>
+          </w:tcPr>
+          <w:p>
+            <w:r>
+              <w:t>Product image for seed data display</w:t>
+            </w:r>
+          </w:p>
+        </w:tc>
+        <w:tc>
+          <w:tcPr>
+            <w:tcW w:w="4012" w:type="dxa"/>
+          </w:tcPr>
+          <w:p/>
+        </w:tc>
+        <w:tc>
+          <w:tcPr>
+            <w:tcW w:w="1537" w:type="dxa"/>
+          </w:tcPr>
+          <w:tbl>
+            <w:tblPr>
+              <w:tblW w:w="0" w:type="auto"/>
+              <w:tblCellSpacing w:w="15" w:type="dxa"/>
+              <w:tblCellMar>
+                <w:top w:w="15" w:type="dxa"/>
+                <w:left w:w="15" w:type="dxa"/>
+                <w:bottom w:w="15" w:type="dxa"/>
+                <w:right w:w="15" w:type="dxa"/>
+              </w:tblCellMar>
+              <w:tblLook w:val="04A0" w:firstRow="1" w:lastRow="0" w:firstColumn="1" w:lastColumn="0" w:noHBand="0" w:noVBand="1"/>
+            </w:tblPr>
+            <w:tblGrid>
+              <w:gridCol w:w="1117"/>
+            </w:tblGrid>
+            <w:tr>
+              <w:trPr>
+                <w:tblCellSpacing w:w="15" w:type="dxa"/>
+              </w:trPr>
+              <w:tc>
+                <w:tcPr>
+                  <w:tcW w:w="0" w:type="auto"/>
+                  <w:vAlign w:val="center"/>
+                  <w:hideMark/>
+                </w:tcPr>
+                <w:p>
+                  <w:pPr>
+                    <w:spacing w:after="0" w:line="240" w:lineRule="auto"/>
+                  </w:pPr>
+                  <w:r>
+                    <w:t>2026-04-20</w:t>
+                  </w:r>
+                </w:p>
+              </w:tc>
+            </w:tr>
+          </w:tbl>
+          <w:p/>
         </w:tc>
       </w:tr>
       <w:tr>
         <w:tc>
           <w:tcPr>
-            <w:tcW w:w="2293" w:type="dxa"/>
-          </w:tcPr>
-          <w:p>
-            <w:r>
-              <w:t>Sourdough.png</w:t>
-            </w:r>
-          </w:p>
-        </w:tc>
-        <w:tc>
-          <w:tcPr>
-            <w:tcW w:w="2357" w:type="dxa"/>
-          </w:tcPr>
-          <w:p>
-            <w:r>
-              <w:t>To use as a placeholder for seeded products</w:t>
-            </w:r>
-          </w:p>
-        </w:tc>
-        <w:tc>
-          <w:tcPr>
-            <w:tcW w:w="2239" w:type="dxa"/>
-          </w:tcPr>
-          <w:p>
-            <w:r>
-              <w:t>https://pngtree.com/freepng/homemade-sourdough-bread-graphic_15617759.html</w:t>
-            </w:r>
-          </w:p>
-        </w:tc>
-        <w:tc>
-          <w:tcPr>
-            <w:tcW w:w="2127" w:type="dxa"/>
-          </w:tcPr>
-          <w:p>
-            <w:r>
-              <w:t>1</w:t>
-            </w:r>
-            <w:r>
-              <w:t>5</w:t>
-            </w:r>
-            <w:r>
-              <w:t>/04/2026</w:t>
-            </w:r>
-          </w:p>
+            <w:tcW w:w="1862" w:type="dxa"/>
+          </w:tcPr>
+          <w:p/>
+        </w:tc>
+        <w:tc>
+          <w:tcPr>
+            <w:tcW w:w="1605" w:type="dxa"/>
+          </w:tcPr>
+          <w:p>
+            <w:r>
+              <w:t>Product image for seed data display</w:t>
+            </w:r>
+          </w:p>
+        </w:tc>
+        <w:tc>
+          <w:tcPr>
+            <w:tcW w:w="4012" w:type="dxa"/>
+          </w:tcPr>
+          <w:p/>
+        </w:tc>
+        <w:tc>
+          <w:tcPr>
+            <w:tcW w:w="1537" w:type="dxa"/>
+          </w:tcPr>
+          <w:tbl>
+            <w:tblPr>
+              <w:tblW w:w="0" w:type="auto"/>
+              <w:tblCellSpacing w:w="15" w:type="dxa"/>
+              <w:tblCellMar>
+                <w:top w:w="15" w:type="dxa"/>
+                <w:left w:w="15" w:type="dxa"/>
+                <w:bottom w:w="15" w:type="dxa"/>
+                <w:right w:w="15" w:type="dxa"/>
+              </w:tblCellMar>
+              <w:tblLook w:val="04A0" w:firstRow="1" w:lastRow="0" w:firstColumn="1" w:lastColumn="0" w:noHBand="0" w:noVBand="1"/>
+            </w:tblPr>
+            <w:tblGrid>
+              <w:gridCol w:w="1117"/>
+            </w:tblGrid>
+            <w:tr>
+              <w:trPr>
+                <w:tblCellSpacing w:w="15" w:type="dxa"/>
+              </w:trPr>
+              <w:tc>
+                <w:tcPr>
+                  <w:tcW w:w="0" w:type="auto"/>
+                  <w:vAlign w:val="center"/>
+                  <w:hideMark/>
+                </w:tcPr>
+                <w:p>
+                  <w:pPr>
+                    <w:spacing w:after="0" w:line="240" w:lineRule="auto"/>
+                  </w:pPr>
+                  <w:r>
+                    <w:t>2026-04-20</w:t>
+                  </w:r>
+                </w:p>
+              </w:tc>
+            </w:tr>
+          </w:tbl>
+          <w:p/>
+        </w:tc>
+      </w:tr>
+      <w:tr>
+        <w:tc>
+          <w:tcPr>
+            <w:tcW w:w="1862" w:type="dxa"/>
+          </w:tcPr>
+          <w:p/>
+        </w:tc>
+        <w:tc>
+          <w:tcPr>
+            <w:tcW w:w="1605" w:type="dxa"/>
+          </w:tcPr>
+          <w:p>
+            <w:r>
+              <w:t>Product image for seed data display</w:t>
+            </w:r>
+          </w:p>
+        </w:tc>
+        <w:tc>
+          <w:tcPr>
+            <w:tcW w:w="4012" w:type="dxa"/>
+          </w:tcPr>
+          <w:p/>
+        </w:tc>
+        <w:tc>
+          <w:tcPr>
+            <w:tcW w:w="1537" w:type="dxa"/>
+          </w:tcPr>
+          <w:tbl>
+            <w:tblPr>
+              <w:tblW w:w="0" w:type="auto"/>
+              <w:tblCellSpacing w:w="15" w:type="dxa"/>
+              <w:tblCellMar>
+                <w:top w:w="15" w:type="dxa"/>
+                <w:left w:w="15" w:type="dxa"/>
+                <w:bottom w:w="15" w:type="dxa"/>
+                <w:right w:w="15" w:type="dxa"/>
+              </w:tblCellMar>
+              <w:tblLook w:val="04A0" w:firstRow="1" w:lastRow="0" w:firstColumn="1" w:lastColumn="0" w:noHBand="0" w:noVBand="1"/>
+            </w:tblPr>
+            <w:tblGrid>
+              <w:gridCol w:w="1117"/>
+            </w:tblGrid>
+            <w:tr>
+              <w:trPr>
+                <w:tblCellSpacing w:w="15" w:type="dxa"/>
+              </w:trPr>
+              <w:tc>
+                <w:tcPr>
+                  <w:tcW w:w="0" w:type="auto"/>
+                  <w:vAlign w:val="center"/>
+                  <w:hideMark/>
+                </w:tcPr>
+                <w:p>
+                  <w:pPr>
+                    <w:spacing w:after="0" w:line="240" w:lineRule="auto"/>
+                  </w:pPr>
+                  <w:r>
+                    <w:t>2026-04-20</w:t>
+                  </w:r>
+                </w:p>
+              </w:tc>
+            </w:tr>
+          </w:tbl>
+          <w:p/>
+        </w:tc>
+      </w:tr>
+      <w:tr>
+        <w:tc>
+          <w:tcPr>
+            <w:tcW w:w="1862" w:type="dxa"/>
+          </w:tcPr>
+          <w:p/>
+        </w:tc>
+        <w:tc>
+          <w:tcPr>
+            <w:tcW w:w="1605" w:type="dxa"/>
+          </w:tcPr>
+          <w:p>
+            <w:r>
+              <w:t>Product image for seed data display</w:t>
+            </w:r>
+          </w:p>
+        </w:tc>
+        <w:tc>
+          <w:tcPr>
+            <w:tcW w:w="4012" w:type="dxa"/>
+          </w:tcPr>
+          <w:p/>
+        </w:tc>
+        <w:tc>
+          <w:tcPr>
+            <w:tcW w:w="1537" w:type="dxa"/>
+          </w:tcPr>
+          <w:tbl>
+            <w:tblPr>
+              <w:tblW w:w="0" w:type="auto"/>
+              <w:tblCellSpacing w:w="15" w:type="dxa"/>
+              <w:tblCellMar>
+                <w:top w:w="15" w:type="dxa"/>
+                <w:left w:w="15" w:type="dxa"/>
+                <w:bottom w:w="15" w:type="dxa"/>
+                <w:right w:w="15" w:type="dxa"/>
+              </w:tblCellMar>
+              <w:tblLook w:val="04A0" w:firstRow="1" w:lastRow="0" w:firstColumn="1" w:lastColumn="0" w:noHBand="0" w:noVBand="1"/>
+            </w:tblPr>
+            <w:tblGrid>
+              <w:gridCol w:w="1117"/>
+            </w:tblGrid>
+            <w:tr>
+              <w:trPr>
+                <w:tblCellSpacing w:w="15" w:type="dxa"/>
+              </w:trPr>
+              <w:tc>
+                <w:tcPr>
+                  <w:tcW w:w="0" w:type="auto"/>
+                  <w:vAlign w:val="center"/>
+                  <w:hideMark/>
+                </w:tcPr>
+                <w:p>
+                  <w:pPr>
+                    <w:spacing w:after="0" w:line="240" w:lineRule="auto"/>
+                  </w:pPr>
+                  <w:r>
+                    <w:t>2026-04-20</w:t>
+                  </w:r>
+                </w:p>
+              </w:tc>
+            </w:tr>
+          </w:tbl>
+          <w:p/>
+        </w:tc>
+      </w:tr>
+      <w:tr>
+        <w:tc>
+          <w:tcPr>
+            <w:tcW w:w="1862" w:type="dxa"/>
+          </w:tcPr>
+          <w:p/>
+        </w:tc>
+        <w:tc>
+          <w:tcPr>
+            <w:tcW w:w="1605" w:type="dxa"/>
+          </w:tcPr>
+          <w:p>
+            <w:r>
+              <w:t>Product image for seed data display</w:t>
+            </w:r>
+          </w:p>
+        </w:tc>
+        <w:tc>
+          <w:tcPr>
+            <w:tcW w:w="4012" w:type="dxa"/>
+          </w:tcPr>
+          <w:p/>
+        </w:tc>
+        <w:tc>
+          <w:tcPr>
+            <w:tcW w:w="1537" w:type="dxa"/>
+          </w:tcPr>
+          <w:tbl>
+            <w:tblPr>
+              <w:tblW w:w="0" w:type="auto"/>
+              <w:tblCellSpacing w:w="15" w:type="dxa"/>
+              <w:tblCellMar>
+                <w:top w:w="15" w:type="dxa"/>
+                <w:left w:w="15" w:type="dxa"/>
+                <w:bottom w:w="15" w:type="dxa"/>
+                <w:right w:w="15" w:type="dxa"/>
+              </w:tblCellMar>
+              <w:tblLook w:val="04A0" w:firstRow="1" w:lastRow="0" w:firstColumn="1" w:lastColumn="0" w:noHBand="0" w:noVBand="1"/>
+            </w:tblPr>
+            <w:tblGrid>
+              <w:gridCol w:w="1117"/>
+            </w:tblGrid>
+            <w:tr>
+              <w:trPr>
+                <w:tblCellSpacing w:w="15" w:type="dxa"/>
+              </w:trPr>
+              <w:tc>
+                <w:tcPr>
+                  <w:tcW w:w="0" w:type="auto"/>
+                  <w:vAlign w:val="center"/>
+                  <w:hideMark/>
+                </w:tcPr>
+                <w:p>
+                  <w:pPr>
+                    <w:spacing w:after="0" w:line="240" w:lineRule="auto"/>
+                  </w:pPr>
+                  <w:r>
+                    <w:t>2026-04-20</w:t>
+                  </w:r>
+                </w:p>
+              </w:tc>
+            </w:tr>
+          </w:tbl>
+          <w:p/>
+        </w:tc>
+      </w:tr>
+      <w:tr>
+        <w:tc>
+          <w:tcPr>
+            <w:tcW w:w="1862" w:type="dxa"/>
+          </w:tcPr>
+          <w:p/>
+        </w:tc>
+        <w:tc>
+          <w:tcPr>
+            <w:tcW w:w="1605" w:type="dxa"/>
+          </w:tcPr>
+          <w:p>
+            <w:r>
+              <w:t>Product image for seed data display</w:t>
+            </w:r>
+          </w:p>
+        </w:tc>
+        <w:tc>
+          <w:tcPr>
+            <w:tcW w:w="4012" w:type="dxa"/>
+          </w:tcPr>
+          <w:p/>
+        </w:tc>
+        <w:tc>
+          <w:tcPr>
+            <w:tcW w:w="1537" w:type="dxa"/>
+          </w:tcPr>
+          <w:tbl>
+            <w:tblPr>
+              <w:tblW w:w="0" w:type="auto"/>
+              <w:tblCellSpacing w:w="15" w:type="dxa"/>
+              <w:tblCellMar>
+                <w:top w:w="15" w:type="dxa"/>
+                <w:left w:w="15" w:type="dxa"/>
+                <w:bottom w:w="15" w:type="dxa"/>
+                <w:right w:w="15" w:type="dxa"/>
+              </w:tblCellMar>
+              <w:tblLook w:val="04A0" w:firstRow="1" w:lastRow="0" w:firstColumn="1" w:lastColumn="0" w:noHBand="0" w:noVBand="1"/>
+            </w:tblPr>
+            <w:tblGrid>
+              <w:gridCol w:w="1117"/>
+            </w:tblGrid>
+            <w:tr>
+              <w:trPr>
+                <w:tblCellSpacing w:w="15" w:type="dxa"/>
+              </w:trPr>
+              <w:tc>
+                <w:tcPr>
+                  <w:tcW w:w="0" w:type="auto"/>
+                  <w:vAlign w:val="center"/>
+                  <w:hideMark/>
+                </w:tcPr>
+                <w:p>
+                  <w:pPr>
+                    <w:spacing w:after="0" w:line="240" w:lineRule="auto"/>
+                  </w:pPr>
+                  <w:r>
+                    <w:t>2026-04-20</w:t>
+                  </w:r>
+                </w:p>
+              </w:tc>
+            </w:tr>
+          </w:tbl>
+          <w:p/>
+        </w:tc>
+      </w:tr>
+      <w:tr>
+        <w:tc>
+          <w:tcPr>
+            <w:tcW w:w="1862" w:type="dxa"/>
+          </w:tcPr>
+          <w:p/>
+        </w:tc>
+        <w:tc>
+          <w:tcPr>
+            <w:tcW w:w="1605" w:type="dxa"/>
+          </w:tcPr>
+          <w:p>
+            <w:r>
+              <w:t>Product image for seed data display</w:t>
+            </w:r>
+          </w:p>
+        </w:tc>
+        <w:tc>
+          <w:tcPr>
+            <w:tcW w:w="4012" w:type="dxa"/>
+          </w:tcPr>
+          <w:p/>
+        </w:tc>
+        <w:tc>
+          <w:tcPr>
+            <w:tcW w:w="1537" w:type="dxa"/>
+          </w:tcPr>
+          <w:tbl>
+            <w:tblPr>
+              <w:tblW w:w="0" w:type="auto"/>
+              <w:tblCellSpacing w:w="15" w:type="dxa"/>
+              <w:tblCellMar>
+                <w:top w:w="15" w:type="dxa"/>
+                <w:left w:w="15" w:type="dxa"/>
+                <w:bottom w:w="15" w:type="dxa"/>
+                <w:right w:w="15" w:type="dxa"/>
+              </w:tblCellMar>
+              <w:tblLook w:val="04A0" w:firstRow="1" w:lastRow="0" w:firstColumn="1" w:lastColumn="0" w:noHBand="0" w:noVBand="1"/>
+            </w:tblPr>
+            <w:tblGrid>
+              <w:gridCol w:w="1117"/>
+            </w:tblGrid>
+            <w:tr>
+              <w:trPr>
+                <w:tblCellSpacing w:w="15" w:type="dxa"/>
+              </w:trPr>
+              <w:tc>
+                <w:tcPr>
+                  <w:tcW w:w="0" w:type="auto"/>
+                  <w:vAlign w:val="center"/>
+                  <w:hideMark/>
+                </w:tcPr>
+                <w:p>
+                  <w:pPr>
+                    <w:spacing w:after="0" w:line="240" w:lineRule="auto"/>
+                  </w:pPr>
+                  <w:r>
+                    <w:t>2026-04-20</w:t>
+                  </w:r>
+                </w:p>
+              </w:tc>
+            </w:tr>
+          </w:tbl>
+          <w:p/>
+        </w:tc>
+      </w:tr>
+      <w:tr>
+        <w:tc>
+          <w:tcPr>
+            <w:tcW w:w="1862" w:type="dxa"/>
+          </w:tcPr>
+          <w:p/>
+        </w:tc>
+        <w:tc>
+          <w:tcPr>
+            <w:tcW w:w="1605" w:type="dxa"/>
+          </w:tcPr>
+          <w:p>
+            <w:r>
+              <w:t>Product image for seed data display</w:t>
+            </w:r>
+          </w:p>
+        </w:tc>
+        <w:tc>
+          <w:tcPr>
+            <w:tcW w:w="4012" w:type="dxa"/>
+          </w:tcPr>
+          <w:p/>
+        </w:tc>
+        <w:tc>
+          <w:tcPr>
+            <w:tcW w:w="1537" w:type="dxa"/>
+          </w:tcPr>
+          <w:tbl>
+            <w:tblPr>
+              <w:tblW w:w="0" w:type="auto"/>
+              <w:tblCellSpacing w:w="15" w:type="dxa"/>
+              <w:tblCellMar>
+                <w:top w:w="15" w:type="dxa"/>
+                <w:left w:w="15" w:type="dxa"/>
+                <w:bottom w:w="15" w:type="dxa"/>
+                <w:right w:w="15" w:type="dxa"/>
+              </w:tblCellMar>
+              <w:tblLook w:val="04A0" w:firstRow="1" w:lastRow="0" w:firstColumn="1" w:lastColumn="0" w:noHBand="0" w:noVBand="1"/>
+            </w:tblPr>
+            <w:tblGrid>
+              <w:gridCol w:w="1117"/>
+            </w:tblGrid>
+            <w:tr>
+              <w:trPr>
+                <w:tblCellSpacing w:w="15" w:type="dxa"/>
+              </w:trPr>
+              <w:tc>
+                <w:tcPr>
+                  <w:tcW w:w="0" w:type="auto"/>
+                  <w:vAlign w:val="center"/>
+                  <w:hideMark/>
+                </w:tcPr>
+                <w:p>
+                  <w:pPr>
+                    <w:spacing w:after="0" w:line="240" w:lineRule="auto"/>
+                  </w:pPr>
+                  <w:r>
+                    <w:t>2026-04-20</w:t>
+                  </w:r>
+                </w:p>
+              </w:tc>
+            </w:tr>
+          </w:tbl>
+          <w:p/>
+        </w:tc>
+      </w:tr>
+      <w:tr>
+        <w:tc>
+          <w:tcPr>
+            <w:tcW w:w="1862" w:type="dxa"/>
+          </w:tcPr>
+          <w:p/>
+        </w:tc>
+        <w:tc>
+          <w:tcPr>
+            <w:tcW w:w="1605" w:type="dxa"/>
+          </w:tcPr>
+          <w:p>
+            <w:r>
+              <w:t>Product image for seed data display</w:t>
+            </w:r>
+          </w:p>
+        </w:tc>
+        <w:tc>
+          <w:tcPr>
+            <w:tcW w:w="4012" w:type="dxa"/>
+          </w:tcPr>
+          <w:p/>
+        </w:tc>
+        <w:tc>
+          <w:tcPr>
+            <w:tcW w:w="1537" w:type="dxa"/>
+          </w:tcPr>
+          <w:tbl>
+            <w:tblPr>
+              <w:tblW w:w="0" w:type="auto"/>
+              <w:tblCellSpacing w:w="15" w:type="dxa"/>
+              <w:tblCellMar>
+                <w:top w:w="15" w:type="dxa"/>
+                <w:left w:w="15" w:type="dxa"/>
+                <w:bottom w:w="15" w:type="dxa"/>
+                <w:right w:w="15" w:type="dxa"/>
+              </w:tblCellMar>
+              <w:tblLook w:val="04A0" w:firstRow="1" w:lastRow="0" w:firstColumn="1" w:lastColumn="0" w:noHBand="0" w:noVBand="1"/>
+            </w:tblPr>
+            <w:tblGrid>
+              <w:gridCol w:w="1117"/>
+            </w:tblGrid>
+            <w:tr>
+              <w:trPr>
+                <w:tblCellSpacing w:w="15" w:type="dxa"/>
+              </w:trPr>
+              <w:tc>
+                <w:tcPr>
+                  <w:tcW w:w="0" w:type="auto"/>
+                  <w:vAlign w:val="center"/>
+                  <w:hideMark/>
+                </w:tcPr>
+                <w:p>
+                  <w:pPr>
+                    <w:spacing w:after="0" w:line="240" w:lineRule="auto"/>
+                  </w:pPr>
+                  <w:r>
+                    <w:t>2026-04-20</w:t>
+                  </w:r>
+                </w:p>
+              </w:tc>
+            </w:tr>
+          </w:tbl>
+          <w:p/>
+        </w:tc>
+      </w:tr>
+      <w:tr>
+        <w:tc>
+          <w:tcPr>
+            <w:tcW w:w="1862" w:type="dxa"/>
+          </w:tcPr>
+          <w:p/>
+        </w:tc>
+        <w:tc>
+          <w:tcPr>
+            <w:tcW w:w="1605" w:type="dxa"/>
+          </w:tcPr>
+          <w:p>
+            <w:r>
+              <w:t>Product image for seed data display</w:t>
+            </w:r>
+          </w:p>
+        </w:tc>
+        <w:tc>
+          <w:tcPr>
+            <w:tcW w:w="4012" w:type="dxa"/>
+          </w:tcPr>
+          <w:p/>
+        </w:tc>
+        <w:tc>
+          <w:tcPr>
+            <w:tcW w:w="1537" w:type="dxa"/>
+          </w:tcPr>
+          <w:tbl>
+            <w:tblPr>
+              <w:tblW w:w="0" w:type="auto"/>
+              <w:tblCellSpacing w:w="15" w:type="dxa"/>
+              <w:tblCellMar>
+                <w:top w:w="15" w:type="dxa"/>
+                <w:left w:w="15" w:type="dxa"/>
+                <w:bottom w:w="15" w:type="dxa"/>
+                <w:right w:w="15" w:type="dxa"/>
+              </w:tblCellMar>
+              <w:tblLook w:val="04A0" w:firstRow="1" w:lastRow="0" w:firstColumn="1" w:lastColumn="0" w:noHBand="0" w:noVBand="1"/>
+            </w:tblPr>
+            <w:tblGrid>
+              <w:gridCol w:w="1117"/>
+            </w:tblGrid>
+            <w:tr>
+              <w:trPr>
+                <w:tblCellSpacing w:w="15" w:type="dxa"/>
+              </w:trPr>
+              <w:tc>
+                <w:tcPr>
+                  <w:tcW w:w="0" w:type="auto"/>
+                  <w:vAlign w:val="center"/>
+                  <w:hideMark/>
+                </w:tcPr>
+                <w:p>
+                  <w:pPr>
+                    <w:spacing w:after="0" w:line="240" w:lineRule="auto"/>
+                  </w:pPr>
+                  <w:r>
+                    <w:t>2026-04-20</w:t>
+                  </w:r>
+                </w:p>
+              </w:tc>
+            </w:tr>
+          </w:tbl>
+          <w:p/>
+        </w:tc>
+      </w:tr>
+      <w:tr>
+        <w:tc>
+          <w:tcPr>
+            <w:tcW w:w="1862" w:type="dxa"/>
+          </w:tcPr>
+          <w:p/>
+        </w:tc>
+        <w:tc>
+          <w:tcPr>
+            <w:tcW w:w="1605" w:type="dxa"/>
+          </w:tcPr>
+          <w:p>
+            <w:r>
+              <w:t>Product image for seed data display</w:t>
+            </w:r>
+          </w:p>
+        </w:tc>
+        <w:tc>
+          <w:tcPr>
+            <w:tcW w:w="4012" w:type="dxa"/>
+          </w:tcPr>
+          <w:p/>
+        </w:tc>
+        <w:tc>
+          <w:tcPr>
+            <w:tcW w:w="1537" w:type="dxa"/>
+          </w:tcPr>
+          <w:tbl>
+            <w:tblPr>
+              <w:tblW w:w="0" w:type="auto"/>
+              <w:tblCellSpacing w:w="15" w:type="dxa"/>
+              <w:tblCellMar>
+                <w:top w:w="15" w:type="dxa"/>
+                <w:left w:w="15" w:type="dxa"/>
+                <w:bottom w:w="15" w:type="dxa"/>
+                <w:right w:w="15" w:type="dxa"/>
+              </w:tblCellMar>
+              <w:tblLook w:val="04A0" w:firstRow="1" w:lastRow="0" w:firstColumn="1" w:lastColumn="0" w:noHBand="0" w:noVBand="1"/>
+            </w:tblPr>
+            <w:tblGrid>
+              <w:gridCol w:w="1117"/>
+            </w:tblGrid>
+            <w:tr>
+              <w:trPr>
+                <w:tblCellSpacing w:w="15" w:type="dxa"/>
+              </w:trPr>
+              <w:tc>
+                <w:tcPr>
+                  <w:tcW w:w="0" w:type="auto"/>
+                  <w:vAlign w:val="center"/>
+                  <w:hideMark/>
+                </w:tcPr>
+                <w:p>
+                  <w:pPr>
+                    <w:spacing w:after="0" w:line="240" w:lineRule="auto"/>
+                  </w:pPr>
+                  <w:r>
+                    <w:t>2026-04-20</w:t>
+                  </w:r>
+                </w:p>
+              </w:tc>
+            </w:tr>
+          </w:tbl>
+          <w:p/>
+        </w:tc>
+      </w:tr>
+      <w:tr>
+        <w:tc>
+          <w:tcPr>
+            <w:tcW w:w="1862" w:type="dxa"/>
+          </w:tcPr>
+          <w:p/>
+        </w:tc>
+        <w:tc>
+          <w:tcPr>
+            <w:tcW w:w="1605" w:type="dxa"/>
+          </w:tcPr>
+          <w:p>
+            <w:r>
+              <w:t>Product image for seed data display</w:t>
+            </w:r>
+            <w:r>
+              <w:t xml:space="preserve"> </w:t>
+            </w:r>
+            <w:r>
+              <w:t>Product image for seed data display</w:t>
+            </w:r>
+          </w:p>
+        </w:tc>
+        <w:tc>
+          <w:tcPr>
+            <w:tcW w:w="4012" w:type="dxa"/>
+          </w:tcPr>
+          <w:p/>
+        </w:tc>
+        <w:tc>
+          <w:tcPr>
+            <w:tcW w:w="1537" w:type="dxa"/>
+          </w:tcPr>
+          <w:tbl>
+            <w:tblPr>
+              <w:tblW w:w="0" w:type="auto"/>
+              <w:tblCellSpacing w:w="15" w:type="dxa"/>
+              <w:tblCellMar>
+                <w:top w:w="15" w:type="dxa"/>
+                <w:left w:w="15" w:type="dxa"/>
+                <w:bottom w:w="15" w:type="dxa"/>
+                <w:right w:w="15" w:type="dxa"/>
+              </w:tblCellMar>
+              <w:tblLook w:val="04A0" w:firstRow="1" w:lastRow="0" w:firstColumn="1" w:lastColumn="0" w:noHBand="0" w:noVBand="1"/>
+            </w:tblPr>
+            <w:tblGrid>
+              <w:gridCol w:w="1117"/>
+            </w:tblGrid>
+            <w:tr>
+              <w:trPr>
+                <w:tblCellSpacing w:w="15" w:type="dxa"/>
+              </w:trPr>
+              <w:tc>
+                <w:tcPr>
+                  <w:tcW w:w="0" w:type="auto"/>
+                  <w:vAlign w:val="center"/>
+                  <w:hideMark/>
+                </w:tcPr>
+                <w:p>
+                  <w:pPr>
+                    <w:spacing w:after="0" w:line="240" w:lineRule="auto"/>
+                  </w:pPr>
+                  <w:r>
+                    <w:t>2026-04-20</w:t>
+                  </w:r>
+                </w:p>
+              </w:tc>
+            </w:tr>
+          </w:tbl>
+          <w:p/>
+        </w:tc>
+      </w:tr>
+      <w:tr>
+        <w:tc>
+          <w:tcPr>
+            <w:tcW w:w="1862" w:type="dxa"/>
+          </w:tcPr>
+          <w:p/>
+        </w:tc>
+        <w:tc>
+          <w:tcPr>
+            <w:tcW w:w="1605" w:type="dxa"/>
+          </w:tcPr>
+          <w:p>
+            <w:r>
+              <w:t>Product image for seed data display</w:t>
+            </w:r>
+          </w:p>
+        </w:tc>
+        <w:tc>
+          <w:tcPr>
+            <w:tcW w:w="4012" w:type="dxa"/>
+          </w:tcPr>
+          <w:p/>
+        </w:tc>
+        <w:tc>
+          <w:tcPr>
+            <w:tcW w:w="1537" w:type="dxa"/>
+          </w:tcPr>
+          <w:tbl>
+            <w:tblPr>
+              <w:tblW w:w="0" w:type="auto"/>
+              <w:tblCellSpacing w:w="15" w:type="dxa"/>
+              <w:tblCellMar>
+                <w:top w:w="15" w:type="dxa"/>
+                <w:left w:w="15" w:type="dxa"/>
+                <w:bottom w:w="15" w:type="dxa"/>
+                <w:right w:w="15" w:type="dxa"/>
+              </w:tblCellMar>
+              <w:tblLook w:val="04A0" w:firstRow="1" w:lastRow="0" w:firstColumn="1" w:lastColumn="0" w:noHBand="0" w:noVBand="1"/>
+            </w:tblPr>
+            <w:tblGrid>
+              <w:gridCol w:w="1117"/>
+            </w:tblGrid>
+            <w:tr>
+              <w:trPr>
+                <w:tblCellSpacing w:w="15" w:type="dxa"/>
+              </w:trPr>
+              <w:tc>
+                <w:tcPr>
+                  <w:tcW w:w="0" w:type="auto"/>
+                  <w:vAlign w:val="center"/>
+                  <w:hideMark/>
+                </w:tcPr>
+                <w:p>
+                  <w:pPr>
+                    <w:spacing w:after="0" w:line="240" w:lineRule="auto"/>
+                  </w:pPr>
+                  <w:r>
+                    <w:t>2026-04-20</w:t>
+                  </w:r>
+                </w:p>
+              </w:tc>
+            </w:tr>
+          </w:tbl>
+          <w:p/>
+        </w:tc>
+      </w:tr>
+      <w:tr>
+        <w:tc>
+          <w:tcPr>
+            <w:tcW w:w="1862" w:type="dxa"/>
+          </w:tcPr>
+          <w:p/>
+        </w:tc>
+        <w:tc>
+          <w:tcPr>
+            <w:tcW w:w="1605" w:type="dxa"/>
+          </w:tcPr>
+          <w:p>
+            <w:r>
+              <w:t>Product image for seed data display</w:t>
+            </w:r>
+            <w:r>
+              <w:t xml:space="preserve"> </w:t>
+            </w:r>
+            <w:r>
+              <w:t>Product image for seed data display</w:t>
+            </w:r>
+          </w:p>
+        </w:tc>
+        <w:tc>
+          <w:tcPr>
+            <w:tcW w:w="4012" w:type="dxa"/>
+          </w:tcPr>
+          <w:p/>
+        </w:tc>
+        <w:tc>
+          <w:tcPr>
+            <w:tcW w:w="1537" w:type="dxa"/>
+          </w:tcPr>
+          <w:tbl>
+            <w:tblPr>
+              <w:tblW w:w="0" w:type="auto"/>
+              <w:tblCellSpacing w:w="15" w:type="dxa"/>
+              <w:tblCellMar>
+                <w:top w:w="15" w:type="dxa"/>
+                <w:left w:w="15" w:type="dxa"/>
+                <w:bottom w:w="15" w:type="dxa"/>
+                <w:right w:w="15" w:type="dxa"/>
+              </w:tblCellMar>
+              <w:tblLook w:val="04A0" w:firstRow="1" w:lastRow="0" w:firstColumn="1" w:lastColumn="0" w:noHBand="0" w:noVBand="1"/>
+            </w:tblPr>
+            <w:tblGrid>
+              <w:gridCol w:w="1117"/>
+            </w:tblGrid>
+            <w:tr>
+              <w:trPr>
+                <w:tblCellSpacing w:w="15" w:type="dxa"/>
+              </w:trPr>
+              <w:tc>
+                <w:tcPr>
+                  <w:tcW w:w="0" w:type="auto"/>
+                  <w:vAlign w:val="center"/>
+                  <w:hideMark/>
+                </w:tcPr>
+                <w:p>
+                  <w:pPr>
+                    <w:spacing w:after="0" w:line="240" w:lineRule="auto"/>
+                  </w:pPr>
+                  <w:r>
+                    <w:t>2026-04-20</w:t>
+                  </w:r>
+                </w:p>
+              </w:tc>
+            </w:tr>
+          </w:tbl>
+          <w:p/>
+        </w:tc>
+      </w:tr>
+      <w:tr>
+        <w:tc>
+          <w:tcPr>
+            <w:tcW w:w="1862" w:type="dxa"/>
+          </w:tcPr>
+          <w:p/>
+        </w:tc>
+        <w:tc>
+          <w:tcPr>
+            <w:tcW w:w="1605" w:type="dxa"/>
+          </w:tcPr>
+          <w:p>
+            <w:r>
+              <w:t>Product image for seed data display</w:t>
+            </w:r>
+          </w:p>
+        </w:tc>
+        <w:tc>
+          <w:tcPr>
+            <w:tcW w:w="4012" w:type="dxa"/>
+          </w:tcPr>
+          <w:p/>
+        </w:tc>
+        <w:tc>
+          <w:tcPr>
+            <w:tcW w:w="1537" w:type="dxa"/>
+          </w:tcPr>
+          <w:tbl>
+            <w:tblPr>
+              <w:tblW w:w="0" w:type="auto"/>
+              <w:tblCellSpacing w:w="15" w:type="dxa"/>
+              <w:tblCellMar>
+                <w:top w:w="15" w:type="dxa"/>
+                <w:left w:w="15" w:type="dxa"/>
+                <w:bottom w:w="15" w:type="dxa"/>
+                <w:right w:w="15" w:type="dxa"/>
+              </w:tblCellMar>
+              <w:tblLook w:val="04A0" w:firstRow="1" w:lastRow="0" w:firstColumn="1" w:lastColumn="0" w:noHBand="0" w:noVBand="1"/>
+            </w:tblPr>
+            <w:tblGrid>
+              <w:gridCol w:w="1117"/>
+            </w:tblGrid>
+            <w:tr>
+              <w:trPr>
+                <w:tblCellSpacing w:w="15" w:type="dxa"/>
+              </w:trPr>
+              <w:tc>
+                <w:tcPr>
+                  <w:tcW w:w="0" w:type="auto"/>
+                  <w:vAlign w:val="center"/>
+                  <w:hideMark/>
+                </w:tcPr>
+                <w:p>
+                  <w:pPr>
+                    <w:spacing w:after="0" w:line="240" w:lineRule="auto"/>
+                  </w:pPr>
+                  <w:r>
+                    <w:t>2026-04-20</w:t>
+                  </w:r>
+                </w:p>
+              </w:tc>
+            </w:tr>
+          </w:tbl>
+          <w:p/>
+        </w:tc>
+      </w:tr>
+      <w:tr>
+        <w:tc>
+          <w:tcPr>
+            <w:tcW w:w="1862" w:type="dxa"/>
+          </w:tcPr>
+          <w:p/>
+        </w:tc>
+        <w:tc>
+          <w:tcPr>
+            <w:tcW w:w="1605" w:type="dxa"/>
+          </w:tcPr>
+          <w:p>
+            <w:r>
+              <w:t>Product image for seed data display</w:t>
+            </w:r>
+          </w:p>
+        </w:tc>
+        <w:tc>
+          <w:tcPr>
+            <w:tcW w:w="4012" w:type="dxa"/>
+          </w:tcPr>
+          <w:p/>
+        </w:tc>
+        <w:tc>
+          <w:tcPr>
+            <w:tcW w:w="1537" w:type="dxa"/>
+          </w:tcPr>
+          <w:tbl>
+            <w:tblPr>
+              <w:tblW w:w="0" w:type="auto"/>
+              <w:tblCellSpacing w:w="15" w:type="dxa"/>
+              <w:tblCellMar>
+                <w:top w:w="15" w:type="dxa"/>
+                <w:left w:w="15" w:type="dxa"/>
+                <w:bottom w:w="15" w:type="dxa"/>
+                <w:right w:w="15" w:type="dxa"/>
+              </w:tblCellMar>
+              <w:tblLook w:val="04A0" w:firstRow="1" w:lastRow="0" w:firstColumn="1" w:lastColumn="0" w:noHBand="0" w:noVBand="1"/>
+            </w:tblPr>
+            <w:tblGrid>
+              <w:gridCol w:w="1117"/>
+            </w:tblGrid>
+            <w:tr>
+              <w:trPr>
+                <w:tblCellSpacing w:w="15" w:type="dxa"/>
+              </w:trPr>
+              <w:tc>
+                <w:tcPr>
+                  <w:tcW w:w="0" w:type="auto"/>
+                  <w:vAlign w:val="center"/>
+                  <w:hideMark/>
+                </w:tcPr>
+                <w:p>
+                  <w:pPr>
+                    <w:spacing w:after="0" w:line="240" w:lineRule="auto"/>
+                  </w:pPr>
+                  <w:r>
+                    <w:t>2026-04-20</w:t>
+                  </w:r>
+                </w:p>
+              </w:tc>
+            </w:tr>
+          </w:tbl>
+          <w:p/>
+        </w:tc>
+      </w:tr>
+      <w:tr>
+        <w:tc>
+          <w:tcPr>
+            <w:tcW w:w="1862" w:type="dxa"/>
+          </w:tcPr>
+          <w:p/>
+        </w:tc>
+        <w:tc>
+          <w:tcPr>
+            <w:tcW w:w="1605" w:type="dxa"/>
+          </w:tcPr>
+          <w:p>
+            <w:r>
+              <w:t>Product image for seed data display</w:t>
+            </w:r>
+            <w:r>
+              <w:t xml:space="preserve"> </w:t>
+            </w:r>
+            <w:r>
+              <w:t>Product image for seed data display</w:t>
+            </w:r>
+          </w:p>
+        </w:tc>
+        <w:tc>
+          <w:tcPr>
+            <w:tcW w:w="4012" w:type="dxa"/>
+          </w:tcPr>
+          <w:p/>
+        </w:tc>
+        <w:tc>
+          <w:tcPr>
+            <w:tcW w:w="1537" w:type="dxa"/>
+          </w:tcPr>
+          <w:tbl>
+            <w:tblPr>
+              <w:tblW w:w="0" w:type="auto"/>
+              <w:tblCellSpacing w:w="15" w:type="dxa"/>
+              <w:tblCellMar>
+                <w:top w:w="15" w:type="dxa"/>
+                <w:left w:w="15" w:type="dxa"/>
+                <w:bottom w:w="15" w:type="dxa"/>
+                <w:right w:w="15" w:type="dxa"/>
+              </w:tblCellMar>
+              <w:tblLook w:val="04A0" w:firstRow="1" w:lastRow="0" w:firstColumn="1" w:lastColumn="0" w:noHBand="0" w:noVBand="1"/>
+            </w:tblPr>
+            <w:tblGrid>
+              <w:gridCol w:w="1117"/>
+            </w:tblGrid>
+            <w:tr>
+              <w:trPr>
+                <w:tblCellSpacing w:w="15" w:type="dxa"/>
+              </w:trPr>
+              <w:tc>
+                <w:tcPr>
+                  <w:tcW w:w="0" w:type="auto"/>
+                  <w:vAlign w:val="center"/>
+                  <w:hideMark/>
+                </w:tcPr>
+                <w:p>
+                  <w:pPr>
+                    <w:spacing w:after="0" w:line="240" w:lineRule="auto"/>
+                  </w:pPr>
+                  <w:r>
+                    <w:t>2026-04-20</w:t>
+                  </w:r>
+                </w:p>
+              </w:tc>
+            </w:tr>
+          </w:tbl>
+          <w:p/>
+        </w:tc>
+      </w:tr>
+      <w:tr>
+        <w:tc>
+          <w:tcPr>
+            <w:tcW w:w="1862" w:type="dxa"/>
+          </w:tcPr>
+          <w:p/>
+        </w:tc>
+        <w:tc>
+          <w:tcPr>
+            <w:tcW w:w="1605" w:type="dxa"/>
+          </w:tcPr>
+          <w:p>
+            <w:r>
+              <w:t>Product image for seed data display</w:t>
+            </w:r>
+            <w:r>
+              <w:t xml:space="preserve"> </w:t>
+            </w:r>
+            <w:r>
+              <w:t>Product image for seed data display</w:t>
+            </w:r>
+          </w:p>
+        </w:tc>
+        <w:tc>
+          <w:tcPr>
+            <w:tcW w:w="4012" w:type="dxa"/>
+          </w:tcPr>
+          <w:p/>
+        </w:tc>
+        <w:tc>
+          <w:tcPr>
+            <w:tcW w:w="1537" w:type="dxa"/>
+          </w:tcPr>
+          <w:tbl>
+            <w:tblPr>
+              <w:tblW w:w="0" w:type="auto"/>
+              <w:tblCellSpacing w:w="15" w:type="dxa"/>
+              <w:tblCellMar>
+                <w:top w:w="15" w:type="dxa"/>
+                <w:left w:w="15" w:type="dxa"/>
+                <w:bottom w:w="15" w:type="dxa"/>
+                <w:right w:w="15" w:type="dxa"/>
+              </w:tblCellMar>
+              <w:tblLook w:val="04A0" w:firstRow="1" w:lastRow="0" w:firstColumn="1" w:lastColumn="0" w:noHBand="0" w:noVBand="1"/>
+            </w:tblPr>
+            <w:tblGrid>
+              <w:gridCol w:w="1117"/>
+            </w:tblGrid>
+            <w:tr>
+              <w:trPr>
+                <w:tblCellSpacing w:w="15" w:type="dxa"/>
+              </w:trPr>
+              <w:tc>
+                <w:tcPr>
+                  <w:tcW w:w="0" w:type="auto"/>
+                  <w:vAlign w:val="center"/>
+                  <w:hideMark/>
+                </w:tcPr>
+                <w:p>
+                  <w:pPr>
+                    <w:spacing w:after="0" w:line="240" w:lineRule="auto"/>
+                  </w:pPr>
+                  <w:r>
+                    <w:t>2026-04-20</w:t>
+                  </w:r>
+                </w:p>
+              </w:tc>
+            </w:tr>
+          </w:tbl>
+          <w:p/>
+        </w:tc>
+      </w:tr>
+      <w:tr>
+        <w:tc>
+          <w:tcPr>
+            <w:tcW w:w="1862" w:type="dxa"/>
+          </w:tcPr>
+          <w:p/>
+        </w:tc>
+        <w:tc>
+          <w:tcPr>
+            <w:tcW w:w="1605" w:type="dxa"/>
+          </w:tcPr>
+          <w:p>
+            <w:r>
+              <w:t>Product image for seed data display</w:t>
+            </w:r>
+          </w:p>
+        </w:tc>
+        <w:tc>
+          <w:tcPr>
+            <w:tcW w:w="4012" w:type="dxa"/>
+          </w:tcPr>
+          <w:p/>
+        </w:tc>
+        <w:tc>
+          <w:tcPr>
+            <w:tcW w:w="1537" w:type="dxa"/>
+          </w:tcPr>
+          <w:tbl>
+            <w:tblPr>
+              <w:tblW w:w="0" w:type="auto"/>
+              <w:tblCellSpacing w:w="15" w:type="dxa"/>
+              <w:tblCellMar>
+                <w:top w:w="15" w:type="dxa"/>
+                <w:left w:w="15" w:type="dxa"/>
+                <w:bottom w:w="15" w:type="dxa"/>
+                <w:right w:w="15" w:type="dxa"/>
+              </w:tblCellMar>
+              <w:tblLook w:val="04A0" w:firstRow="1" w:lastRow="0" w:firstColumn="1" w:lastColumn="0" w:noHBand="0" w:noVBand="1"/>
+            </w:tblPr>
+            <w:tblGrid>
+              <w:gridCol w:w="1117"/>
+            </w:tblGrid>
+            <w:tr>
+              <w:trPr>
+                <w:tblCellSpacing w:w="15" w:type="dxa"/>
+              </w:trPr>
+              <w:tc>
+                <w:tcPr>
+                  <w:tcW w:w="0" w:type="auto"/>
+                  <w:vAlign w:val="center"/>
+                  <w:hideMark/>
+                </w:tcPr>
+                <w:p>
+                  <w:pPr>
+                    <w:spacing w:after="0" w:line="240" w:lineRule="auto"/>
+                  </w:pPr>
+                  <w:r>
+                    <w:t>2026-04-20</w:t>
+                  </w:r>
+                </w:p>
+              </w:tc>
+            </w:tr>
+          </w:tbl>
+          <w:p/>
         </w:tc>
       </w:tr>
     </w:tbl>
@@ -264,7 +1640,7 @@
 </file>
 
 <file path=word/styles.xml><?xml version="1.0" encoding="utf-8"?>
-<w:styles xmlns:mc="http://schemas.openxmlformats.org/markup-compatibility/2006" xmlns:r="http://schemas.openxmlformats.org/officeDocument/2006/relationships" xmlns:w="http://schemas.openxmlformats.org/wordprocessingml/2006/main" xmlns:w14="http://schemas.microsoft.com/office/word/2010/wordml" xmlns:w15="http://schemas.microsoft.com/office/word/2012/wordml" xmlns:w16cex="http://schemas.microsoft.com/office/word/2018/wordml/cex" xmlns:w16cid="http://schemas.microsoft.com/office/word/2016/wordml/cid" xmlns:w16="http://schemas.microsoft.com/office/word/2018/wordml" xmlns:w16sdtdh="http://schemas.microsoft.com/office/word/2020/wordml/sdtdatahash" xmlns:w16se="http://schemas.microsoft.com/office/word/2015/wordml/symex" mc:Ignorable="w14 w15 w16se w16cid w16 w16cex w16sdtdh">
+<w:styles xmlns:mc="http://schemas.openxmlformats.org/markup-compatibility/2006" xmlns:r="http://schemas.openxmlformats.org/officeDocument/2006/relationships" xmlns:w="http://schemas.openxmlformats.org/wordprocessingml/2006/main" xmlns:w14="http://schemas.microsoft.com/office/word/2010/wordml" xmlns:w15="http://schemas.microsoft.com/office/word/2012/wordml" xmlns:w16cex="http://schemas.microsoft.com/office/word/2018/wordml/cex" xmlns:w16cid="http://schemas.microsoft.com/office/word/2016/wordml/cid" xmlns:w16="http://schemas.microsoft.com/office/word/2018/wordml" xmlns:w16du="http://schemas.microsoft.com/office/word/2023/wordml/word16du" xmlns:w16sdtdh="http://schemas.microsoft.com/office/word/2020/wordml/sdtdatahash" xmlns:w16sdtfl="http://schemas.microsoft.com/office/word/2024/wordml/sdtformatlock" xmlns:w16se="http://schemas.microsoft.com/office/word/2015/wordml/symex" mc:Ignorable="w14 w15 w16se w16cid w16 w16cex w16sdtdh w16sdtfl w16du">
   <w:docDefaults>
     <w:rPrDefault>
       <w:rPr>
@@ -665,7 +2041,6 @@
   <w:style w:type="character" w:default="1" w:styleId="DefaultParagraphFont">
     <w:name w:val="Default Paragraph Font"/>
     <w:uiPriority w:val="1"/>
-    <w:semiHidden/>
     <w:unhideWhenUsed/>
   </w:style>
   <w:style w:type="table" w:default="1" w:styleId="TableNormal">
@@ -707,6 +2082,29 @@
         <w:insideV w:val="single" w:sz="4" w:space="0" w:color="auto"/>
       </w:tblBorders>
     </w:tblPr>
+  </w:style>
+  <w:style w:type="character" w:styleId="Hyperlink">
+    <w:name w:val="Hyperlink"/>
+    <w:basedOn w:val="DefaultParagraphFont"/>
+    <w:uiPriority w:val="99"/>
+    <w:unhideWhenUsed/>
+    <w:rsid w:val="00E95F01"/>
+    <w:rPr>
+      <w:color w:val="0000FF"/>
+      <w:u w:val="single"/>
+    </w:rPr>
+  </w:style>
+  <w:style w:type="character" w:styleId="UnresolvedMention">
+    <w:name w:val="Unresolved Mention"/>
+    <w:basedOn w:val="DefaultParagraphFont"/>
+    <w:uiPriority w:val="99"/>
+    <w:semiHidden/>
+    <w:unhideWhenUsed/>
+    <w:rsid w:val="00E95F01"/>
+    <w:rPr>
+      <w:color w:val="605E5C"/>
+      <w:shd w:val="clear" w:color="auto" w:fill="E1DFDD"/>
+    </w:rPr>
   </w:style>
 </w:styles>
 </file>
@@ -1007,6 +2405,23 @@
 </file>
 
 <file path=customXml/item1.xml><?xml version="1.0" encoding="utf-8"?>
+<?mso-contentType ?>
+<FormTemplates xmlns="http://schemas.microsoft.com/sharepoint/v3/contenttype/forms">
+  <Display>DocumentLibraryForm</Display>
+  <Edit>DocumentLibraryForm</Edit>
+  <New>DocumentLibraryForm</New>
+</FormTemplates>
+</file>
+
+<file path=customXml/item2.xml><?xml version="1.0" encoding="utf-8"?>
+<p:properties xmlns:p="http://schemas.microsoft.com/office/2006/metadata/properties" xmlns:xsi="http://www.w3.org/2001/XMLSchema-instance" xmlns:pc="http://schemas.microsoft.com/office/infopath/2007/PartnerControls">
+  <documentManagement>
+    <_activity xmlns="0399ea55-a39e-4834-8b03-d5f211c695e6" xsi:nil="true"/>
+  </documentManagement>
+</p:properties>
+</file>
+
+<file path=customXml/item3.xml><?xml version="1.0" encoding="utf-8"?>
 <ct:contentTypeSchema xmlns:ct="http://schemas.microsoft.com/office/2006/metadata/contentType" xmlns:ma="http://schemas.microsoft.com/office/2006/metadata/properties/metaAttributes" ct:_="" ma:_="" ma:contentTypeName="Document" ma:contentTypeID="0x010100EADD39FE071D564795067ADFDB96A36A" ma:contentTypeVersion="12" ma:contentTypeDescription="Create a new document." ma:contentTypeScope="" ma:versionID="601d1b4d945d0c9a55291ad80f61d22b">
   <xsd:schema xmlns:xsd="http://www.w3.org/2001/XMLSchema" xmlns:xs="http://www.w3.org/2001/XMLSchema" xmlns:p="http://schemas.microsoft.com/office/2006/metadata/properties" xmlns:ns3="0399ea55-a39e-4834-8b03-d5f211c695e6" xmlns:ns4="e0aebca0-090b-4af8-98ba-5797179d3e9a" targetNamespace="http://schemas.microsoft.com/office/2006/metadata/properties" ma:root="true" ma:fieldsID="0c887386b52159122614a3b5111147d5" ns3:_="" ns4:_="">
     <xsd:import namespace="0399ea55-a39e-4834-8b03-d5f211c695e6"/>
@@ -1223,24 +2638,25 @@
 </ct:contentTypeSchema>
 </file>
 
-<file path=customXml/item2.xml><?xml version="1.0" encoding="utf-8"?>
-<p:properties xmlns:p="http://schemas.microsoft.com/office/2006/metadata/properties" xmlns:xsi="http://www.w3.org/2001/XMLSchema-instance" xmlns:pc="http://schemas.microsoft.com/office/infopath/2007/PartnerControls">
-  <documentManagement>
-    <_activity xmlns="0399ea55-a39e-4834-8b03-d5f211c695e6" xsi:nil="true"/>
-  </documentManagement>
-</p:properties>
+<file path=customXml/itemProps1.xml><?xml version="1.0" encoding="utf-8"?>
+<ds:datastoreItem xmlns:ds="http://schemas.openxmlformats.org/officeDocument/2006/customXml" ds:itemID="{3441B2CD-F419-4D65-A176-7B50779636CA}">
+  <ds:schemaRefs>
+    <ds:schemaRef ds:uri="http://schemas.microsoft.com/sharepoint/v3/contenttype/forms"/>
+  </ds:schemaRefs>
+</ds:datastoreItem>
 </file>
 
-<file path=customXml/item3.xml><?xml version="1.0" encoding="utf-8"?>
-<?mso-contentType ?>
-<FormTemplates xmlns="http://schemas.microsoft.com/sharepoint/v3/contenttype/forms">
-  <Display>DocumentLibraryForm</Display>
-  <Edit>DocumentLibraryForm</Edit>
-  <New>DocumentLibraryForm</New>
-</FormTemplates>
+<file path=customXml/itemProps2.xml><?xml version="1.0" encoding="utf-8"?>
+<ds:datastoreItem xmlns:ds="http://schemas.openxmlformats.org/officeDocument/2006/customXml" ds:itemID="{AE2A3185-8767-4878-A81A-1057B66FE33B}">
+  <ds:schemaRefs>
+    <ds:schemaRef ds:uri="http://schemas.microsoft.com/office/2006/metadata/properties"/>
+    <ds:schemaRef ds:uri="http://schemas.microsoft.com/office/infopath/2007/PartnerControls"/>
+    <ds:schemaRef ds:uri="0399ea55-a39e-4834-8b03-d5f211c695e6"/>
+  </ds:schemaRefs>
+</ds:datastoreItem>
 </file>
 
-<file path=customXml/itemProps1.xml><?xml version="1.0" encoding="utf-8"?>
+<file path=customXml/itemProps3.xml><?xml version="1.0" encoding="utf-8"?>
 <ds:datastoreItem xmlns:ds="http://schemas.openxmlformats.org/officeDocument/2006/customXml" ds:itemID="{0A7DAF46-8D23-4A90-AFCB-8194C757CEAB}">
   <ds:schemaRefs>
     <ds:schemaRef ds:uri="http://schemas.microsoft.com/office/2006/metadata/contentType"/>
@@ -1257,22 +2673,4 @@
     <ds:schemaRef ds:uri="http://schemas.microsoft.com/internal/obd"/>
   </ds:schemaRefs>
 </ds:datastoreItem>
-</file>
-
-<file path=customXml/itemProps2.xml><?xml version="1.0" encoding="utf-8"?>
-<ds:datastoreItem xmlns:ds="http://schemas.openxmlformats.org/officeDocument/2006/customXml" ds:itemID="{AE2A3185-8767-4878-A81A-1057B66FE33B}">
-  <ds:schemaRefs>
-    <ds:schemaRef ds:uri="http://schemas.microsoft.com/office/2006/metadata/properties"/>
-    <ds:schemaRef ds:uri="http://schemas.microsoft.com/office/infopath/2007/PartnerControls"/>
-    <ds:schemaRef ds:uri="0399ea55-a39e-4834-8b03-d5f211c695e6"/>
-  </ds:schemaRefs>
-</ds:datastoreItem>
-</file>
-
-<file path=customXml/itemProps3.xml><?xml version="1.0" encoding="utf-8"?>
-<ds:datastoreItem xmlns:ds="http://schemas.openxmlformats.org/officeDocument/2006/customXml" ds:itemID="{3441B2CD-F419-4D65-A176-7B50779636CA}">
-  <ds:schemaRefs>
-    <ds:schemaRef ds:uri="http://schemas.microsoft.com/sharepoint/v3/contenttype/forms"/>
-  </ds:schemaRefs>
-</ds:datastoreItem>
 </file>
--- a/Asset Log.docx
+++ b/Asset Log.docx
@@ -1,10 +1,11 @@
 
 <file path=word/document.xml><?xml version="1.0" encoding="utf-8"?>
-<w:document xmlns:wpc="http://schemas.microsoft.com/office/word/2010/wordprocessingCanvas" xmlns:cx="http://schemas.microsoft.com/office/drawing/2014/chartex" xmlns:cx1="http://schemas.microsoft.com/office/drawing/2015/9/8/chartex" xmlns:cx2="http://schemas.microsoft.com/office/drawing/2015/10/21/chartex" xmlns:cx3="http://schemas.microsoft.com/office/drawing/2016/5/9/chartex" xmlns:cx4="http://schemas.microsoft.com/office/drawing/2016/5/10/chartex" xmlns:cx5="http://schemas.microsoft.com/office/drawing/2016/5/11/chartex" xmlns:cx6="http://schemas.microsoft.com/office/drawing/2016/5/12/chartex" xmlns:cx7="http://schemas.microsoft.com/office/drawing/2016/5/13/chartex" xmlns:cx8="http://schemas.microsoft.com/office/drawing/2016/5/14/chartex" xmlns:mc="http://schemas.openxmlformats.org/markup-compatibility/2006" xmlns:aink="http://schemas.microsoft.com/office/drawing/2016/ink" xmlns:am3d="http://schemas.microsoft.com/office/drawing/2017/model3d" xmlns:o="urn:schemas-microsoft-com:office:office" xmlns:oel="http://schemas.microsoft.com/office/2019/extlst" xmlns:r="http://schemas.openxmlformats.org/officeDocument/2006/relationships" xmlns:m="http://schemas.openxmlformats.org/officeDocument/2006/math" xmlns:v="urn:schemas-microsoft-com:vml" xmlns:wp14="http://schemas.microsoft.com/office/word/2010/wordprocessingDrawing" xmlns:wp="http://schemas.openxmlformats.org/drawingml/2006/wordprocessingDrawing" xmlns:w10="urn:schemas-microsoft-com:office:word" xmlns:w="http://schemas.openxmlformats.org/wordprocessingml/2006/main" xmlns:w14="http://schemas.microsoft.com/office/word/2010/wordml" xmlns:w15="http://schemas.microsoft.com/office/word/2012/wordml" xmlns:w16cex="http://schemas.microsoft.com/office/word/2018/wordml/cex" xmlns:w16cid="http://schemas.microsoft.com/office/word/2016/wordml/cid" xmlns:w16="http://schemas.microsoft.com/office/word/2018/wordml" xmlns:w16du="http://schemas.microsoft.com/office/word/2023/wordml/word16du" xmlns:w16sdtdh="http://schemas.microsoft.com/office/word/2020/wordml/sdtdatahash" xmlns:w16sdtfl="http://schemas.microsoft.com/office/word/2024/wordml/sdtformatlock" xmlns:w16se="http://schemas.microsoft.com/office/word/2015/wordml/symex" xmlns:wpg="http://schemas.microsoft.com/office/word/2010/wordprocessingGroup" xmlns:wpi="http://schemas.microsoft.com/office/word/2010/wordprocessingInk" xmlns:wne="http://schemas.microsoft.com/office/word/2006/wordml" xmlns:wps="http://schemas.microsoft.com/office/word/2010/wordprocessingShape" mc:Ignorable="w14 w15 w16se w16cid w16 w16cex w16sdtdh w16sdtfl w16du wp14">
+<w:document xmlns:wpc="http://schemas.microsoft.com/office/word/2010/wordprocessingCanvas" xmlns:cx="http://schemas.microsoft.com/office/drawing/2014/chartex" xmlns:cx1="http://schemas.microsoft.com/office/drawing/2015/9/8/chartex" xmlns:cx2="http://schemas.microsoft.com/office/drawing/2015/10/21/chartex" xmlns:cx3="http://schemas.microsoft.com/office/drawing/2016/5/9/chartex" xmlns:cx4="http://schemas.microsoft.com/office/drawing/2016/5/10/chartex" xmlns:cx5="http://schemas.microsoft.com/office/drawing/2016/5/11/chartex" xmlns:cx6="http://schemas.microsoft.com/office/drawing/2016/5/12/chartex" xmlns:cx7="http://schemas.microsoft.com/office/drawing/2016/5/13/chartex" xmlns:cx8="http://schemas.microsoft.com/office/drawing/2016/5/14/chartex" xmlns:mc="http://schemas.openxmlformats.org/markup-compatibility/2006" xmlns:aink="http://schemas.microsoft.com/office/drawing/2016/ink" xmlns:am3d="http://schemas.microsoft.com/office/drawing/2017/model3d" xmlns:o="urn:schemas-microsoft-com:office:office" xmlns:r="http://schemas.openxmlformats.org/officeDocument/2006/relationships" xmlns:m="http://schemas.openxmlformats.org/officeDocument/2006/math" xmlns:v="urn:schemas-microsoft-com:vml" xmlns:wp14="http://schemas.microsoft.com/office/word/2010/wordprocessingDrawing" xmlns:wp="http://schemas.openxmlformats.org/drawingml/2006/wordprocessingDrawing" xmlns:w10="urn:schemas-microsoft-com:office:word" xmlns:w="http://schemas.openxmlformats.org/wordprocessingml/2006/main" xmlns:w14="http://schemas.microsoft.com/office/word/2010/wordml" xmlns:w15="http://schemas.microsoft.com/office/word/2012/wordml" xmlns:w16cex="http://schemas.microsoft.com/office/word/2018/wordml/cex" xmlns:w16cid="http://schemas.microsoft.com/office/word/2016/wordml/cid" xmlns:w16="http://schemas.microsoft.com/office/word/2018/wordml" xmlns:w16sdtdh="http://schemas.microsoft.com/office/word/2020/wordml/sdtdatahash" xmlns:w16se="http://schemas.microsoft.com/office/word/2015/wordml/symex" xmlns:wpg="http://schemas.microsoft.com/office/word/2010/wordprocessingGroup" xmlns:wpi="http://schemas.microsoft.com/office/word/2010/wordprocessingInk" xmlns:wne="http://schemas.microsoft.com/office/word/2006/wordml" xmlns:wps="http://schemas.microsoft.com/office/word/2010/wordprocessingShape" mc:Ignorable="w14 w15 w16se w16cid w16 w16cex w16sdtdh wp14">
   <w:body>
     <w:p>
       <w:pPr>
         <w:rPr>
+          <w:rFonts w:ascii="Times New Roman" w:hAnsi="Times New Roman" w:cs="Times New Roman"/>
           <w:b/>
           <w:bCs/>
           <w:sz w:val="32"/>
@@ -13,6 +14,7 @@
       </w:pPr>
       <w:r>
         <w:rPr>
+          <w:rFonts w:ascii="Times New Roman" w:hAnsi="Times New Roman" w:cs="Times New Roman"/>
           <w:b/>
           <w:bCs/>
           <w:sz w:val="32"/>
@@ -21,7 +23,13 @@
         <w:t>Asset Log</w:t>
       </w:r>
     </w:p>
-    <w:p/>
+    <w:p>
+      <w:pPr>
+        <w:rPr>
+          <w:rFonts w:ascii="Times New Roman" w:hAnsi="Times New Roman" w:cs="Times New Roman"/>
+        </w:rPr>
+      </w:pPr>
+    </w:p>
     <w:tbl>
       <w:tblPr>
         <w:tblStyle w:val="TableGrid"/>
@@ -29,10 +37,10 @@
         <w:tblLook w:val="04A0" w:firstRow="1" w:lastRow="0" w:firstColumn="1" w:lastColumn="0" w:noHBand="0" w:noVBand="1"/>
       </w:tblPr>
       <w:tblGrid>
-        <w:gridCol w:w="1862"/>
-        <w:gridCol w:w="1605"/>
-        <w:gridCol w:w="4012"/>
-        <w:gridCol w:w="1537"/>
+        <w:gridCol w:w="1138"/>
+        <w:gridCol w:w="969"/>
+        <w:gridCol w:w="5904"/>
+        <w:gridCol w:w="1005"/>
       </w:tblGrid>
       <w:tr>
         <w:tc>
@@ -40,7 +48,15 @@
             <w:tcW w:w="1862" w:type="dxa"/>
           </w:tcPr>
           <w:p>
-            <w:r>
+            <w:pPr>
+              <w:rPr>
+                <w:rFonts w:ascii="Times New Roman" w:hAnsi="Times New Roman" w:cs="Times New Roman"/>
+              </w:rPr>
+            </w:pPr>
+            <w:r>
+              <w:rPr>
+                <w:rFonts w:ascii="Times New Roman" w:hAnsi="Times New Roman" w:cs="Times New Roman"/>
+              </w:rPr>
               <w:t>Asset Name</w:t>
             </w:r>
           </w:p>
@@ -50,7 +66,15 @@
             <w:tcW w:w="1605" w:type="dxa"/>
           </w:tcPr>
           <w:p>
-            <w:r>
+            <w:pPr>
+              <w:rPr>
+                <w:rFonts w:ascii="Times New Roman" w:hAnsi="Times New Roman" w:cs="Times New Roman"/>
+              </w:rPr>
+            </w:pPr>
+            <w:r>
+              <w:rPr>
+                <w:rFonts w:ascii="Times New Roman" w:hAnsi="Times New Roman" w:cs="Times New Roman"/>
+              </w:rPr>
               <w:t>Purpose of the Asset</w:t>
             </w:r>
           </w:p>
@@ -60,7 +84,15 @@
             <w:tcW w:w="4012" w:type="dxa"/>
           </w:tcPr>
           <w:p>
-            <w:r>
+            <w:pPr>
+              <w:rPr>
+                <w:rFonts w:ascii="Times New Roman" w:hAnsi="Times New Roman" w:cs="Times New Roman"/>
+              </w:rPr>
+            </w:pPr>
+            <w:r>
+              <w:rPr>
+                <w:rFonts w:ascii="Times New Roman" w:hAnsi="Times New Roman" w:cs="Times New Roman"/>
+              </w:rPr>
               <w:t>Link</w:t>
             </w:r>
           </w:p>
@@ -70,7 +102,15 @@
             <w:tcW w:w="1537" w:type="dxa"/>
           </w:tcPr>
           <w:p>
-            <w:r>
+            <w:pPr>
+              <w:rPr>
+                <w:rFonts w:ascii="Times New Roman" w:hAnsi="Times New Roman" w:cs="Times New Roman"/>
+              </w:rPr>
+            </w:pPr>
+            <w:r>
+              <w:rPr>
+                <w:rFonts w:ascii="Times New Roman" w:hAnsi="Times New Roman" w:cs="Times New Roman"/>
+              </w:rPr>
               <w:t>Date Retrieved</w:t>
             </w:r>
           </w:p>
@@ -94,7 +134,7 @@
               <w:tblLook w:val="04A0" w:firstRow="1" w:lastRow="0" w:firstColumn="1" w:lastColumn="0" w:noHBand="0" w:noVBand="1"/>
             </w:tblPr>
             <w:tblGrid>
-              <w:gridCol w:w="480"/>
+              <w:gridCol w:w="518"/>
             </w:tblGrid>
             <w:tr>
               <w:trPr>
@@ -109,8 +149,14 @@
                 <w:p>
                   <w:pPr>
                     <w:spacing w:after="0" w:line="240" w:lineRule="auto"/>
+                    <w:rPr>
+                      <w:rFonts w:ascii="Times New Roman" w:hAnsi="Times New Roman" w:cs="Times New Roman"/>
+                    </w:rPr>
                   </w:pPr>
                   <w:r>
+                    <w:rPr>
+                      <w:rFonts w:ascii="Times New Roman" w:hAnsi="Times New Roman" w:cs="Times New Roman"/>
+                    </w:rPr>
                     <w:t>Milk</w:t>
                   </w:r>
                 </w:p>
@@ -120,6 +166,7 @@
           <w:p>
             <w:pPr>
               <w:rPr>
+                <w:rFonts w:ascii="Times New Roman" w:hAnsi="Times New Roman" w:cs="Times New Roman"/>
                 <w:vanish/>
               </w:rPr>
             </w:pPr>
@@ -152,6 +199,9 @@
                 <w:p>
                   <w:pPr>
                     <w:spacing w:after="0" w:line="240" w:lineRule="auto"/>
+                    <w:rPr>
+                      <w:rFonts w:ascii="Times New Roman" w:hAnsi="Times New Roman" w:cs="Times New Roman"/>
+                    </w:rPr>
                   </w:pPr>
                 </w:p>
               </w:tc>
@@ -160,6 +210,7 @@
           <w:p>
             <w:pPr>
               <w:rPr>
+                <w:rFonts w:ascii="Times New Roman" w:hAnsi="Times New Roman" w:cs="Times New Roman"/>
                 <w:vanish/>
               </w:rPr>
             </w:pPr>
@@ -192,6 +243,9 @@
                 <w:p>
                   <w:pPr>
                     <w:spacing w:after="0" w:line="240" w:lineRule="auto"/>
+                    <w:rPr>
+                      <w:rFonts w:ascii="Times New Roman" w:hAnsi="Times New Roman" w:cs="Times New Roman"/>
+                    </w:rPr>
                   </w:pPr>
                 </w:p>
               </w:tc>
@@ -200,18 +254,33 @@
           <w:p>
             <w:pPr>
               <w:rPr>
+                <w:rFonts w:ascii="Times New Roman" w:hAnsi="Times New Roman" w:cs="Times New Roman"/>
                 <w:vanish/>
               </w:rPr>
             </w:pPr>
           </w:p>
-          <w:p/>
+          <w:p>
+            <w:pPr>
+              <w:rPr>
+                <w:rFonts w:ascii="Times New Roman" w:hAnsi="Times New Roman" w:cs="Times New Roman"/>
+              </w:rPr>
+            </w:pPr>
+          </w:p>
         </w:tc>
         <w:tc>
           <w:tcPr>
             <w:tcW w:w="1605" w:type="dxa"/>
           </w:tcPr>
           <w:p>
-            <w:r>
+            <w:pPr>
+              <w:rPr>
+                <w:rFonts w:ascii="Times New Roman" w:hAnsi="Times New Roman" w:cs="Times New Roman"/>
+              </w:rPr>
+            </w:pPr>
+            <w:r>
+              <w:rPr>
+                <w:rFonts w:ascii="Times New Roman" w:hAnsi="Times New Roman" w:cs="Times New Roman"/>
+              </w:rPr>
               <w:t>Product image for seed data display</w:t>
             </w:r>
           </w:p>
@@ -221,10 +290,17 @@
             <w:tcW w:w="4012" w:type="dxa"/>
           </w:tcPr>
           <w:p>
+            <w:pPr>
+              <w:rPr>
+                <w:rFonts w:ascii="Times New Roman" w:hAnsi="Times New Roman" w:cs="Times New Roman"/>
+              </w:rPr>
+            </w:pPr>
             <w:hyperlink r:id="rId7" w:tgtFrame="_new" w:history="1">
               <w:r>
                 <w:rPr>
                   <w:rStyle w:val="Hyperlink"/>
+                  <w:rFonts w:ascii="Times New Roman" w:hAnsi="Times New Roman" w:cs="Times New Roman"/>
+                  <w:color w:val="auto"/>
                 </w:rPr>
                 <w:t>https://images.unsplash.com/photo-1550583724-b2692b85b150?w=400</w:t>
               </w:r>
@@ -248,7 +324,7 @@
               <w:tblLook w:val="04A0" w:firstRow="1" w:lastRow="0" w:firstColumn="1" w:lastColumn="0" w:noHBand="0" w:noVBand="1"/>
             </w:tblPr>
             <w:tblGrid>
-              <w:gridCol w:w="1117"/>
+              <w:gridCol w:w="789"/>
             </w:tblGrid>
             <w:tr>
               <w:trPr>
@@ -263,15 +339,27 @@
                 <w:p>
                   <w:pPr>
                     <w:spacing w:after="0" w:line="240" w:lineRule="auto"/>
+                    <w:rPr>
+                      <w:rFonts w:ascii="Times New Roman" w:hAnsi="Times New Roman" w:cs="Times New Roman"/>
+                    </w:rPr>
                   </w:pPr>
                   <w:r>
+                    <w:rPr>
+                      <w:rFonts w:ascii="Times New Roman" w:hAnsi="Times New Roman" w:cs="Times New Roman"/>
+                    </w:rPr>
                     <w:t>2026-04-20</w:t>
                   </w:r>
                 </w:p>
               </w:tc>
             </w:tr>
           </w:tbl>
-          <w:p/>
+          <w:p>
+            <w:pPr>
+              <w:rPr>
+                <w:rFonts w:ascii="Times New Roman" w:hAnsi="Times New Roman" w:cs="Times New Roman"/>
+              </w:rPr>
+            </w:pPr>
+          </w:p>
         </w:tc>
       </w:tr>
       <w:tr>
@@ -280,7 +368,15 @@
             <w:tcW w:w="1862" w:type="dxa"/>
           </w:tcPr>
           <w:p>
-            <w:r>
+            <w:pPr>
+              <w:rPr>
+                <w:rFonts w:ascii="Times New Roman" w:hAnsi="Times New Roman" w:cs="Times New Roman"/>
+              </w:rPr>
+            </w:pPr>
+            <w:r>
+              <w:rPr>
+                <w:rFonts w:ascii="Times New Roman" w:hAnsi="Times New Roman" w:cs="Times New Roman"/>
+              </w:rPr>
               <w:t>Butter</w:t>
             </w:r>
           </w:p>
@@ -290,7 +386,15 @@
             <w:tcW w:w="1605" w:type="dxa"/>
           </w:tcPr>
           <w:p>
-            <w:r>
+            <w:pPr>
+              <w:rPr>
+                <w:rFonts w:ascii="Times New Roman" w:hAnsi="Times New Roman" w:cs="Times New Roman"/>
+              </w:rPr>
+            </w:pPr>
+            <w:r>
+              <w:rPr>
+                <w:rFonts w:ascii="Times New Roman" w:hAnsi="Times New Roman" w:cs="Times New Roman"/>
+              </w:rPr>
               <w:t>Product image for seed data display</w:t>
             </w:r>
           </w:p>
@@ -300,7 +404,15 @@
             <w:tcW w:w="4012" w:type="dxa"/>
           </w:tcPr>
           <w:p>
-            <w:r>
+            <w:pPr>
+              <w:rPr>
+                <w:rFonts w:ascii="Times New Roman" w:hAnsi="Times New Roman" w:cs="Times New Roman"/>
+              </w:rPr>
+            </w:pPr>
+            <w:r>
+              <w:rPr>
+                <w:rFonts w:ascii="Times New Roman" w:hAnsi="Times New Roman" w:cs="Times New Roman"/>
+              </w:rPr>
               <w:t>https://images.unsplash.com/photo-1589985270826-4b7bb135bc9d?w=400</w:t>
             </w:r>
           </w:p>
@@ -322,7 +434,7 @@
               <w:tblLook w:val="04A0" w:firstRow="1" w:lastRow="0" w:firstColumn="1" w:lastColumn="0" w:noHBand="0" w:noVBand="1"/>
             </w:tblPr>
             <w:tblGrid>
-              <w:gridCol w:w="1117"/>
+              <w:gridCol w:w="789"/>
             </w:tblGrid>
             <w:tr>
               <w:trPr>
@@ -337,15 +449,27 @@
                 <w:p>
                   <w:pPr>
                     <w:spacing w:after="0" w:line="240" w:lineRule="auto"/>
+                    <w:rPr>
+                      <w:rFonts w:ascii="Times New Roman" w:hAnsi="Times New Roman" w:cs="Times New Roman"/>
+                    </w:rPr>
                   </w:pPr>
                   <w:r>
+                    <w:rPr>
+                      <w:rFonts w:ascii="Times New Roman" w:hAnsi="Times New Roman" w:cs="Times New Roman"/>
+                    </w:rPr>
                     <w:t>2026-04-20</w:t>
                   </w:r>
                 </w:p>
               </w:tc>
             </w:tr>
           </w:tbl>
-          <w:p/>
+          <w:p>
+            <w:pPr>
+              <w:rPr>
+                <w:rFonts w:ascii="Times New Roman" w:hAnsi="Times New Roman" w:cs="Times New Roman"/>
+              </w:rPr>
+            </w:pPr>
+          </w:p>
         </w:tc>
       </w:tr>
       <w:tr>
@@ -353,14 +477,37 @@
           <w:tcPr>
             <w:tcW w:w="1862" w:type="dxa"/>
           </w:tcPr>
-          <w:p/>
+          <w:p>
+            <w:pPr>
+              <w:rPr>
+                <w:rFonts w:ascii="Times New Roman" w:hAnsi="Times New Roman" w:cs="Times New Roman"/>
+              </w:rPr>
+            </w:pPr>
+            <w:r>
+              <w:rPr>
+                <w:rFonts w:ascii="Times New Roman" w:hAnsi="Times New Roman" w:cs="Times New Roman"/>
+                <w:sz w:val="19"/>
+                <w:szCs w:val="19"/>
+                <w:highlight w:val="white"/>
+              </w:rPr>
+              <w:t>Cheddar Cheese</w:t>
+            </w:r>
+          </w:p>
         </w:tc>
         <w:tc>
           <w:tcPr>
             <w:tcW w:w="1605" w:type="dxa"/>
           </w:tcPr>
           <w:p>
-            <w:r>
+            <w:pPr>
+              <w:rPr>
+                <w:rFonts w:ascii="Times New Roman" w:hAnsi="Times New Roman" w:cs="Times New Roman"/>
+              </w:rPr>
+            </w:pPr>
+            <w:r>
+              <w:rPr>
+                <w:rFonts w:ascii="Times New Roman" w:hAnsi="Times New Roman" w:cs="Times New Roman"/>
+              </w:rPr>
               <w:t>Product image for seed data display</w:t>
             </w:r>
           </w:p>
@@ -369,7 +516,22 @@
           <w:tcPr>
             <w:tcW w:w="4012" w:type="dxa"/>
           </w:tcPr>
-          <w:p/>
+          <w:p>
+            <w:pPr>
+              <w:rPr>
+                <w:rFonts w:ascii="Times New Roman" w:hAnsi="Times New Roman" w:cs="Times New Roman"/>
+              </w:rPr>
+            </w:pPr>
+            <w:r>
+              <w:rPr>
+                <w:rFonts w:ascii="Times New Roman" w:hAnsi="Times New Roman" w:cs="Times New Roman"/>
+                <w:sz w:val="19"/>
+                <w:szCs w:val="19"/>
+                <w:highlight w:val="white"/>
+              </w:rPr>
+              <w:t>https://images.unsplash.com/photo-1618164435735-413d3b066c9a?w=400</w:t>
+            </w:r>
+          </w:p>
         </w:tc>
         <w:tc>
           <w:tcPr>
@@ -388,7 +550,7 @@
               <w:tblLook w:val="04A0" w:firstRow="1" w:lastRow="0" w:firstColumn="1" w:lastColumn="0" w:noHBand="0" w:noVBand="1"/>
             </w:tblPr>
             <w:tblGrid>
-              <w:gridCol w:w="1117"/>
+              <w:gridCol w:w="789"/>
             </w:tblGrid>
             <w:tr>
               <w:trPr>
@@ -403,15 +565,27 @@
                 <w:p>
                   <w:pPr>
                     <w:spacing w:after="0" w:line="240" w:lineRule="auto"/>
+                    <w:rPr>
+                      <w:rFonts w:ascii="Times New Roman" w:hAnsi="Times New Roman" w:cs="Times New Roman"/>
+                    </w:rPr>
                   </w:pPr>
                   <w:r>
+                    <w:rPr>
+                      <w:rFonts w:ascii="Times New Roman" w:hAnsi="Times New Roman" w:cs="Times New Roman"/>
+                    </w:rPr>
                     <w:t>2026-04-20</w:t>
                   </w:r>
                 </w:p>
               </w:tc>
             </w:tr>
           </w:tbl>
-          <w:p/>
+          <w:p>
+            <w:pPr>
+              <w:rPr>
+                <w:rFonts w:ascii="Times New Roman" w:hAnsi="Times New Roman" w:cs="Times New Roman"/>
+              </w:rPr>
+            </w:pPr>
+          </w:p>
         </w:tc>
       </w:tr>
       <w:tr>
@@ -419,14 +593,37 @@
           <w:tcPr>
             <w:tcW w:w="1862" w:type="dxa"/>
           </w:tcPr>
-          <w:p/>
+          <w:p>
+            <w:pPr>
+              <w:rPr>
+                <w:rFonts w:ascii="Times New Roman" w:hAnsi="Times New Roman" w:cs="Times New Roman"/>
+              </w:rPr>
+            </w:pPr>
+            <w:r>
+              <w:rPr>
+                <w:rFonts w:ascii="Times New Roman" w:hAnsi="Times New Roman" w:cs="Times New Roman"/>
+                <w:sz w:val="19"/>
+                <w:szCs w:val="19"/>
+                <w:highlight w:val="white"/>
+              </w:rPr>
+              <w:t>Yoghurt</w:t>
+            </w:r>
+          </w:p>
         </w:tc>
         <w:tc>
           <w:tcPr>
             <w:tcW w:w="1605" w:type="dxa"/>
           </w:tcPr>
           <w:p>
-            <w:r>
+            <w:pPr>
+              <w:rPr>
+                <w:rFonts w:ascii="Times New Roman" w:hAnsi="Times New Roman" w:cs="Times New Roman"/>
+              </w:rPr>
+            </w:pPr>
+            <w:r>
+              <w:rPr>
+                <w:rFonts w:ascii="Times New Roman" w:hAnsi="Times New Roman" w:cs="Times New Roman"/>
+              </w:rPr>
               <w:t>Product image for seed data display</w:t>
             </w:r>
           </w:p>
@@ -435,7 +632,22 @@
           <w:tcPr>
             <w:tcW w:w="4012" w:type="dxa"/>
           </w:tcPr>
-          <w:p/>
+          <w:p>
+            <w:pPr>
+              <w:rPr>
+                <w:rFonts w:ascii="Times New Roman" w:hAnsi="Times New Roman" w:cs="Times New Roman"/>
+              </w:rPr>
+            </w:pPr>
+            <w:r>
+              <w:rPr>
+                <w:rFonts w:ascii="Times New Roman" w:hAnsi="Times New Roman" w:cs="Times New Roman"/>
+                <w:sz w:val="19"/>
+                <w:szCs w:val="19"/>
+                <w:highlight w:val="white"/>
+              </w:rPr>
+              <w:t>https://images.unsplash.com/photo-1488477181946-6428a0291777?w=400</w:t>
+            </w:r>
+          </w:p>
         </w:tc>
         <w:tc>
           <w:tcPr>
@@ -454,7 +666,7 @@
               <w:tblLook w:val="04A0" w:firstRow="1" w:lastRow="0" w:firstColumn="1" w:lastColumn="0" w:noHBand="0" w:noVBand="1"/>
             </w:tblPr>
             <w:tblGrid>
-              <w:gridCol w:w="1117"/>
+              <w:gridCol w:w="789"/>
             </w:tblGrid>
             <w:tr>
               <w:trPr>
@@ -469,15 +681,27 @@
                 <w:p>
                   <w:pPr>
                     <w:spacing w:after="0" w:line="240" w:lineRule="auto"/>
+                    <w:rPr>
+                      <w:rFonts w:ascii="Times New Roman" w:hAnsi="Times New Roman" w:cs="Times New Roman"/>
+                    </w:rPr>
                   </w:pPr>
                   <w:r>
+                    <w:rPr>
+                      <w:rFonts w:ascii="Times New Roman" w:hAnsi="Times New Roman" w:cs="Times New Roman"/>
+                    </w:rPr>
                     <w:t>2026-04-20</w:t>
                   </w:r>
                 </w:p>
               </w:tc>
             </w:tr>
           </w:tbl>
-          <w:p/>
+          <w:p>
+            <w:pPr>
+              <w:rPr>
+                <w:rFonts w:ascii="Times New Roman" w:hAnsi="Times New Roman" w:cs="Times New Roman"/>
+              </w:rPr>
+            </w:pPr>
+          </w:p>
         </w:tc>
       </w:tr>
       <w:tr>
@@ -485,14 +709,34 @@
           <w:tcPr>
             <w:tcW w:w="1862" w:type="dxa"/>
           </w:tcPr>
-          <w:p/>
+          <w:p>
+            <w:pPr>
+              <w:rPr>
+                <w:rFonts w:ascii="Times New Roman" w:hAnsi="Times New Roman" w:cs="Times New Roman"/>
+              </w:rPr>
+            </w:pPr>
+            <w:r>
+              <w:rPr>
+                <w:rFonts w:ascii="Times New Roman" w:hAnsi="Times New Roman" w:cs="Times New Roman"/>
+              </w:rPr>
+              <w:t>Sourdough Bread</w:t>
+            </w:r>
+          </w:p>
         </w:tc>
         <w:tc>
           <w:tcPr>
             <w:tcW w:w="1605" w:type="dxa"/>
           </w:tcPr>
           <w:p>
-            <w:r>
+            <w:pPr>
+              <w:rPr>
+                <w:rFonts w:ascii="Times New Roman" w:hAnsi="Times New Roman" w:cs="Times New Roman"/>
+              </w:rPr>
+            </w:pPr>
+            <w:r>
+              <w:rPr>
+                <w:rFonts w:ascii="Times New Roman" w:hAnsi="Times New Roman" w:cs="Times New Roman"/>
+              </w:rPr>
               <w:t>Product image for seed data display</w:t>
             </w:r>
           </w:p>
@@ -501,7 +745,22 @@
           <w:tcPr>
             <w:tcW w:w="4012" w:type="dxa"/>
           </w:tcPr>
-          <w:p/>
+          <w:p>
+            <w:pPr>
+              <w:rPr>
+                <w:rFonts w:ascii="Times New Roman" w:hAnsi="Times New Roman" w:cs="Times New Roman"/>
+              </w:rPr>
+            </w:pPr>
+            <w:r>
+              <w:rPr>
+                <w:rFonts w:ascii="Times New Roman" w:hAnsi="Times New Roman" w:cs="Times New Roman"/>
+                <w:sz w:val="19"/>
+                <w:szCs w:val="19"/>
+                <w:highlight w:val="white"/>
+              </w:rPr>
+              <w:t>https://images.unsplash.com/photo-1586444248902-2f64eddc13df?w=400</w:t>
+            </w:r>
+          </w:p>
         </w:tc>
         <w:tc>
           <w:tcPr>
@@ -520,7 +779,7 @@
               <w:tblLook w:val="04A0" w:firstRow="1" w:lastRow="0" w:firstColumn="1" w:lastColumn="0" w:noHBand="0" w:noVBand="1"/>
             </w:tblPr>
             <w:tblGrid>
-              <w:gridCol w:w="1117"/>
+              <w:gridCol w:w="789"/>
             </w:tblGrid>
             <w:tr>
               <w:trPr>
@@ -535,15 +794,27 @@
                 <w:p>
                   <w:pPr>
                     <w:spacing w:after="0" w:line="240" w:lineRule="auto"/>
+                    <w:rPr>
+                      <w:rFonts w:ascii="Times New Roman" w:hAnsi="Times New Roman" w:cs="Times New Roman"/>
+                    </w:rPr>
                   </w:pPr>
                   <w:r>
+                    <w:rPr>
+                      <w:rFonts w:ascii="Times New Roman" w:hAnsi="Times New Roman" w:cs="Times New Roman"/>
+                    </w:rPr>
                     <w:t>2026-04-20</w:t>
                   </w:r>
                 </w:p>
               </w:tc>
             </w:tr>
           </w:tbl>
-          <w:p/>
+          <w:p>
+            <w:pPr>
+              <w:rPr>
+                <w:rFonts w:ascii="Times New Roman" w:hAnsi="Times New Roman" w:cs="Times New Roman"/>
+              </w:rPr>
+            </w:pPr>
+          </w:p>
         </w:tc>
       </w:tr>
       <w:tr>
@@ -551,14 +822,34 @@
           <w:tcPr>
             <w:tcW w:w="1862" w:type="dxa"/>
           </w:tcPr>
-          <w:p/>
+          <w:p>
+            <w:pPr>
+              <w:rPr>
+                <w:rFonts w:ascii="Times New Roman" w:hAnsi="Times New Roman" w:cs="Times New Roman"/>
+              </w:rPr>
+            </w:pPr>
+            <w:r>
+              <w:rPr>
+                <w:rFonts w:ascii="Times New Roman" w:hAnsi="Times New Roman" w:cs="Times New Roman"/>
+              </w:rPr>
+              <w:t>Free Range Eggs</w:t>
+            </w:r>
+          </w:p>
         </w:tc>
         <w:tc>
           <w:tcPr>
             <w:tcW w:w="1605" w:type="dxa"/>
           </w:tcPr>
           <w:p>
-            <w:r>
+            <w:pPr>
+              <w:rPr>
+                <w:rFonts w:ascii="Times New Roman" w:hAnsi="Times New Roman" w:cs="Times New Roman"/>
+              </w:rPr>
+            </w:pPr>
+            <w:r>
+              <w:rPr>
+                <w:rFonts w:ascii="Times New Roman" w:hAnsi="Times New Roman" w:cs="Times New Roman"/>
+              </w:rPr>
               <w:t>Product image for seed data display</w:t>
             </w:r>
           </w:p>
@@ -567,7 +858,22 @@
           <w:tcPr>
             <w:tcW w:w="4012" w:type="dxa"/>
           </w:tcPr>
-          <w:p/>
+          <w:p>
+            <w:pPr>
+              <w:rPr>
+                <w:rFonts w:ascii="Times New Roman" w:hAnsi="Times New Roman" w:cs="Times New Roman"/>
+              </w:rPr>
+            </w:pPr>
+            <w:r>
+              <w:rPr>
+                <w:rFonts w:ascii="Times New Roman" w:hAnsi="Times New Roman" w:cs="Times New Roman"/>
+                <w:sz w:val="19"/>
+                <w:szCs w:val="19"/>
+                <w:highlight w:val="white"/>
+              </w:rPr>
+              <w:t>https://images.unsplash.com/photo-1506976785307-8732e854ad03?w=400</w:t>
+            </w:r>
+          </w:p>
         </w:tc>
         <w:tc>
           <w:tcPr>
@@ -586,7 +892,7 @@
               <w:tblLook w:val="04A0" w:firstRow="1" w:lastRow="0" w:firstColumn="1" w:lastColumn="0" w:noHBand="0" w:noVBand="1"/>
             </w:tblPr>
             <w:tblGrid>
-              <w:gridCol w:w="1117"/>
+              <w:gridCol w:w="789"/>
             </w:tblGrid>
             <w:tr>
               <w:trPr>
@@ -601,15 +907,27 @@
                 <w:p>
                   <w:pPr>
                     <w:spacing w:after="0" w:line="240" w:lineRule="auto"/>
+                    <w:rPr>
+                      <w:rFonts w:ascii="Times New Roman" w:hAnsi="Times New Roman" w:cs="Times New Roman"/>
+                    </w:rPr>
                   </w:pPr>
                   <w:r>
+                    <w:rPr>
+                      <w:rFonts w:ascii="Times New Roman" w:hAnsi="Times New Roman" w:cs="Times New Roman"/>
+                    </w:rPr>
                     <w:t>2026-04-20</w:t>
                   </w:r>
                 </w:p>
               </w:tc>
             </w:tr>
           </w:tbl>
-          <w:p/>
+          <w:p>
+            <w:pPr>
+              <w:rPr>
+                <w:rFonts w:ascii="Times New Roman" w:hAnsi="Times New Roman" w:cs="Times New Roman"/>
+              </w:rPr>
+            </w:pPr>
+          </w:p>
         </w:tc>
       </w:tr>
       <w:tr>
@@ -617,14 +935,34 @@
           <w:tcPr>
             <w:tcW w:w="1862" w:type="dxa"/>
           </w:tcPr>
-          <w:p/>
+          <w:p>
+            <w:pPr>
+              <w:rPr>
+                <w:rFonts w:ascii="Times New Roman" w:hAnsi="Times New Roman" w:cs="Times New Roman"/>
+              </w:rPr>
+            </w:pPr>
+            <w:r>
+              <w:rPr>
+                <w:rFonts w:ascii="Times New Roman" w:hAnsi="Times New Roman" w:cs="Times New Roman"/>
+              </w:rPr>
+              <w:t>Strawberry jam</w:t>
+            </w:r>
+          </w:p>
         </w:tc>
         <w:tc>
           <w:tcPr>
             <w:tcW w:w="1605" w:type="dxa"/>
           </w:tcPr>
           <w:p>
-            <w:r>
+            <w:pPr>
+              <w:rPr>
+                <w:rFonts w:ascii="Times New Roman" w:hAnsi="Times New Roman" w:cs="Times New Roman"/>
+              </w:rPr>
+            </w:pPr>
+            <w:r>
+              <w:rPr>
+                <w:rFonts w:ascii="Times New Roman" w:hAnsi="Times New Roman" w:cs="Times New Roman"/>
+              </w:rPr>
               <w:t>Product image for seed data display</w:t>
             </w:r>
           </w:p>
@@ -633,7 +971,19 @@
           <w:tcPr>
             <w:tcW w:w="4012" w:type="dxa"/>
           </w:tcPr>
-          <w:p/>
+          <w:p>
+            <w:pPr>
+              <w:rPr>
+                <w:rFonts w:ascii="Times New Roman" w:hAnsi="Times New Roman" w:cs="Times New Roman"/>
+              </w:rPr>
+            </w:pPr>
+            <w:r>
+              <w:rPr>
+                <w:rFonts w:ascii="Times New Roman" w:hAnsi="Times New Roman" w:cs="Times New Roman"/>
+              </w:rPr>
+              <w:t>https://images.unsplash.com/photo-1500912239908-4ee48acb3a7f?w=400</w:t>
+            </w:r>
+          </w:p>
         </w:tc>
         <w:tc>
           <w:tcPr>
@@ -652,7 +1002,7 @@
               <w:tblLook w:val="04A0" w:firstRow="1" w:lastRow="0" w:firstColumn="1" w:lastColumn="0" w:noHBand="0" w:noVBand="1"/>
             </w:tblPr>
             <w:tblGrid>
-              <w:gridCol w:w="1117"/>
+              <w:gridCol w:w="789"/>
             </w:tblGrid>
             <w:tr>
               <w:trPr>
@@ -667,15 +1017,27 @@
                 <w:p>
                   <w:pPr>
                     <w:spacing w:after="0" w:line="240" w:lineRule="auto"/>
+                    <w:rPr>
+                      <w:rFonts w:ascii="Times New Roman" w:hAnsi="Times New Roman" w:cs="Times New Roman"/>
+                    </w:rPr>
                   </w:pPr>
                   <w:r>
+                    <w:rPr>
+                      <w:rFonts w:ascii="Times New Roman" w:hAnsi="Times New Roman" w:cs="Times New Roman"/>
+                    </w:rPr>
                     <w:t>2026-04-20</w:t>
                   </w:r>
                 </w:p>
               </w:tc>
             </w:tr>
           </w:tbl>
-          <w:p/>
+          <w:p>
+            <w:pPr>
+              <w:rPr>
+                <w:rFonts w:ascii="Times New Roman" w:hAnsi="Times New Roman" w:cs="Times New Roman"/>
+              </w:rPr>
+            </w:pPr>
+          </w:p>
         </w:tc>
       </w:tr>
       <w:tr>
@@ -683,14 +1045,34 @@
           <w:tcPr>
             <w:tcW w:w="1862" w:type="dxa"/>
           </w:tcPr>
-          <w:p/>
+          <w:p>
+            <w:pPr>
+              <w:rPr>
+                <w:rFonts w:ascii="Times New Roman" w:hAnsi="Times New Roman" w:cs="Times New Roman"/>
+              </w:rPr>
+            </w:pPr>
+            <w:r>
+              <w:rPr>
+                <w:rFonts w:ascii="Times New Roman" w:hAnsi="Times New Roman" w:cs="Times New Roman"/>
+              </w:rPr>
+              <w:t>Marmalade</w:t>
+            </w:r>
+          </w:p>
         </w:tc>
         <w:tc>
           <w:tcPr>
             <w:tcW w:w="1605" w:type="dxa"/>
           </w:tcPr>
           <w:p>
-            <w:r>
+            <w:pPr>
+              <w:rPr>
+                <w:rFonts w:ascii="Times New Roman" w:hAnsi="Times New Roman" w:cs="Times New Roman"/>
+              </w:rPr>
+            </w:pPr>
+            <w:r>
+              <w:rPr>
+                <w:rFonts w:ascii="Times New Roman" w:hAnsi="Times New Roman" w:cs="Times New Roman"/>
+              </w:rPr>
               <w:t>Product image for seed data display</w:t>
             </w:r>
           </w:p>
@@ -699,7 +1081,19 @@
           <w:tcPr>
             <w:tcW w:w="4012" w:type="dxa"/>
           </w:tcPr>
-          <w:p/>
+          <w:p>
+            <w:pPr>
+              <w:rPr>
+                <w:rFonts w:ascii="Times New Roman" w:hAnsi="Times New Roman" w:cs="Times New Roman"/>
+              </w:rPr>
+            </w:pPr>
+            <w:r>
+              <w:rPr>
+                <w:rFonts w:ascii="Times New Roman" w:hAnsi="Times New Roman" w:cs="Times New Roman"/>
+              </w:rPr>
+              <w:t>https://images.unsplash.com/photo-1645871317023-00ca188755de?w=400</w:t>
+            </w:r>
+          </w:p>
         </w:tc>
         <w:tc>
           <w:tcPr>
@@ -718,7 +1112,7 @@
               <w:tblLook w:val="04A0" w:firstRow="1" w:lastRow="0" w:firstColumn="1" w:lastColumn="0" w:noHBand="0" w:noVBand="1"/>
             </w:tblPr>
             <w:tblGrid>
-              <w:gridCol w:w="1117"/>
+              <w:gridCol w:w="789"/>
             </w:tblGrid>
             <w:tr>
               <w:trPr>
@@ -733,15 +1127,27 @@
                 <w:p>
                   <w:pPr>
                     <w:spacing w:after="0" w:line="240" w:lineRule="auto"/>
+                    <w:rPr>
+                      <w:rFonts w:ascii="Times New Roman" w:hAnsi="Times New Roman" w:cs="Times New Roman"/>
+                    </w:rPr>
                   </w:pPr>
                   <w:r>
+                    <w:rPr>
+                      <w:rFonts w:ascii="Times New Roman" w:hAnsi="Times New Roman" w:cs="Times New Roman"/>
+                    </w:rPr>
                     <w:t>2026-04-20</w:t>
                   </w:r>
                 </w:p>
               </w:tc>
             </w:tr>
           </w:tbl>
-          <w:p/>
+          <w:p>
+            <w:pPr>
+              <w:rPr>
+                <w:rFonts w:ascii="Times New Roman" w:hAnsi="Times New Roman" w:cs="Times New Roman"/>
+              </w:rPr>
+            </w:pPr>
+          </w:p>
         </w:tc>
       </w:tr>
       <w:tr>
@@ -749,14 +1155,34 @@
           <w:tcPr>
             <w:tcW w:w="1862" w:type="dxa"/>
           </w:tcPr>
-          <w:p/>
+          <w:p>
+            <w:pPr>
+              <w:rPr>
+                <w:rFonts w:ascii="Times New Roman" w:hAnsi="Times New Roman" w:cs="Times New Roman"/>
+              </w:rPr>
+            </w:pPr>
+            <w:r>
+              <w:rPr>
+                <w:rFonts w:ascii="Times New Roman" w:hAnsi="Times New Roman" w:cs="Times New Roman"/>
+              </w:rPr>
+              <w:t>Rapeseed oil</w:t>
+            </w:r>
+          </w:p>
         </w:tc>
         <w:tc>
           <w:tcPr>
             <w:tcW w:w="1605" w:type="dxa"/>
           </w:tcPr>
           <w:p>
-            <w:r>
+            <w:pPr>
+              <w:rPr>
+                <w:rFonts w:ascii="Times New Roman" w:hAnsi="Times New Roman" w:cs="Times New Roman"/>
+              </w:rPr>
+            </w:pPr>
+            <w:r>
+              <w:rPr>
+                <w:rFonts w:ascii="Times New Roman" w:hAnsi="Times New Roman" w:cs="Times New Roman"/>
+              </w:rPr>
               <w:t>Product image for seed data display</w:t>
             </w:r>
           </w:p>
@@ -765,7 +1191,22 @@
           <w:tcPr>
             <w:tcW w:w="4012" w:type="dxa"/>
           </w:tcPr>
-          <w:p/>
+          <w:p>
+            <w:pPr>
+              <w:rPr>
+                <w:rFonts w:ascii="Times New Roman" w:hAnsi="Times New Roman" w:cs="Times New Roman"/>
+              </w:rPr>
+            </w:pPr>
+            <w:r>
+              <w:rPr>
+                <w:rFonts w:ascii="Cascadia Mono" w:hAnsi="Cascadia Mono" w:cs="Cascadia Mono"/>
+                <w:sz w:val="19"/>
+                <w:szCs w:val="19"/>
+                <w:highlight w:val="white"/>
+              </w:rPr>
+              <w:t>https://images.unsplash.com/photo-1474979266404-7eaacbcd87c5?w=400</w:t>
+            </w:r>
+          </w:p>
         </w:tc>
         <w:tc>
           <w:tcPr>
@@ -784,7 +1225,7 @@
               <w:tblLook w:val="04A0" w:firstRow="1" w:lastRow="0" w:firstColumn="1" w:lastColumn="0" w:noHBand="0" w:noVBand="1"/>
             </w:tblPr>
             <w:tblGrid>
-              <w:gridCol w:w="1117"/>
+              <w:gridCol w:w="789"/>
             </w:tblGrid>
             <w:tr>
               <w:trPr>
@@ -799,15 +1240,27 @@
                 <w:p>
                   <w:pPr>
                     <w:spacing w:after="0" w:line="240" w:lineRule="auto"/>
+                    <w:rPr>
+                      <w:rFonts w:ascii="Times New Roman" w:hAnsi="Times New Roman" w:cs="Times New Roman"/>
+                    </w:rPr>
                   </w:pPr>
                   <w:r>
+                    <w:rPr>
+                      <w:rFonts w:ascii="Times New Roman" w:hAnsi="Times New Roman" w:cs="Times New Roman"/>
+                    </w:rPr>
                     <w:t>2026-04-20</w:t>
                   </w:r>
                 </w:p>
               </w:tc>
             </w:tr>
           </w:tbl>
-          <w:p/>
+          <w:p>
+            <w:pPr>
+              <w:rPr>
+                <w:rFonts w:ascii="Times New Roman" w:hAnsi="Times New Roman" w:cs="Times New Roman"/>
+              </w:rPr>
+            </w:pPr>
+          </w:p>
         </w:tc>
       </w:tr>
       <w:tr>
@@ -815,15 +1268,50 @@
           <w:tcPr>
             <w:tcW w:w="1862" w:type="dxa"/>
           </w:tcPr>
-          <w:p/>
+          <w:p>
+            <w:pPr>
+              <w:rPr>
+                <w:rFonts w:ascii="Times New Roman" w:hAnsi="Times New Roman" w:cs="Times New Roman"/>
+              </w:rPr>
+            </w:pPr>
+            <w:r>
+              <w:rPr>
+                <w:rFonts w:ascii="Times New Roman" w:hAnsi="Times New Roman" w:cs="Times New Roman"/>
+              </w:rPr>
+              <w:t xml:space="preserve">Apple </w:t>
+            </w:r>
+            <w:proofErr w:type="spellStart"/>
+            <w:r>
+              <w:rPr>
+                <w:rFonts w:ascii="Times New Roman" w:hAnsi="Times New Roman" w:cs="Times New Roman"/>
+              </w:rPr>
+              <w:t>cidar</w:t>
+            </w:r>
+            <w:proofErr w:type="spellEnd"/>
+          </w:p>
         </w:tc>
         <w:tc>
           <w:tcPr>
             <w:tcW w:w="1605" w:type="dxa"/>
           </w:tcPr>
           <w:p>
-            <w:r>
-              <w:t>Product image for seed data display</w:t>
+            <w:pPr>
+              <w:rPr>
+                <w:rFonts w:ascii="Times New Roman" w:hAnsi="Times New Roman" w:cs="Times New Roman"/>
+              </w:rPr>
+            </w:pPr>
+            <w:r>
+              <w:rPr>
+                <w:rFonts w:ascii="Times New Roman" w:hAnsi="Times New Roman" w:cs="Times New Roman"/>
+              </w:rPr>
+              <w:t xml:space="preserve">Product image </w:t>
+            </w:r>
+            <w:r>
+              <w:rPr>
+                <w:rFonts w:ascii="Times New Roman" w:hAnsi="Times New Roman" w:cs="Times New Roman"/>
+              </w:rPr>
+              <w:lastRenderedPageBreak/>
+              <w:t>for seed data display</w:t>
             </w:r>
           </w:p>
         </w:tc>
@@ -831,7 +1319,20 @@
           <w:tcPr>
             <w:tcW w:w="4012" w:type="dxa"/>
           </w:tcPr>
-          <w:p/>
+          <w:p>
+            <w:pPr>
+              <w:rPr>
+                <w:rFonts w:ascii="Times New Roman" w:hAnsi="Times New Roman" w:cs="Times New Roman"/>
+              </w:rPr>
+            </w:pPr>
+            <w:r>
+              <w:rPr>
+                <w:rFonts w:ascii="Times New Roman" w:hAnsi="Times New Roman" w:cs="Times New Roman"/>
+              </w:rPr>
+              <w:lastRenderedPageBreak/>
+              <w:t>https://plus.unsplash.com/premium_photo-1663089590359-6ec775dd518e?</w:t>
+            </w:r>
+          </w:p>
         </w:tc>
         <w:tc>
           <w:tcPr>
@@ -850,7 +1351,7 @@
               <w:tblLook w:val="04A0" w:firstRow="1" w:lastRow="0" w:firstColumn="1" w:lastColumn="0" w:noHBand="0" w:noVBand="1"/>
             </w:tblPr>
             <w:tblGrid>
-              <w:gridCol w:w="1117"/>
+              <w:gridCol w:w="789"/>
             </w:tblGrid>
             <w:tr>
               <w:trPr>
@@ -865,15 +1366,27 @@
                 <w:p>
                   <w:pPr>
                     <w:spacing w:after="0" w:line="240" w:lineRule="auto"/>
+                    <w:rPr>
+                      <w:rFonts w:ascii="Times New Roman" w:hAnsi="Times New Roman" w:cs="Times New Roman"/>
+                    </w:rPr>
                   </w:pPr>
                   <w:r>
+                    <w:rPr>
+                      <w:rFonts w:ascii="Times New Roman" w:hAnsi="Times New Roman" w:cs="Times New Roman"/>
+                    </w:rPr>
                     <w:t>2026-04-20</w:t>
                   </w:r>
                 </w:p>
               </w:tc>
             </w:tr>
           </w:tbl>
-          <w:p/>
+          <w:p>
+            <w:pPr>
+              <w:rPr>
+                <w:rFonts w:ascii="Times New Roman" w:hAnsi="Times New Roman" w:cs="Times New Roman"/>
+              </w:rPr>
+            </w:pPr>
+          </w:p>
         </w:tc>
       </w:tr>
       <w:tr>
@@ -881,14 +1394,34 @@
           <w:tcPr>
             <w:tcW w:w="1862" w:type="dxa"/>
           </w:tcPr>
-          <w:p/>
+          <w:p>
+            <w:pPr>
+              <w:rPr>
+                <w:rFonts w:ascii="Times New Roman" w:hAnsi="Times New Roman" w:cs="Times New Roman"/>
+              </w:rPr>
+            </w:pPr>
+            <w:r>
+              <w:rPr>
+                <w:rFonts w:ascii="Times New Roman" w:hAnsi="Times New Roman" w:cs="Times New Roman"/>
+              </w:rPr>
+              <w:t>Orange juice</w:t>
+            </w:r>
+          </w:p>
         </w:tc>
         <w:tc>
           <w:tcPr>
             <w:tcW w:w="1605" w:type="dxa"/>
           </w:tcPr>
           <w:p>
-            <w:r>
+            <w:pPr>
+              <w:rPr>
+                <w:rFonts w:ascii="Times New Roman" w:hAnsi="Times New Roman" w:cs="Times New Roman"/>
+              </w:rPr>
+            </w:pPr>
+            <w:r>
+              <w:rPr>
+                <w:rFonts w:ascii="Times New Roman" w:hAnsi="Times New Roman" w:cs="Times New Roman"/>
+              </w:rPr>
               <w:t>Product image for seed data display</w:t>
             </w:r>
           </w:p>
@@ -897,7 +1430,22 @@
           <w:tcPr>
             <w:tcW w:w="4012" w:type="dxa"/>
           </w:tcPr>
-          <w:p/>
+          <w:p>
+            <w:pPr>
+              <w:rPr>
+                <w:rFonts w:ascii="Times New Roman" w:hAnsi="Times New Roman" w:cs="Times New Roman"/>
+              </w:rPr>
+            </w:pPr>
+            <w:r>
+              <w:rPr>
+                <w:rFonts w:ascii="Cascadia Mono" w:hAnsi="Cascadia Mono" w:cs="Cascadia Mono"/>
+                <w:sz w:val="19"/>
+                <w:szCs w:val="19"/>
+                <w:highlight w:val="white"/>
+              </w:rPr>
+              <w:t>https://images.unsplash.com/photo-1600271886742-f049cd451bba?w=400</w:t>
+            </w:r>
+          </w:p>
         </w:tc>
         <w:tc>
           <w:tcPr>
@@ -916,7 +1464,7 @@
               <w:tblLook w:val="04A0" w:firstRow="1" w:lastRow="0" w:firstColumn="1" w:lastColumn="0" w:noHBand="0" w:noVBand="1"/>
             </w:tblPr>
             <w:tblGrid>
-              <w:gridCol w:w="1117"/>
+              <w:gridCol w:w="789"/>
             </w:tblGrid>
             <w:tr>
               <w:trPr>
@@ -931,15 +1479,27 @@
                 <w:p>
                   <w:pPr>
                     <w:spacing w:after="0" w:line="240" w:lineRule="auto"/>
+                    <w:rPr>
+                      <w:rFonts w:ascii="Times New Roman" w:hAnsi="Times New Roman" w:cs="Times New Roman"/>
+                    </w:rPr>
                   </w:pPr>
                   <w:r>
+                    <w:rPr>
+                      <w:rFonts w:ascii="Times New Roman" w:hAnsi="Times New Roman" w:cs="Times New Roman"/>
+                    </w:rPr>
                     <w:t>2026-04-20</w:t>
                   </w:r>
                 </w:p>
               </w:tc>
             </w:tr>
           </w:tbl>
-          <w:p/>
+          <w:p>
+            <w:pPr>
+              <w:rPr>
+                <w:rFonts w:ascii="Times New Roman" w:hAnsi="Times New Roman" w:cs="Times New Roman"/>
+              </w:rPr>
+            </w:pPr>
+          </w:p>
         </w:tc>
       </w:tr>
       <w:tr>
@@ -947,14 +1507,34 @@
           <w:tcPr>
             <w:tcW w:w="1862" w:type="dxa"/>
           </w:tcPr>
-          <w:p/>
+          <w:p>
+            <w:pPr>
+              <w:rPr>
+                <w:rFonts w:ascii="Times New Roman" w:hAnsi="Times New Roman" w:cs="Times New Roman"/>
+              </w:rPr>
+            </w:pPr>
+            <w:r>
+              <w:rPr>
+                <w:rFonts w:ascii="Times New Roman" w:hAnsi="Times New Roman" w:cs="Times New Roman"/>
+              </w:rPr>
+              <w:t>Carrots</w:t>
+            </w:r>
+          </w:p>
         </w:tc>
         <w:tc>
           <w:tcPr>
             <w:tcW w:w="1605" w:type="dxa"/>
           </w:tcPr>
           <w:p>
-            <w:r>
+            <w:pPr>
+              <w:rPr>
+                <w:rFonts w:ascii="Times New Roman" w:hAnsi="Times New Roman" w:cs="Times New Roman"/>
+              </w:rPr>
+            </w:pPr>
+            <w:r>
+              <w:rPr>
+                <w:rFonts w:ascii="Times New Roman" w:hAnsi="Times New Roman" w:cs="Times New Roman"/>
+              </w:rPr>
               <w:t>Product image for seed data display</w:t>
             </w:r>
           </w:p>
@@ -963,7 +1543,22 @@
           <w:tcPr>
             <w:tcW w:w="4012" w:type="dxa"/>
           </w:tcPr>
-          <w:p/>
+          <w:p>
+            <w:pPr>
+              <w:rPr>
+                <w:rFonts w:ascii="Times New Roman" w:hAnsi="Times New Roman" w:cs="Times New Roman"/>
+              </w:rPr>
+            </w:pPr>
+            <w:r>
+              <w:rPr>
+                <w:rFonts w:ascii="Cascadia Mono" w:hAnsi="Cascadia Mono" w:cs="Cascadia Mono"/>
+                <w:sz w:val="19"/>
+                <w:szCs w:val="19"/>
+                <w:highlight w:val="white"/>
+              </w:rPr>
+              <w:t>https://images.unsplash.com/photo-1598170845058-32b9d6a5da37?w=400</w:t>
+            </w:r>
+          </w:p>
         </w:tc>
         <w:tc>
           <w:tcPr>
@@ -982,7 +1577,7 @@
               <w:tblLook w:val="04A0" w:firstRow="1" w:lastRow="0" w:firstColumn="1" w:lastColumn="0" w:noHBand="0" w:noVBand="1"/>
             </w:tblPr>
             <w:tblGrid>
-              <w:gridCol w:w="1117"/>
+              <w:gridCol w:w="789"/>
             </w:tblGrid>
             <w:tr>
               <w:trPr>
@@ -997,15 +1592,27 @@
                 <w:p>
                   <w:pPr>
                     <w:spacing w:after="0" w:line="240" w:lineRule="auto"/>
+                    <w:rPr>
+                      <w:rFonts w:ascii="Times New Roman" w:hAnsi="Times New Roman" w:cs="Times New Roman"/>
+                    </w:rPr>
                   </w:pPr>
                   <w:r>
+                    <w:rPr>
+                      <w:rFonts w:ascii="Times New Roman" w:hAnsi="Times New Roman" w:cs="Times New Roman"/>
+                    </w:rPr>
                     <w:t>2026-04-20</w:t>
                   </w:r>
                 </w:p>
               </w:tc>
             </w:tr>
           </w:tbl>
-          <w:p/>
+          <w:p>
+            <w:pPr>
+              <w:rPr>
+                <w:rFonts w:ascii="Times New Roman" w:hAnsi="Times New Roman" w:cs="Times New Roman"/>
+              </w:rPr>
+            </w:pPr>
+          </w:p>
         </w:tc>
       </w:tr>
       <w:tr>
@@ -1013,14 +1620,34 @@
           <w:tcPr>
             <w:tcW w:w="1862" w:type="dxa"/>
           </w:tcPr>
-          <w:p/>
+          <w:p>
+            <w:pPr>
+              <w:rPr>
+                <w:rFonts w:ascii="Times New Roman" w:hAnsi="Times New Roman" w:cs="Times New Roman"/>
+              </w:rPr>
+            </w:pPr>
+            <w:r>
+              <w:rPr>
+                <w:rFonts w:ascii="Times New Roman" w:hAnsi="Times New Roman" w:cs="Times New Roman"/>
+              </w:rPr>
+              <w:t>Potatoes</w:t>
+            </w:r>
+          </w:p>
         </w:tc>
         <w:tc>
           <w:tcPr>
             <w:tcW w:w="1605" w:type="dxa"/>
           </w:tcPr>
           <w:p>
-            <w:r>
+            <w:pPr>
+              <w:rPr>
+                <w:rFonts w:ascii="Times New Roman" w:hAnsi="Times New Roman" w:cs="Times New Roman"/>
+              </w:rPr>
+            </w:pPr>
+            <w:r>
+              <w:rPr>
+                <w:rFonts w:ascii="Times New Roman" w:hAnsi="Times New Roman" w:cs="Times New Roman"/>
+              </w:rPr>
               <w:t>Product image for seed data display</w:t>
             </w:r>
           </w:p>
@@ -1029,7 +1656,22 @@
           <w:tcPr>
             <w:tcW w:w="4012" w:type="dxa"/>
           </w:tcPr>
-          <w:p/>
+          <w:p>
+            <w:pPr>
+              <w:rPr>
+                <w:rFonts w:ascii="Times New Roman" w:hAnsi="Times New Roman" w:cs="Times New Roman"/>
+              </w:rPr>
+            </w:pPr>
+            <w:r>
+              <w:rPr>
+                <w:rFonts w:ascii="Cascadia Mono" w:hAnsi="Cascadia Mono" w:cs="Cascadia Mono"/>
+                <w:sz w:val="19"/>
+                <w:szCs w:val="19"/>
+                <w:highlight w:val="white"/>
+              </w:rPr>
+              <w:t>https://images.unsplash.com/photo-1518977676601-b53f82aba655?w=400</w:t>
+            </w:r>
+          </w:p>
         </w:tc>
         <w:tc>
           <w:tcPr>
@@ -1048,7 +1690,7 @@
               <w:tblLook w:val="04A0" w:firstRow="1" w:lastRow="0" w:firstColumn="1" w:lastColumn="0" w:noHBand="0" w:noVBand="1"/>
             </w:tblPr>
             <w:tblGrid>
-              <w:gridCol w:w="1117"/>
+              <w:gridCol w:w="789"/>
             </w:tblGrid>
             <w:tr>
               <w:trPr>
@@ -1063,15 +1705,27 @@
                 <w:p>
                   <w:pPr>
                     <w:spacing w:after="0" w:line="240" w:lineRule="auto"/>
+                    <w:rPr>
+                      <w:rFonts w:ascii="Times New Roman" w:hAnsi="Times New Roman" w:cs="Times New Roman"/>
+                    </w:rPr>
                   </w:pPr>
                   <w:r>
+                    <w:rPr>
+                      <w:rFonts w:ascii="Times New Roman" w:hAnsi="Times New Roman" w:cs="Times New Roman"/>
+                    </w:rPr>
                     <w:t>2026-04-20</w:t>
                   </w:r>
                 </w:p>
               </w:tc>
             </w:tr>
           </w:tbl>
-          <w:p/>
+          <w:p>
+            <w:pPr>
+              <w:rPr>
+                <w:rFonts w:ascii="Times New Roman" w:hAnsi="Times New Roman" w:cs="Times New Roman"/>
+              </w:rPr>
+            </w:pPr>
+          </w:p>
         </w:tc>
       </w:tr>
       <w:tr>
@@ -1079,21 +1733,35 @@
           <w:tcPr>
             <w:tcW w:w="1862" w:type="dxa"/>
           </w:tcPr>
-          <w:p/>
+          <w:p>
+            <w:pPr>
+              <w:rPr>
+                <w:rFonts w:ascii="Times New Roman" w:hAnsi="Times New Roman" w:cs="Times New Roman"/>
+              </w:rPr>
+            </w:pPr>
+            <w:r>
+              <w:rPr>
+                <w:rFonts w:ascii="Times New Roman" w:hAnsi="Times New Roman" w:cs="Times New Roman"/>
+              </w:rPr>
+              <w:t>Onions</w:t>
+            </w:r>
+          </w:p>
         </w:tc>
         <w:tc>
           <w:tcPr>
             <w:tcW w:w="1605" w:type="dxa"/>
           </w:tcPr>
           <w:p>
-            <w:r>
-              <w:t>Product image for seed data display</w:t>
-            </w:r>
-            <w:r>
-              <w:t xml:space="preserve"> </w:t>
-            </w:r>
-            <w:r>
-              <w:t>Product image for seed data display</w:t>
+            <w:pPr>
+              <w:rPr>
+                <w:rFonts w:ascii="Times New Roman" w:hAnsi="Times New Roman" w:cs="Times New Roman"/>
+              </w:rPr>
+            </w:pPr>
+            <w:r>
+              <w:rPr>
+                <w:rFonts w:ascii="Times New Roman" w:hAnsi="Times New Roman" w:cs="Times New Roman"/>
+              </w:rPr>
+              <w:t>Product image for seed data display Product image for seed data display</w:t>
             </w:r>
           </w:p>
         </w:tc>
@@ -1101,7 +1769,19 @@
           <w:tcPr>
             <w:tcW w:w="4012" w:type="dxa"/>
           </w:tcPr>
-          <w:p/>
+          <w:p>
+            <w:pPr>
+              <w:rPr>
+                <w:rFonts w:ascii="Times New Roman" w:hAnsi="Times New Roman" w:cs="Times New Roman"/>
+              </w:rPr>
+            </w:pPr>
+            <w:r>
+              <w:rPr>
+                <w:rFonts w:ascii="Times New Roman" w:hAnsi="Times New Roman" w:cs="Times New Roman"/>
+              </w:rPr>
+              <w:t>https://images.unsplash.com/photo-1582284540020-8acbe03f4924?w=400</w:t>
+            </w:r>
+          </w:p>
         </w:tc>
         <w:tc>
           <w:tcPr>
@@ -1120,7 +1800,7 @@
               <w:tblLook w:val="04A0" w:firstRow="1" w:lastRow="0" w:firstColumn="1" w:lastColumn="0" w:noHBand="0" w:noVBand="1"/>
             </w:tblPr>
             <w:tblGrid>
-              <w:gridCol w:w="1117"/>
+              <w:gridCol w:w="789"/>
             </w:tblGrid>
             <w:tr>
               <w:trPr>
@@ -1135,15 +1815,27 @@
                 <w:p>
                   <w:pPr>
                     <w:spacing w:after="0" w:line="240" w:lineRule="auto"/>
+                    <w:rPr>
+                      <w:rFonts w:ascii="Times New Roman" w:hAnsi="Times New Roman" w:cs="Times New Roman"/>
+                    </w:rPr>
                   </w:pPr>
                   <w:r>
+                    <w:rPr>
+                      <w:rFonts w:ascii="Times New Roman" w:hAnsi="Times New Roman" w:cs="Times New Roman"/>
+                    </w:rPr>
                     <w:t>2026-04-20</w:t>
                   </w:r>
                 </w:p>
               </w:tc>
             </w:tr>
           </w:tbl>
-          <w:p/>
+          <w:p>
+            <w:pPr>
+              <w:rPr>
+                <w:rFonts w:ascii="Times New Roman" w:hAnsi="Times New Roman" w:cs="Times New Roman"/>
+              </w:rPr>
+            </w:pPr>
+          </w:p>
         </w:tc>
       </w:tr>
       <w:tr>
@@ -1151,14 +1843,34 @@
           <w:tcPr>
             <w:tcW w:w="1862" w:type="dxa"/>
           </w:tcPr>
-          <w:p/>
+          <w:p>
+            <w:pPr>
+              <w:rPr>
+                <w:rFonts w:ascii="Times New Roman" w:hAnsi="Times New Roman" w:cs="Times New Roman"/>
+              </w:rPr>
+            </w:pPr>
+            <w:r>
+              <w:rPr>
+                <w:rFonts w:ascii="Times New Roman" w:hAnsi="Times New Roman" w:cs="Times New Roman"/>
+              </w:rPr>
+              <w:t>Tomatoes</w:t>
+            </w:r>
+          </w:p>
         </w:tc>
         <w:tc>
           <w:tcPr>
             <w:tcW w:w="1605" w:type="dxa"/>
           </w:tcPr>
           <w:p>
-            <w:r>
+            <w:pPr>
+              <w:rPr>
+                <w:rFonts w:ascii="Times New Roman" w:hAnsi="Times New Roman" w:cs="Times New Roman"/>
+              </w:rPr>
+            </w:pPr>
+            <w:r>
+              <w:rPr>
+                <w:rFonts w:ascii="Times New Roman" w:hAnsi="Times New Roman" w:cs="Times New Roman"/>
+              </w:rPr>
               <w:t>Product image for seed data display</w:t>
             </w:r>
           </w:p>
@@ -1167,7 +1879,22 @@
           <w:tcPr>
             <w:tcW w:w="4012" w:type="dxa"/>
           </w:tcPr>
-          <w:p/>
+          <w:p>
+            <w:pPr>
+              <w:rPr>
+                <w:rFonts w:ascii="Times New Roman" w:hAnsi="Times New Roman" w:cs="Times New Roman"/>
+              </w:rPr>
+            </w:pPr>
+            <w:r>
+              <w:rPr>
+                <w:rFonts w:ascii="Cascadia Mono" w:hAnsi="Cascadia Mono" w:cs="Cascadia Mono"/>
+                <w:sz w:val="19"/>
+                <w:szCs w:val="19"/>
+                <w:highlight w:val="white"/>
+              </w:rPr>
+              <w:t>https://images.unsplash.com/photo-1449300079323-02e209d9d3a6?w=400</w:t>
+            </w:r>
+          </w:p>
         </w:tc>
         <w:tc>
           <w:tcPr>
@@ -1186,7 +1913,7 @@
               <w:tblLook w:val="04A0" w:firstRow="1" w:lastRow="0" w:firstColumn="1" w:lastColumn="0" w:noHBand="0" w:noVBand="1"/>
             </w:tblPr>
             <w:tblGrid>
-              <w:gridCol w:w="1117"/>
+              <w:gridCol w:w="789"/>
             </w:tblGrid>
             <w:tr>
               <w:trPr>
@@ -1201,37 +1928,66 @@
                 <w:p>
                   <w:pPr>
                     <w:spacing w:after="0" w:line="240" w:lineRule="auto"/>
+                    <w:rPr>
+                      <w:rFonts w:ascii="Times New Roman" w:hAnsi="Times New Roman" w:cs="Times New Roman"/>
+                    </w:rPr>
                   </w:pPr>
                   <w:r>
+                    <w:rPr>
+                      <w:rFonts w:ascii="Times New Roman" w:hAnsi="Times New Roman" w:cs="Times New Roman"/>
+                    </w:rPr>
                     <w:t>2026-04-20</w:t>
                   </w:r>
                 </w:p>
               </w:tc>
             </w:tr>
           </w:tbl>
-          <w:p/>
+          <w:p>
+            <w:pPr>
+              <w:rPr>
+                <w:rFonts w:ascii="Times New Roman" w:hAnsi="Times New Roman" w:cs="Times New Roman"/>
+              </w:rPr>
+            </w:pPr>
+          </w:p>
         </w:tc>
       </w:tr>
       <w:tr>
+        <w:trPr>
+          <w:trHeight w:val="1012"/>
+        </w:trPr>
         <w:tc>
           <w:tcPr>
             <w:tcW w:w="1862" w:type="dxa"/>
           </w:tcPr>
-          <w:p/>
+          <w:p>
+            <w:pPr>
+              <w:rPr>
+                <w:rFonts w:ascii="Times New Roman" w:hAnsi="Times New Roman" w:cs="Times New Roman"/>
+              </w:rPr>
+            </w:pPr>
+            <w:r>
+              <w:rPr>
+                <w:rFonts w:ascii="Times New Roman" w:hAnsi="Times New Roman" w:cs="Times New Roman"/>
+              </w:rPr>
+              <w:t>Broccoli</w:t>
+            </w:r>
+          </w:p>
         </w:tc>
         <w:tc>
           <w:tcPr>
             <w:tcW w:w="1605" w:type="dxa"/>
           </w:tcPr>
           <w:p>
-            <w:r>
-              <w:t>Product image for seed data display</w:t>
-            </w:r>
-            <w:r>
-              <w:t xml:space="preserve"> </w:t>
-            </w:r>
-            <w:r>
-              <w:t>Product image for seed data display</w:t>
+            <w:pPr>
+              <w:rPr>
+                <w:rFonts w:ascii="Times New Roman" w:hAnsi="Times New Roman" w:cs="Times New Roman"/>
+              </w:rPr>
+            </w:pPr>
+            <w:r>
+              <w:rPr>
+                <w:rFonts w:ascii="Times New Roman" w:hAnsi="Times New Roman" w:cs="Times New Roman"/>
+              </w:rPr>
+              <w:t>Product image for seed data display Product image for seed data display</w:t>
             </w:r>
           </w:p>
         </w:tc>
@@ -1239,7 +1995,22 @@
           <w:tcPr>
             <w:tcW w:w="4012" w:type="dxa"/>
           </w:tcPr>
-          <w:p/>
+          <w:p>
+            <w:pPr>
+              <w:rPr>
+                <w:rFonts w:ascii="Times New Roman" w:hAnsi="Times New Roman" w:cs="Times New Roman"/>
+              </w:rPr>
+            </w:pPr>
+            <w:r>
+              <w:rPr>
+                <w:rFonts w:ascii="Cascadia Mono" w:hAnsi="Cascadia Mono" w:cs="Cascadia Mono"/>
+                <w:sz w:val="19"/>
+                <w:szCs w:val="19"/>
+                <w:highlight w:val="white"/>
+              </w:rPr>
+              <w:t>https://images.unsplash.com/photo-1459411621453-7b03977f4bfc?w=400</w:t>
+            </w:r>
+          </w:p>
         </w:tc>
         <w:tc>
           <w:tcPr>
@@ -1258,7 +2029,7 @@
               <w:tblLook w:val="04A0" w:firstRow="1" w:lastRow="0" w:firstColumn="1" w:lastColumn="0" w:noHBand="0" w:noVBand="1"/>
             </w:tblPr>
             <w:tblGrid>
-              <w:gridCol w:w="1117"/>
+              <w:gridCol w:w="789"/>
             </w:tblGrid>
             <w:tr>
               <w:trPr>
@@ -1273,15 +2044,27 @@
                 <w:p>
                   <w:pPr>
                     <w:spacing w:after="0" w:line="240" w:lineRule="auto"/>
+                    <w:rPr>
+                      <w:rFonts w:ascii="Times New Roman" w:hAnsi="Times New Roman" w:cs="Times New Roman"/>
+                    </w:rPr>
                   </w:pPr>
                   <w:r>
+                    <w:rPr>
+                      <w:rFonts w:ascii="Times New Roman" w:hAnsi="Times New Roman" w:cs="Times New Roman"/>
+                    </w:rPr>
                     <w:t>2026-04-20</w:t>
                   </w:r>
                 </w:p>
               </w:tc>
             </w:tr>
           </w:tbl>
-          <w:p/>
+          <w:p>
+            <w:pPr>
+              <w:rPr>
+                <w:rFonts w:ascii="Times New Roman" w:hAnsi="Times New Roman" w:cs="Times New Roman"/>
+              </w:rPr>
+            </w:pPr>
+          </w:p>
         </w:tc>
       </w:tr>
       <w:tr>
@@ -1289,14 +2072,34 @@
           <w:tcPr>
             <w:tcW w:w="1862" w:type="dxa"/>
           </w:tcPr>
-          <w:p/>
+          <w:p>
+            <w:pPr>
+              <w:rPr>
+                <w:rFonts w:ascii="Times New Roman" w:hAnsi="Times New Roman" w:cs="Times New Roman"/>
+              </w:rPr>
+            </w:pPr>
+            <w:r>
+              <w:rPr>
+                <w:rFonts w:ascii="Times New Roman" w:hAnsi="Times New Roman" w:cs="Times New Roman"/>
+              </w:rPr>
+              <w:t>Apples</w:t>
+            </w:r>
+          </w:p>
         </w:tc>
         <w:tc>
           <w:tcPr>
             <w:tcW w:w="1605" w:type="dxa"/>
           </w:tcPr>
           <w:p>
-            <w:r>
+            <w:pPr>
+              <w:rPr>
+                <w:rFonts w:ascii="Times New Roman" w:hAnsi="Times New Roman" w:cs="Times New Roman"/>
+              </w:rPr>
+            </w:pPr>
+            <w:r>
+              <w:rPr>
+                <w:rFonts w:ascii="Times New Roman" w:hAnsi="Times New Roman" w:cs="Times New Roman"/>
+              </w:rPr>
               <w:t>Product image for seed data display</w:t>
             </w:r>
           </w:p>
@@ -1305,7 +2108,22 @@
           <w:tcPr>
             <w:tcW w:w="4012" w:type="dxa"/>
           </w:tcPr>
-          <w:p/>
+          <w:p>
+            <w:pPr>
+              <w:rPr>
+                <w:rFonts w:ascii="Times New Roman" w:hAnsi="Times New Roman" w:cs="Times New Roman"/>
+              </w:rPr>
+            </w:pPr>
+            <w:r>
+              <w:rPr>
+                <w:rFonts w:ascii="Cascadia Mono" w:hAnsi="Cascadia Mono" w:cs="Cascadia Mono"/>
+                <w:sz w:val="19"/>
+                <w:szCs w:val="19"/>
+                <w:highlight w:val="white"/>
+              </w:rPr>
+              <w:t>https://images.unsplash.com/photo-1567306226416-28f0efdc88ce?w=400</w:t>
+            </w:r>
+          </w:p>
         </w:tc>
         <w:tc>
           <w:tcPr>
@@ -1324,7 +2142,7 @@
               <w:tblLook w:val="04A0" w:firstRow="1" w:lastRow="0" w:firstColumn="1" w:lastColumn="0" w:noHBand="0" w:noVBand="1"/>
             </w:tblPr>
             <w:tblGrid>
-              <w:gridCol w:w="1117"/>
+              <w:gridCol w:w="789"/>
             </w:tblGrid>
             <w:tr>
               <w:trPr>
@@ -1339,15 +2157,27 @@
                 <w:p>
                   <w:pPr>
                     <w:spacing w:after="0" w:line="240" w:lineRule="auto"/>
+                    <w:rPr>
+                      <w:rFonts w:ascii="Times New Roman" w:hAnsi="Times New Roman" w:cs="Times New Roman"/>
+                    </w:rPr>
                   </w:pPr>
                   <w:r>
+                    <w:rPr>
+                      <w:rFonts w:ascii="Times New Roman" w:hAnsi="Times New Roman" w:cs="Times New Roman"/>
+                    </w:rPr>
                     <w:t>2026-04-20</w:t>
                   </w:r>
                 </w:p>
               </w:tc>
             </w:tr>
           </w:tbl>
-          <w:p/>
+          <w:p>
+            <w:pPr>
+              <w:rPr>
+                <w:rFonts w:ascii="Times New Roman" w:hAnsi="Times New Roman" w:cs="Times New Roman"/>
+              </w:rPr>
+            </w:pPr>
+          </w:p>
         </w:tc>
       </w:tr>
       <w:tr>
@@ -1355,14 +2185,34 @@
           <w:tcPr>
             <w:tcW w:w="1862" w:type="dxa"/>
           </w:tcPr>
-          <w:p/>
+          <w:p>
+            <w:pPr>
+              <w:rPr>
+                <w:rFonts w:ascii="Times New Roman" w:hAnsi="Times New Roman" w:cs="Times New Roman"/>
+              </w:rPr>
+            </w:pPr>
+            <w:r>
+              <w:rPr>
+                <w:rFonts w:ascii="Times New Roman" w:hAnsi="Times New Roman" w:cs="Times New Roman"/>
+              </w:rPr>
+              <w:t>Whole chicken</w:t>
+            </w:r>
+          </w:p>
         </w:tc>
         <w:tc>
           <w:tcPr>
             <w:tcW w:w="1605" w:type="dxa"/>
           </w:tcPr>
           <w:p>
-            <w:r>
+            <w:pPr>
+              <w:rPr>
+                <w:rFonts w:ascii="Times New Roman" w:hAnsi="Times New Roman" w:cs="Times New Roman"/>
+              </w:rPr>
+            </w:pPr>
+            <w:r>
+              <w:rPr>
+                <w:rFonts w:ascii="Times New Roman" w:hAnsi="Times New Roman" w:cs="Times New Roman"/>
+              </w:rPr>
               <w:t>Product image for seed data display</w:t>
             </w:r>
           </w:p>
@@ -1371,7 +2221,19 @@
           <w:tcPr>
             <w:tcW w:w="4012" w:type="dxa"/>
           </w:tcPr>
-          <w:p/>
+          <w:p>
+            <w:pPr>
+              <w:rPr>
+                <w:rFonts w:ascii="Times New Roman" w:hAnsi="Times New Roman" w:cs="Times New Roman"/>
+              </w:rPr>
+            </w:pPr>
+            <w:r>
+              <w:rPr>
+                <w:rFonts w:ascii="Times New Roman" w:hAnsi="Times New Roman" w:cs="Times New Roman"/>
+              </w:rPr>
+              <w:t>https://images.unsplash.com/photo-1587593810167-a84920ea0781?w=400</w:t>
+            </w:r>
+          </w:p>
         </w:tc>
         <w:tc>
           <w:tcPr>
@@ -1390,7 +2252,7 @@
               <w:tblLook w:val="04A0" w:firstRow="1" w:lastRow="0" w:firstColumn="1" w:lastColumn="0" w:noHBand="0" w:noVBand="1"/>
             </w:tblPr>
             <w:tblGrid>
-              <w:gridCol w:w="1117"/>
+              <w:gridCol w:w="789"/>
             </w:tblGrid>
             <w:tr>
               <w:trPr>
@@ -1405,15 +2267,27 @@
                 <w:p>
                   <w:pPr>
                     <w:spacing w:after="0" w:line="240" w:lineRule="auto"/>
+                    <w:rPr>
+                      <w:rFonts w:ascii="Times New Roman" w:hAnsi="Times New Roman" w:cs="Times New Roman"/>
+                    </w:rPr>
                   </w:pPr>
                   <w:r>
+                    <w:rPr>
+                      <w:rFonts w:ascii="Times New Roman" w:hAnsi="Times New Roman" w:cs="Times New Roman"/>
+                    </w:rPr>
                     <w:t>2026-04-20</w:t>
                   </w:r>
                 </w:p>
               </w:tc>
             </w:tr>
           </w:tbl>
-          <w:p/>
+          <w:p>
+            <w:pPr>
+              <w:rPr>
+                <w:rFonts w:ascii="Times New Roman" w:hAnsi="Times New Roman" w:cs="Times New Roman"/>
+              </w:rPr>
+            </w:pPr>
+          </w:p>
         </w:tc>
       </w:tr>
       <w:tr>
@@ -1421,21 +2295,36 @@
           <w:tcPr>
             <w:tcW w:w="1862" w:type="dxa"/>
           </w:tcPr>
-          <w:p/>
+          <w:p>
+            <w:pPr>
+              <w:rPr>
+                <w:rFonts w:ascii="Times New Roman" w:hAnsi="Times New Roman" w:cs="Times New Roman"/>
+              </w:rPr>
+            </w:pPr>
+            <w:r>
+              <w:rPr>
+                <w:rFonts w:ascii="Times New Roman" w:hAnsi="Times New Roman" w:cs="Times New Roman"/>
+              </w:rPr>
+              <w:lastRenderedPageBreak/>
+              <w:t>Mince beef</w:t>
+            </w:r>
+          </w:p>
         </w:tc>
         <w:tc>
           <w:tcPr>
             <w:tcW w:w="1605" w:type="dxa"/>
           </w:tcPr>
           <w:p>
-            <w:r>
-              <w:t>Product image for seed data display</w:t>
-            </w:r>
-            <w:r>
-              <w:t xml:space="preserve"> </w:t>
-            </w:r>
-            <w:r>
-              <w:t>Product image for seed data display</w:t>
+            <w:pPr>
+              <w:rPr>
+                <w:rFonts w:ascii="Times New Roman" w:hAnsi="Times New Roman" w:cs="Times New Roman"/>
+              </w:rPr>
+            </w:pPr>
+            <w:r>
+              <w:rPr>
+                <w:rFonts w:ascii="Times New Roman" w:hAnsi="Times New Roman" w:cs="Times New Roman"/>
+              </w:rPr>
+              <w:t>Product image for seed data display Product image for seed data display</w:t>
             </w:r>
           </w:p>
         </w:tc>
@@ -1443,7 +2332,19 @@
           <w:tcPr>
             <w:tcW w:w="4012" w:type="dxa"/>
           </w:tcPr>
-          <w:p/>
+          <w:p>
+            <w:pPr>
+              <w:rPr>
+                <w:rFonts w:ascii="Times New Roman" w:hAnsi="Times New Roman" w:cs="Times New Roman"/>
+              </w:rPr>
+            </w:pPr>
+            <w:r>
+              <w:rPr>
+                <w:rFonts w:ascii="Times New Roman" w:hAnsi="Times New Roman" w:cs="Times New Roman"/>
+              </w:rPr>
+              <w:t>https://plus.unsplash.com/premium_photo-1670357599582-de7232e949a0?w=400</w:t>
+            </w:r>
+          </w:p>
         </w:tc>
         <w:tc>
           <w:tcPr>
@@ -1462,7 +2363,7 @@
               <w:tblLook w:val="04A0" w:firstRow="1" w:lastRow="0" w:firstColumn="1" w:lastColumn="0" w:noHBand="0" w:noVBand="1"/>
             </w:tblPr>
             <w:tblGrid>
-              <w:gridCol w:w="1117"/>
+              <w:gridCol w:w="789"/>
             </w:tblGrid>
             <w:tr>
               <w:trPr>
@@ -1477,15 +2378,27 @@
                 <w:p>
                   <w:pPr>
                     <w:spacing w:after="0" w:line="240" w:lineRule="auto"/>
+                    <w:rPr>
+                      <w:rFonts w:ascii="Times New Roman" w:hAnsi="Times New Roman" w:cs="Times New Roman"/>
+                    </w:rPr>
                   </w:pPr>
                   <w:r>
+                    <w:rPr>
+                      <w:rFonts w:ascii="Times New Roman" w:hAnsi="Times New Roman" w:cs="Times New Roman"/>
+                    </w:rPr>
                     <w:t>2026-04-20</w:t>
                   </w:r>
                 </w:p>
               </w:tc>
             </w:tr>
           </w:tbl>
-          <w:p/>
+          <w:p>
+            <w:pPr>
+              <w:rPr>
+                <w:rFonts w:ascii="Times New Roman" w:hAnsi="Times New Roman" w:cs="Times New Roman"/>
+              </w:rPr>
+            </w:pPr>
+          </w:p>
         </w:tc>
       </w:tr>
       <w:tr>
@@ -1493,21 +2406,35 @@
           <w:tcPr>
             <w:tcW w:w="1862" w:type="dxa"/>
           </w:tcPr>
-          <w:p/>
+          <w:p>
+            <w:pPr>
+              <w:rPr>
+                <w:rFonts w:ascii="Times New Roman" w:hAnsi="Times New Roman" w:cs="Times New Roman"/>
+              </w:rPr>
+            </w:pPr>
+            <w:r>
+              <w:rPr>
+                <w:rFonts w:ascii="Times New Roman" w:hAnsi="Times New Roman" w:cs="Times New Roman"/>
+              </w:rPr>
+              <w:t>Pork sausages</w:t>
+            </w:r>
+          </w:p>
         </w:tc>
         <w:tc>
           <w:tcPr>
             <w:tcW w:w="1605" w:type="dxa"/>
           </w:tcPr>
           <w:p>
-            <w:r>
-              <w:t>Product image for seed data display</w:t>
-            </w:r>
-            <w:r>
-              <w:t xml:space="preserve"> </w:t>
-            </w:r>
-            <w:r>
-              <w:t>Product image for seed data display</w:t>
+            <w:pPr>
+              <w:rPr>
+                <w:rFonts w:ascii="Times New Roman" w:hAnsi="Times New Roman" w:cs="Times New Roman"/>
+              </w:rPr>
+            </w:pPr>
+            <w:r>
+              <w:rPr>
+                <w:rFonts w:ascii="Times New Roman" w:hAnsi="Times New Roman" w:cs="Times New Roman"/>
+              </w:rPr>
+              <w:t>Product image for seed data display Product image for seed data display</w:t>
             </w:r>
           </w:p>
         </w:tc>
@@ -1515,7 +2442,19 @@
           <w:tcPr>
             <w:tcW w:w="4012" w:type="dxa"/>
           </w:tcPr>
-          <w:p/>
+          <w:p>
+            <w:pPr>
+              <w:rPr>
+                <w:rFonts w:ascii="Times New Roman" w:hAnsi="Times New Roman" w:cs="Times New Roman"/>
+              </w:rPr>
+            </w:pPr>
+            <w:r>
+              <w:rPr>
+                <w:rFonts w:ascii="Times New Roman" w:hAnsi="Times New Roman" w:cs="Times New Roman"/>
+              </w:rPr>
+              <w:t>https://images.unsplash.com/photo-1691480241974-92481cef09ff?w-400</w:t>
+            </w:r>
+          </w:p>
         </w:tc>
         <w:tc>
           <w:tcPr>
@@ -1534,7 +2473,7 @@
               <w:tblLook w:val="04A0" w:firstRow="1" w:lastRow="0" w:firstColumn="1" w:lastColumn="0" w:noHBand="0" w:noVBand="1"/>
             </w:tblPr>
             <w:tblGrid>
-              <w:gridCol w:w="1117"/>
+              <w:gridCol w:w="789"/>
             </w:tblGrid>
             <w:tr>
               <w:trPr>
@@ -1549,15 +2488,27 @@
                 <w:p>
                   <w:pPr>
                     <w:spacing w:after="0" w:line="240" w:lineRule="auto"/>
+                    <w:rPr>
+                      <w:rFonts w:ascii="Times New Roman" w:hAnsi="Times New Roman" w:cs="Times New Roman"/>
+                    </w:rPr>
                   </w:pPr>
                   <w:r>
+                    <w:rPr>
+                      <w:rFonts w:ascii="Times New Roman" w:hAnsi="Times New Roman" w:cs="Times New Roman"/>
+                    </w:rPr>
                     <w:t>2026-04-20</w:t>
                   </w:r>
                 </w:p>
               </w:tc>
             </w:tr>
           </w:tbl>
-          <w:p/>
+          <w:p>
+            <w:pPr>
+              <w:rPr>
+                <w:rFonts w:ascii="Times New Roman" w:hAnsi="Times New Roman" w:cs="Times New Roman"/>
+              </w:rPr>
+            </w:pPr>
+          </w:p>
         </w:tc>
       </w:tr>
       <w:tr>
@@ -1565,15 +2516,43 @@
           <w:tcPr>
             <w:tcW w:w="1862" w:type="dxa"/>
           </w:tcPr>
-          <w:p/>
+          <w:p>
+            <w:pPr>
+              <w:rPr>
+                <w:rFonts w:ascii="Times New Roman" w:hAnsi="Times New Roman" w:cs="Times New Roman"/>
+              </w:rPr>
+            </w:pPr>
+            <w:r>
+              <w:rPr>
+                <w:rFonts w:ascii="Times New Roman" w:hAnsi="Times New Roman" w:cs="Times New Roman"/>
+              </w:rPr>
+              <w:t xml:space="preserve">Google font </w:t>
+            </w:r>
+            <w:proofErr w:type="spellStart"/>
+            <w:r>
+              <w:rPr>
+                <w:rFonts w:ascii="Times New Roman" w:hAnsi="Times New Roman" w:cs="Times New Roman"/>
+              </w:rPr>
+              <w:t>api</w:t>
+            </w:r>
+            <w:proofErr w:type="spellEnd"/>
+          </w:p>
         </w:tc>
         <w:tc>
           <w:tcPr>
             <w:tcW w:w="1605" w:type="dxa"/>
           </w:tcPr>
           <w:p>
-            <w:r>
-              <w:t>Product image for seed data display</w:t>
+            <w:pPr>
+              <w:rPr>
+                <w:rFonts w:ascii="Times New Roman" w:hAnsi="Times New Roman" w:cs="Times New Roman"/>
+              </w:rPr>
+            </w:pPr>
+            <w:r>
+              <w:rPr>
+                <w:rFonts w:ascii="Times New Roman" w:hAnsi="Times New Roman" w:cs="Times New Roman"/>
+              </w:rPr>
+              <w:t>Fonts for styles.css</w:t>
             </w:r>
           </w:p>
         </w:tc>
@@ -1581,54 +2560,50 @@
           <w:tcPr>
             <w:tcW w:w="4012" w:type="dxa"/>
           </w:tcPr>
-          <w:p/>
+          <w:p>
+            <w:pPr>
+              <w:rPr>
+                <w:rFonts w:ascii="Times New Roman" w:hAnsi="Times New Roman" w:cs="Times New Roman"/>
+              </w:rPr>
+            </w:pPr>
+            <w:r>
+              <w:rPr>
+                <w:rFonts w:ascii="Cascadia Mono" w:hAnsi="Cascadia Mono" w:cs="Cascadia Mono"/>
+                <w:sz w:val="19"/>
+                <w:szCs w:val="19"/>
+                <w:highlight w:val="white"/>
+              </w:rPr>
+              <w:t>https://fonts.googleapis.com/css2?family=Outfit:wght@300</w:t>
+            </w:r>
+          </w:p>
         </w:tc>
         <w:tc>
           <w:tcPr>
             <w:tcW w:w="1537" w:type="dxa"/>
           </w:tcPr>
-          <w:tbl>
-            <w:tblPr>
-              <w:tblW w:w="0" w:type="auto"/>
-              <w:tblCellSpacing w:w="15" w:type="dxa"/>
-              <w:tblCellMar>
-                <w:top w:w="15" w:type="dxa"/>
-                <w:left w:w="15" w:type="dxa"/>
-                <w:bottom w:w="15" w:type="dxa"/>
-                <w:right w:w="15" w:type="dxa"/>
-              </w:tblCellMar>
-              <w:tblLook w:val="04A0" w:firstRow="1" w:lastRow="0" w:firstColumn="1" w:lastColumn="0" w:noHBand="0" w:noVBand="1"/>
-            </w:tblPr>
-            <w:tblGrid>
-              <w:gridCol w:w="1117"/>
-            </w:tblGrid>
-            <w:tr>
-              <w:trPr>
-                <w:tblCellSpacing w:w="15" w:type="dxa"/>
-              </w:trPr>
-              <w:tc>
-                <w:tcPr>
-                  <w:tcW w:w="0" w:type="auto"/>
-                  <w:vAlign w:val="center"/>
-                  <w:hideMark/>
-                </w:tcPr>
-                <w:p>
-                  <w:pPr>
-                    <w:spacing w:after="0" w:line="240" w:lineRule="auto"/>
-                  </w:pPr>
-                  <w:r>
-                    <w:t>2026-04-20</w:t>
-                  </w:r>
-                </w:p>
-              </w:tc>
-            </w:tr>
-          </w:tbl>
-          <w:p/>
+          <w:p>
+            <w:pPr>
+              <w:rPr>
+                <w:rFonts w:ascii="Times New Roman" w:hAnsi="Times New Roman" w:cs="Times New Roman"/>
+              </w:rPr>
+            </w:pPr>
+            <w:r>
+              <w:rPr>
+                <w:rFonts w:ascii="Times New Roman" w:hAnsi="Times New Roman" w:cs="Times New Roman"/>
+              </w:rPr>
+              <w:t>2026-13-26</w:t>
+            </w:r>
+          </w:p>
         </w:tc>
       </w:tr>
     </w:tbl>
-    <w:p/>
-    <w:p/>
+    <w:p>
+      <w:pPr>
+        <w:rPr>
+          <w:rFonts w:ascii="Times New Roman" w:hAnsi="Times New Roman" w:cs="Times New Roman"/>
+        </w:rPr>
+      </w:pPr>
+    </w:p>
     <w:sectPr>
       <w:pgSz w:w="11906" w:h="16838"/>
       <w:pgMar w:top="1440" w:right="1440" w:bottom="1440" w:left="1440" w:header="708" w:footer="708" w:gutter="0"/>
@@ -1640,7 +2615,7 @@
 </file>
 
 <file path=word/styles.xml><?xml version="1.0" encoding="utf-8"?>
-<w:styles xmlns:mc="http://schemas.openxmlformats.org/markup-compatibility/2006" xmlns:r="http://schemas.openxmlformats.org/officeDocument/2006/relationships" xmlns:w="http://schemas.openxmlformats.org/wordprocessingml/2006/main" xmlns:w14="http://schemas.microsoft.com/office/word/2010/wordml" xmlns:w15="http://schemas.microsoft.com/office/word/2012/wordml" xmlns:w16cex="http://schemas.microsoft.com/office/word/2018/wordml/cex" xmlns:w16cid="http://schemas.microsoft.com/office/word/2016/wordml/cid" xmlns:w16="http://schemas.microsoft.com/office/word/2018/wordml" xmlns:w16du="http://schemas.microsoft.com/office/word/2023/wordml/word16du" xmlns:w16sdtdh="http://schemas.microsoft.com/office/word/2020/wordml/sdtdatahash" xmlns:w16sdtfl="http://schemas.microsoft.com/office/word/2024/wordml/sdtformatlock" xmlns:w16se="http://schemas.microsoft.com/office/word/2015/wordml/symex" mc:Ignorable="w14 w15 w16se w16cid w16 w16cex w16sdtdh w16sdtfl w16du">
+<w:styles xmlns:mc="http://schemas.openxmlformats.org/markup-compatibility/2006" xmlns:r="http://schemas.openxmlformats.org/officeDocument/2006/relationships" xmlns:w="http://schemas.openxmlformats.org/wordprocessingml/2006/main" xmlns:w14="http://schemas.microsoft.com/office/word/2010/wordml" xmlns:w15="http://schemas.microsoft.com/office/word/2012/wordml" xmlns:w16cex="http://schemas.microsoft.com/office/word/2018/wordml/cex" xmlns:w16cid="http://schemas.microsoft.com/office/word/2016/wordml/cid" xmlns:w16="http://schemas.microsoft.com/office/word/2018/wordml" xmlns:w16sdtdh="http://schemas.microsoft.com/office/word/2020/wordml/sdtdatahash" xmlns:w16se="http://schemas.microsoft.com/office/word/2015/wordml/symex" mc:Ignorable="w14 w15 w16se w16cid w16 w16cex w16sdtdh">
   <w:docDefaults>
     <w:rPrDefault>
       <w:rPr>
@@ -2041,6 +3016,7 @@
   <w:style w:type="character" w:default="1" w:styleId="DefaultParagraphFont">
     <w:name w:val="Default Paragraph Font"/>
     <w:uiPriority w:val="1"/>
+    <w:semiHidden/>
     <w:unhideWhenUsed/>
   </w:style>
   <w:style w:type="table" w:default="1" w:styleId="TableNormal">
@@ -2405,23 +3381,6 @@
 </file>
 
 <file path=customXml/item1.xml><?xml version="1.0" encoding="utf-8"?>
-<?mso-contentType ?>
-<FormTemplates xmlns="http://schemas.microsoft.com/sharepoint/v3/contenttype/forms">
-  <Display>DocumentLibraryForm</Display>
-  <Edit>DocumentLibraryForm</Edit>
-  <New>DocumentLibraryForm</New>
-</FormTemplates>
-</file>
-
-<file path=customXml/item2.xml><?xml version="1.0" encoding="utf-8"?>
-<p:properties xmlns:p="http://schemas.microsoft.com/office/2006/metadata/properties" xmlns:xsi="http://www.w3.org/2001/XMLSchema-instance" xmlns:pc="http://schemas.microsoft.com/office/infopath/2007/PartnerControls">
-  <documentManagement>
-    <_activity xmlns="0399ea55-a39e-4834-8b03-d5f211c695e6" xsi:nil="true"/>
-  </documentManagement>
-</p:properties>
-</file>
-
-<file path=customXml/item3.xml><?xml version="1.0" encoding="utf-8"?>
 <ct:contentTypeSchema xmlns:ct="http://schemas.microsoft.com/office/2006/metadata/contentType" xmlns:ma="http://schemas.microsoft.com/office/2006/metadata/properties/metaAttributes" ct:_="" ma:_="" ma:contentTypeName="Document" ma:contentTypeID="0x010100EADD39FE071D564795067ADFDB96A36A" ma:contentTypeVersion="12" ma:contentTypeDescription="Create a new document." ma:contentTypeScope="" ma:versionID="601d1b4d945d0c9a55291ad80f61d22b">
   <xsd:schema xmlns:xsd="http://www.w3.org/2001/XMLSchema" xmlns:xs="http://www.w3.org/2001/XMLSchema" xmlns:p="http://schemas.microsoft.com/office/2006/metadata/properties" xmlns:ns3="0399ea55-a39e-4834-8b03-d5f211c695e6" xmlns:ns4="e0aebca0-090b-4af8-98ba-5797179d3e9a" targetNamespace="http://schemas.microsoft.com/office/2006/metadata/properties" ma:root="true" ma:fieldsID="0c887386b52159122614a3b5111147d5" ns3:_="" ns4:_="">
     <xsd:import namespace="0399ea55-a39e-4834-8b03-d5f211c695e6"/>
@@ -2638,25 +3597,24 @@
 </ct:contentTypeSchema>
 </file>
 
-<file path=customXml/itemProps1.xml><?xml version="1.0" encoding="utf-8"?>
-<ds:datastoreItem xmlns:ds="http://schemas.openxmlformats.org/officeDocument/2006/customXml" ds:itemID="{3441B2CD-F419-4D65-A176-7B50779636CA}">
-  <ds:schemaRefs>
-    <ds:schemaRef ds:uri="http://schemas.microsoft.com/sharepoint/v3/contenttype/forms"/>
-  </ds:schemaRefs>
-</ds:datastoreItem>
+<file path=customXml/item2.xml><?xml version="1.0" encoding="utf-8"?>
+<p:properties xmlns:p="http://schemas.microsoft.com/office/2006/metadata/properties" xmlns:xsi="http://www.w3.org/2001/XMLSchema-instance" xmlns:pc="http://schemas.microsoft.com/office/infopath/2007/PartnerControls">
+  <documentManagement>
+    <_activity xmlns="0399ea55-a39e-4834-8b03-d5f211c695e6" xsi:nil="true"/>
+  </documentManagement>
+</p:properties>
 </file>
 
-<file path=customXml/itemProps2.xml><?xml version="1.0" encoding="utf-8"?>
-<ds:datastoreItem xmlns:ds="http://schemas.openxmlformats.org/officeDocument/2006/customXml" ds:itemID="{AE2A3185-8767-4878-A81A-1057B66FE33B}">
-  <ds:schemaRefs>
-    <ds:schemaRef ds:uri="http://schemas.microsoft.com/office/2006/metadata/properties"/>
-    <ds:schemaRef ds:uri="http://schemas.microsoft.com/office/infopath/2007/PartnerControls"/>
-    <ds:schemaRef ds:uri="0399ea55-a39e-4834-8b03-d5f211c695e6"/>
-  </ds:schemaRefs>
-</ds:datastoreItem>
+<file path=customXml/item3.xml><?xml version="1.0" encoding="utf-8"?>
+<?mso-contentType ?>
+<FormTemplates xmlns="http://schemas.microsoft.com/sharepoint/v3/contenttype/forms">
+  <Display>DocumentLibraryForm</Display>
+  <Edit>DocumentLibraryForm</Edit>
+  <New>DocumentLibraryForm</New>
+</FormTemplates>
 </file>
 
-<file path=customXml/itemProps3.xml><?xml version="1.0" encoding="utf-8"?>
+<file path=customXml/itemProps1.xml><?xml version="1.0" encoding="utf-8"?>
 <ds:datastoreItem xmlns:ds="http://schemas.openxmlformats.org/officeDocument/2006/customXml" ds:itemID="{0A7DAF46-8D23-4A90-AFCB-8194C757CEAB}">
   <ds:schemaRefs>
     <ds:schemaRef ds:uri="http://schemas.microsoft.com/office/2006/metadata/contentType"/>
@@ -2673,4 +3631,22 @@
     <ds:schemaRef ds:uri="http://schemas.microsoft.com/internal/obd"/>
   </ds:schemaRefs>
 </ds:datastoreItem>
+</file>
+
+<file path=customXml/itemProps2.xml><?xml version="1.0" encoding="utf-8"?>
+<ds:datastoreItem xmlns:ds="http://schemas.openxmlformats.org/officeDocument/2006/customXml" ds:itemID="{AE2A3185-8767-4878-A81A-1057B66FE33B}">
+  <ds:schemaRefs>
+    <ds:schemaRef ds:uri="http://schemas.microsoft.com/office/2006/metadata/properties"/>
+    <ds:schemaRef ds:uri="http://schemas.microsoft.com/office/infopath/2007/PartnerControls"/>
+    <ds:schemaRef ds:uri="0399ea55-a39e-4834-8b03-d5f211c695e6"/>
+  </ds:schemaRefs>
+</ds:datastoreItem>
+</file>
+
+<file path=customXml/itemProps3.xml><?xml version="1.0" encoding="utf-8"?>
+<ds:datastoreItem xmlns:ds="http://schemas.openxmlformats.org/officeDocument/2006/customXml" ds:itemID="{3441B2CD-F419-4D65-A176-7B50779636CA}">
+  <ds:schemaRefs>
+    <ds:schemaRef ds:uri="http://schemas.microsoft.com/sharepoint/v3/contenttype/forms"/>
+  </ds:schemaRefs>
+</ds:datastoreItem>
 </file>
--- a/Asset Log.docx
+++ b/Asset Log.docx
@@ -37,15 +37,15 @@
         <w:tblLook w:val="04A0" w:firstRow="1" w:lastRow="0" w:firstColumn="1" w:lastColumn="0" w:noHBand="0" w:noVBand="1"/>
       </w:tblPr>
       <w:tblGrid>
-        <w:gridCol w:w="1138"/>
-        <w:gridCol w:w="969"/>
-        <w:gridCol w:w="5904"/>
-        <w:gridCol w:w="1005"/>
+        <w:gridCol w:w="1218"/>
+        <w:gridCol w:w="966"/>
+        <w:gridCol w:w="5760"/>
+        <w:gridCol w:w="1072"/>
       </w:tblGrid>
       <w:tr>
         <w:tc>
           <w:tcPr>
-            <w:tcW w:w="1862" w:type="dxa"/>
+            <w:tcW w:w="1138" w:type="dxa"/>
           </w:tcPr>
           <w:p>
             <w:pPr>
@@ -63,7 +63,7 @@
         </w:tc>
         <w:tc>
           <w:tcPr>
-            <w:tcW w:w="1605" w:type="dxa"/>
+            <w:tcW w:w="969" w:type="dxa"/>
           </w:tcPr>
           <w:p>
             <w:pPr>
@@ -81,7 +81,7 @@
         </w:tc>
         <w:tc>
           <w:tcPr>
-            <w:tcW w:w="4012" w:type="dxa"/>
+            <w:tcW w:w="5904" w:type="dxa"/>
           </w:tcPr>
           <w:p>
             <w:pPr>
@@ -99,7 +99,7 @@
         </w:tc>
         <w:tc>
           <w:tcPr>
-            <w:tcW w:w="1537" w:type="dxa"/>
+            <w:tcW w:w="1005" w:type="dxa"/>
           </w:tcPr>
           <w:p>
             <w:pPr>
@@ -119,7 +119,7 @@
       <w:tr>
         <w:tc>
           <w:tcPr>
-            <w:tcW w:w="1862" w:type="dxa"/>
+            <w:tcW w:w="1138" w:type="dxa"/>
           </w:tcPr>
           <w:tbl>
             <w:tblPr>
@@ -269,7 +269,7 @@
         </w:tc>
         <w:tc>
           <w:tcPr>
-            <w:tcW w:w="1605" w:type="dxa"/>
+            <w:tcW w:w="969" w:type="dxa"/>
           </w:tcPr>
           <w:p>
             <w:pPr>
@@ -287,7 +287,7 @@
         </w:tc>
         <w:tc>
           <w:tcPr>
-            <w:tcW w:w="4012" w:type="dxa"/>
+            <w:tcW w:w="5904" w:type="dxa"/>
           </w:tcPr>
           <w:p>
             <w:pPr>
@@ -309,7 +309,7 @@
         </w:tc>
         <w:tc>
           <w:tcPr>
-            <w:tcW w:w="1537" w:type="dxa"/>
+            <w:tcW w:w="1005" w:type="dxa"/>
           </w:tcPr>
           <w:tbl>
             <w:tblPr>
@@ -324,7 +324,7 @@
               <w:tblLook w:val="04A0" w:firstRow="1" w:lastRow="0" w:firstColumn="1" w:lastColumn="0" w:noHBand="0" w:noVBand="1"/>
             </w:tblPr>
             <w:tblGrid>
-              <w:gridCol w:w="789"/>
+              <w:gridCol w:w="856"/>
             </w:tblGrid>
             <w:tr>
               <w:trPr>
@@ -365,7 +365,7 @@
       <w:tr>
         <w:tc>
           <w:tcPr>
-            <w:tcW w:w="1862" w:type="dxa"/>
+            <w:tcW w:w="1138" w:type="dxa"/>
           </w:tcPr>
           <w:p>
             <w:pPr>
@@ -383,7 +383,7 @@
         </w:tc>
         <w:tc>
           <w:tcPr>
-            <w:tcW w:w="1605" w:type="dxa"/>
+            <w:tcW w:w="969" w:type="dxa"/>
           </w:tcPr>
           <w:p>
             <w:pPr>
@@ -401,7 +401,7 @@
         </w:tc>
         <w:tc>
           <w:tcPr>
-            <w:tcW w:w="4012" w:type="dxa"/>
+            <w:tcW w:w="5904" w:type="dxa"/>
           </w:tcPr>
           <w:p>
             <w:pPr>
@@ -419,7 +419,7 @@
         </w:tc>
         <w:tc>
           <w:tcPr>
-            <w:tcW w:w="1537" w:type="dxa"/>
+            <w:tcW w:w="1005" w:type="dxa"/>
           </w:tcPr>
           <w:tbl>
             <w:tblPr>
@@ -434,7 +434,7 @@
               <w:tblLook w:val="04A0" w:firstRow="1" w:lastRow="0" w:firstColumn="1" w:lastColumn="0" w:noHBand="0" w:noVBand="1"/>
             </w:tblPr>
             <w:tblGrid>
-              <w:gridCol w:w="789"/>
+              <w:gridCol w:w="856"/>
             </w:tblGrid>
             <w:tr>
               <w:trPr>
@@ -475,7 +475,7 @@
       <w:tr>
         <w:tc>
           <w:tcPr>
-            <w:tcW w:w="1862" w:type="dxa"/>
+            <w:tcW w:w="1138" w:type="dxa"/>
           </w:tcPr>
           <w:p>
             <w:pPr>
@@ -496,7 +496,7 @@
         </w:tc>
         <w:tc>
           <w:tcPr>
-            <w:tcW w:w="1605" w:type="dxa"/>
+            <w:tcW w:w="969" w:type="dxa"/>
           </w:tcPr>
           <w:p>
             <w:pPr>
@@ -514,7 +514,7 @@
         </w:tc>
         <w:tc>
           <w:tcPr>
-            <w:tcW w:w="4012" w:type="dxa"/>
+            <w:tcW w:w="5904" w:type="dxa"/>
           </w:tcPr>
           <w:p>
             <w:pPr>
@@ -535,7 +535,7 @@
         </w:tc>
         <w:tc>
           <w:tcPr>
-            <w:tcW w:w="1537" w:type="dxa"/>
+            <w:tcW w:w="1005" w:type="dxa"/>
           </w:tcPr>
           <w:tbl>
             <w:tblPr>
@@ -550,7 +550,7 @@
               <w:tblLook w:val="04A0" w:firstRow="1" w:lastRow="0" w:firstColumn="1" w:lastColumn="0" w:noHBand="0" w:noVBand="1"/>
             </w:tblPr>
             <w:tblGrid>
-              <w:gridCol w:w="789"/>
+              <w:gridCol w:w="856"/>
             </w:tblGrid>
             <w:tr>
               <w:trPr>
@@ -591,7 +591,7 @@
       <w:tr>
         <w:tc>
           <w:tcPr>
-            <w:tcW w:w="1862" w:type="dxa"/>
+            <w:tcW w:w="1138" w:type="dxa"/>
           </w:tcPr>
           <w:p>
             <w:pPr>
@@ -612,7 +612,7 @@
         </w:tc>
         <w:tc>
           <w:tcPr>
-            <w:tcW w:w="1605" w:type="dxa"/>
+            <w:tcW w:w="969" w:type="dxa"/>
           </w:tcPr>
           <w:p>
             <w:pPr>
@@ -630,7 +630,7 @@
         </w:tc>
         <w:tc>
           <w:tcPr>
-            <w:tcW w:w="4012" w:type="dxa"/>
+            <w:tcW w:w="5904" w:type="dxa"/>
           </w:tcPr>
           <w:p>
             <w:pPr>
@@ -651,7 +651,7 @@
         </w:tc>
         <w:tc>
           <w:tcPr>
-            <w:tcW w:w="1537" w:type="dxa"/>
+            <w:tcW w:w="1005" w:type="dxa"/>
           </w:tcPr>
           <w:tbl>
             <w:tblPr>
@@ -666,7 +666,7 @@
               <w:tblLook w:val="04A0" w:firstRow="1" w:lastRow="0" w:firstColumn="1" w:lastColumn="0" w:noHBand="0" w:noVBand="1"/>
             </w:tblPr>
             <w:tblGrid>
-              <w:gridCol w:w="789"/>
+              <w:gridCol w:w="856"/>
             </w:tblGrid>
             <w:tr>
               <w:trPr>
@@ -707,7 +707,7 @@
       <w:tr>
         <w:tc>
           <w:tcPr>
-            <w:tcW w:w="1862" w:type="dxa"/>
+            <w:tcW w:w="1138" w:type="dxa"/>
           </w:tcPr>
           <w:p>
             <w:pPr>
@@ -725,7 +725,7 @@
         </w:tc>
         <w:tc>
           <w:tcPr>
-            <w:tcW w:w="1605" w:type="dxa"/>
+            <w:tcW w:w="969" w:type="dxa"/>
           </w:tcPr>
           <w:p>
             <w:pPr>
@@ -743,7 +743,7 @@
         </w:tc>
         <w:tc>
           <w:tcPr>
-            <w:tcW w:w="4012" w:type="dxa"/>
+            <w:tcW w:w="5904" w:type="dxa"/>
           </w:tcPr>
           <w:p>
             <w:pPr>
@@ -764,7 +764,7 @@
         </w:tc>
         <w:tc>
           <w:tcPr>
-            <w:tcW w:w="1537" w:type="dxa"/>
+            <w:tcW w:w="1005" w:type="dxa"/>
           </w:tcPr>
           <w:tbl>
             <w:tblPr>
@@ -779,7 +779,7 @@
               <w:tblLook w:val="04A0" w:firstRow="1" w:lastRow="0" w:firstColumn="1" w:lastColumn="0" w:noHBand="0" w:noVBand="1"/>
             </w:tblPr>
             <w:tblGrid>
-              <w:gridCol w:w="789"/>
+              <w:gridCol w:w="856"/>
             </w:tblGrid>
             <w:tr>
               <w:trPr>
@@ -820,7 +820,7 @@
       <w:tr>
         <w:tc>
           <w:tcPr>
-            <w:tcW w:w="1862" w:type="dxa"/>
+            <w:tcW w:w="1138" w:type="dxa"/>
           </w:tcPr>
           <w:p>
             <w:pPr>
@@ -838,7 +838,7 @@
         </w:tc>
         <w:tc>
           <w:tcPr>
-            <w:tcW w:w="1605" w:type="dxa"/>
+            <w:tcW w:w="969" w:type="dxa"/>
           </w:tcPr>
           <w:p>
             <w:pPr>
@@ -856,7 +856,7 @@
         </w:tc>
         <w:tc>
           <w:tcPr>
-            <w:tcW w:w="4012" w:type="dxa"/>
+            <w:tcW w:w="5904" w:type="dxa"/>
           </w:tcPr>
           <w:p>
             <w:pPr>
@@ -877,7 +877,7 @@
         </w:tc>
         <w:tc>
           <w:tcPr>
-            <w:tcW w:w="1537" w:type="dxa"/>
+            <w:tcW w:w="1005" w:type="dxa"/>
           </w:tcPr>
           <w:tbl>
             <w:tblPr>
@@ -892,7 +892,7 @@
               <w:tblLook w:val="04A0" w:firstRow="1" w:lastRow="0" w:firstColumn="1" w:lastColumn="0" w:noHBand="0" w:noVBand="1"/>
             </w:tblPr>
             <w:tblGrid>
-              <w:gridCol w:w="789"/>
+              <w:gridCol w:w="856"/>
             </w:tblGrid>
             <w:tr>
               <w:trPr>
@@ -933,7 +933,7 @@
       <w:tr>
         <w:tc>
           <w:tcPr>
-            <w:tcW w:w="1862" w:type="dxa"/>
+            <w:tcW w:w="1138" w:type="dxa"/>
           </w:tcPr>
           <w:p>
             <w:pPr>
@@ -951,7 +951,7 @@
         </w:tc>
         <w:tc>
           <w:tcPr>
-            <w:tcW w:w="1605" w:type="dxa"/>
+            <w:tcW w:w="969" w:type="dxa"/>
           </w:tcPr>
           <w:p>
             <w:pPr>
@@ -969,7 +969,7 @@
         </w:tc>
         <w:tc>
           <w:tcPr>
-            <w:tcW w:w="4012" w:type="dxa"/>
+            <w:tcW w:w="5904" w:type="dxa"/>
           </w:tcPr>
           <w:p>
             <w:pPr>
@@ -987,7 +987,7 @@
         </w:tc>
         <w:tc>
           <w:tcPr>
-            <w:tcW w:w="1537" w:type="dxa"/>
+            <w:tcW w:w="1005" w:type="dxa"/>
           </w:tcPr>
           <w:tbl>
             <w:tblPr>
@@ -1002,7 +1002,7 @@
               <w:tblLook w:val="04A0" w:firstRow="1" w:lastRow="0" w:firstColumn="1" w:lastColumn="0" w:noHBand="0" w:noVBand="1"/>
             </w:tblPr>
             <w:tblGrid>
-              <w:gridCol w:w="789"/>
+              <w:gridCol w:w="856"/>
             </w:tblGrid>
             <w:tr>
               <w:trPr>
@@ -1043,7 +1043,7 @@
       <w:tr>
         <w:tc>
           <w:tcPr>
-            <w:tcW w:w="1862" w:type="dxa"/>
+            <w:tcW w:w="1138" w:type="dxa"/>
           </w:tcPr>
           <w:p>
             <w:pPr>
@@ -1061,7 +1061,7 @@
         </w:tc>
         <w:tc>
           <w:tcPr>
-            <w:tcW w:w="1605" w:type="dxa"/>
+            <w:tcW w:w="969" w:type="dxa"/>
           </w:tcPr>
           <w:p>
             <w:pPr>
@@ -1079,7 +1079,7 @@
         </w:tc>
         <w:tc>
           <w:tcPr>
-            <w:tcW w:w="4012" w:type="dxa"/>
+            <w:tcW w:w="5904" w:type="dxa"/>
           </w:tcPr>
           <w:p>
             <w:pPr>
@@ -1097,7 +1097,7 @@
         </w:tc>
         <w:tc>
           <w:tcPr>
-            <w:tcW w:w="1537" w:type="dxa"/>
+            <w:tcW w:w="1005" w:type="dxa"/>
           </w:tcPr>
           <w:tbl>
             <w:tblPr>
@@ -1112,7 +1112,7 @@
               <w:tblLook w:val="04A0" w:firstRow="1" w:lastRow="0" w:firstColumn="1" w:lastColumn="0" w:noHBand="0" w:noVBand="1"/>
             </w:tblPr>
             <w:tblGrid>
-              <w:gridCol w:w="789"/>
+              <w:gridCol w:w="856"/>
             </w:tblGrid>
             <w:tr>
               <w:trPr>
@@ -1153,7 +1153,7 @@
       <w:tr>
         <w:tc>
           <w:tcPr>
-            <w:tcW w:w="1862" w:type="dxa"/>
+            <w:tcW w:w="1138" w:type="dxa"/>
           </w:tcPr>
           <w:p>
             <w:pPr>
@@ -1171,7 +1171,7 @@
         </w:tc>
         <w:tc>
           <w:tcPr>
-            <w:tcW w:w="1605" w:type="dxa"/>
+            <w:tcW w:w="969" w:type="dxa"/>
           </w:tcPr>
           <w:p>
             <w:pPr>
@@ -1189,7 +1189,7 @@
         </w:tc>
         <w:tc>
           <w:tcPr>
-            <w:tcW w:w="4012" w:type="dxa"/>
+            <w:tcW w:w="5904" w:type="dxa"/>
           </w:tcPr>
           <w:p>
             <w:pPr>
@@ -1210,7 +1210,7 @@
         </w:tc>
         <w:tc>
           <w:tcPr>
-            <w:tcW w:w="1537" w:type="dxa"/>
+            <w:tcW w:w="1005" w:type="dxa"/>
           </w:tcPr>
           <w:tbl>
             <w:tblPr>
@@ -1225,7 +1225,7 @@
               <w:tblLook w:val="04A0" w:firstRow="1" w:lastRow="0" w:firstColumn="1" w:lastColumn="0" w:noHBand="0" w:noVBand="1"/>
             </w:tblPr>
             <w:tblGrid>
-              <w:gridCol w:w="789"/>
+              <w:gridCol w:w="856"/>
             </w:tblGrid>
             <w:tr>
               <w:trPr>
@@ -1266,7 +1266,7 @@
       <w:tr>
         <w:tc>
           <w:tcPr>
-            <w:tcW w:w="1862" w:type="dxa"/>
+            <w:tcW w:w="1138" w:type="dxa"/>
           </w:tcPr>
           <w:p>
             <w:pPr>
@@ -1292,7 +1292,7 @@
         </w:tc>
         <w:tc>
           <w:tcPr>
-            <w:tcW w:w="1605" w:type="dxa"/>
+            <w:tcW w:w="969" w:type="dxa"/>
           </w:tcPr>
           <w:p>
             <w:pPr>
@@ -1317,7 +1317,7 @@
         </w:tc>
         <w:tc>
           <w:tcPr>
-            <w:tcW w:w="4012" w:type="dxa"/>
+            <w:tcW w:w="5904" w:type="dxa"/>
           </w:tcPr>
           <w:p>
             <w:pPr>
@@ -1336,7 +1336,7 @@
         </w:tc>
         <w:tc>
           <w:tcPr>
-            <w:tcW w:w="1537" w:type="dxa"/>
+            <w:tcW w:w="1005" w:type="dxa"/>
           </w:tcPr>
           <w:tbl>
             <w:tblPr>
@@ -1351,7 +1351,7 @@
               <w:tblLook w:val="04A0" w:firstRow="1" w:lastRow="0" w:firstColumn="1" w:lastColumn="0" w:noHBand="0" w:noVBand="1"/>
             </w:tblPr>
             <w:tblGrid>
-              <w:gridCol w:w="789"/>
+              <w:gridCol w:w="856"/>
             </w:tblGrid>
             <w:tr>
               <w:trPr>
@@ -1392,7 +1392,7 @@
       <w:tr>
         <w:tc>
           <w:tcPr>
-            <w:tcW w:w="1862" w:type="dxa"/>
+            <w:tcW w:w="1138" w:type="dxa"/>
           </w:tcPr>
           <w:p>
             <w:pPr>
@@ -1410,7 +1410,7 @@
         </w:tc>
         <w:tc>
           <w:tcPr>
-            <w:tcW w:w="1605" w:type="dxa"/>
+            <w:tcW w:w="969" w:type="dxa"/>
           </w:tcPr>
           <w:p>
             <w:pPr>
@@ -1428,7 +1428,7 @@
         </w:tc>
         <w:tc>
           <w:tcPr>
-            <w:tcW w:w="4012" w:type="dxa"/>
+            <w:tcW w:w="5904" w:type="dxa"/>
           </w:tcPr>
           <w:p>
             <w:pPr>
@@ -1449,7 +1449,7 @@
         </w:tc>
         <w:tc>
           <w:tcPr>
-            <w:tcW w:w="1537" w:type="dxa"/>
+            <w:tcW w:w="1005" w:type="dxa"/>
           </w:tcPr>
           <w:tbl>
             <w:tblPr>
@@ -1464,7 +1464,7 @@
               <w:tblLook w:val="04A0" w:firstRow="1" w:lastRow="0" w:firstColumn="1" w:lastColumn="0" w:noHBand="0" w:noVBand="1"/>
             </w:tblPr>
             <w:tblGrid>
-              <w:gridCol w:w="789"/>
+              <w:gridCol w:w="856"/>
             </w:tblGrid>
             <w:tr>
               <w:trPr>
@@ -1505,7 +1505,7 @@
       <w:tr>
         <w:tc>
           <w:tcPr>
-            <w:tcW w:w="1862" w:type="dxa"/>
+            <w:tcW w:w="1138" w:type="dxa"/>
           </w:tcPr>
           <w:p>
             <w:pPr>
@@ -1523,7 +1523,7 @@
         </w:tc>
         <w:tc>
           <w:tcPr>
-            <w:tcW w:w="1605" w:type="dxa"/>
+            <w:tcW w:w="969" w:type="dxa"/>
           </w:tcPr>
           <w:p>
             <w:pPr>
@@ -1541,7 +1541,7 @@
         </w:tc>
         <w:tc>
           <w:tcPr>
-            <w:tcW w:w="4012" w:type="dxa"/>
+            <w:tcW w:w="5904" w:type="dxa"/>
           </w:tcPr>
           <w:p>
             <w:pPr>
@@ -1562,7 +1562,7 @@
         </w:tc>
         <w:tc>
           <w:tcPr>
-            <w:tcW w:w="1537" w:type="dxa"/>
+            <w:tcW w:w="1005" w:type="dxa"/>
           </w:tcPr>
           <w:tbl>
             <w:tblPr>
@@ -1577,7 +1577,7 @@
               <w:tblLook w:val="04A0" w:firstRow="1" w:lastRow="0" w:firstColumn="1" w:lastColumn="0" w:noHBand="0" w:noVBand="1"/>
             </w:tblPr>
             <w:tblGrid>
-              <w:gridCol w:w="789"/>
+              <w:gridCol w:w="856"/>
             </w:tblGrid>
             <w:tr>
               <w:trPr>
@@ -1618,7 +1618,7 @@
       <w:tr>
         <w:tc>
           <w:tcPr>
-            <w:tcW w:w="1862" w:type="dxa"/>
+            <w:tcW w:w="1138" w:type="dxa"/>
           </w:tcPr>
           <w:p>
             <w:pPr>
@@ -1636,7 +1636,7 @@
         </w:tc>
         <w:tc>
           <w:tcPr>
-            <w:tcW w:w="1605" w:type="dxa"/>
+            <w:tcW w:w="969" w:type="dxa"/>
           </w:tcPr>
           <w:p>
             <w:pPr>
@@ -1654,7 +1654,7 @@
         </w:tc>
         <w:tc>
           <w:tcPr>
-            <w:tcW w:w="4012" w:type="dxa"/>
+            <w:tcW w:w="5904" w:type="dxa"/>
           </w:tcPr>
           <w:p>
             <w:pPr>
@@ -1675,7 +1675,7 @@
         </w:tc>
         <w:tc>
           <w:tcPr>
-            <w:tcW w:w="1537" w:type="dxa"/>
+            <w:tcW w:w="1005" w:type="dxa"/>
           </w:tcPr>
           <w:tbl>
             <w:tblPr>
@@ -1690,7 +1690,7 @@
               <w:tblLook w:val="04A0" w:firstRow="1" w:lastRow="0" w:firstColumn="1" w:lastColumn="0" w:noHBand="0" w:noVBand="1"/>
             </w:tblPr>
             <w:tblGrid>
-              <w:gridCol w:w="789"/>
+              <w:gridCol w:w="856"/>
             </w:tblGrid>
             <w:tr>
               <w:trPr>
@@ -1731,7 +1731,7 @@
       <w:tr>
         <w:tc>
           <w:tcPr>
-            <w:tcW w:w="1862" w:type="dxa"/>
+            <w:tcW w:w="1138" w:type="dxa"/>
           </w:tcPr>
           <w:p>
             <w:pPr>
@@ -1749,7 +1749,7 @@
         </w:tc>
         <w:tc>
           <w:tcPr>
-            <w:tcW w:w="1605" w:type="dxa"/>
+            <w:tcW w:w="969" w:type="dxa"/>
           </w:tcPr>
           <w:p>
             <w:pPr>
@@ -1767,7 +1767,7 @@
         </w:tc>
         <w:tc>
           <w:tcPr>
-            <w:tcW w:w="4012" w:type="dxa"/>
+            <w:tcW w:w="5904" w:type="dxa"/>
           </w:tcPr>
           <w:p>
             <w:pPr>
@@ -1785,7 +1785,7 @@
         </w:tc>
         <w:tc>
           <w:tcPr>
-            <w:tcW w:w="1537" w:type="dxa"/>
+            <w:tcW w:w="1005" w:type="dxa"/>
           </w:tcPr>
           <w:tbl>
             <w:tblPr>
@@ -1800,7 +1800,7 @@
               <w:tblLook w:val="04A0" w:firstRow="1" w:lastRow="0" w:firstColumn="1" w:lastColumn="0" w:noHBand="0" w:noVBand="1"/>
             </w:tblPr>
             <w:tblGrid>
-              <w:gridCol w:w="789"/>
+              <w:gridCol w:w="856"/>
             </w:tblGrid>
             <w:tr>
               <w:trPr>
@@ -1841,7 +1841,7 @@
       <w:tr>
         <w:tc>
           <w:tcPr>
-            <w:tcW w:w="1862" w:type="dxa"/>
+            <w:tcW w:w="1138" w:type="dxa"/>
           </w:tcPr>
           <w:p>
             <w:pPr>
@@ -1859,7 +1859,7 @@
         </w:tc>
         <w:tc>
           <w:tcPr>
-            <w:tcW w:w="1605" w:type="dxa"/>
+            <w:tcW w:w="969" w:type="dxa"/>
           </w:tcPr>
           <w:p>
             <w:pPr>
@@ -1877,7 +1877,7 @@
         </w:tc>
         <w:tc>
           <w:tcPr>
-            <w:tcW w:w="4012" w:type="dxa"/>
+            <w:tcW w:w="5904" w:type="dxa"/>
           </w:tcPr>
           <w:p>
             <w:pPr>
@@ -1898,7 +1898,7 @@
         </w:tc>
         <w:tc>
           <w:tcPr>
-            <w:tcW w:w="1537" w:type="dxa"/>
+            <w:tcW w:w="1005" w:type="dxa"/>
           </w:tcPr>
           <w:tbl>
             <w:tblPr>
@@ -1913,7 +1913,7 @@
               <w:tblLook w:val="04A0" w:firstRow="1" w:lastRow="0" w:firstColumn="1" w:lastColumn="0" w:noHBand="0" w:noVBand="1"/>
             </w:tblPr>
             <w:tblGrid>
-              <w:gridCol w:w="789"/>
+              <w:gridCol w:w="856"/>
             </w:tblGrid>
             <w:tr>
               <w:trPr>
@@ -1957,7 +1957,7 @@
         </w:trPr>
         <w:tc>
           <w:tcPr>
-            <w:tcW w:w="1862" w:type="dxa"/>
+            <w:tcW w:w="1138" w:type="dxa"/>
           </w:tcPr>
           <w:p>
             <w:pPr>
@@ -1975,7 +1975,7 @@
         </w:tc>
         <w:tc>
           <w:tcPr>
-            <w:tcW w:w="1605" w:type="dxa"/>
+            <w:tcW w:w="969" w:type="dxa"/>
           </w:tcPr>
           <w:p>
             <w:pPr>
@@ -1993,7 +1993,7 @@
         </w:tc>
         <w:tc>
           <w:tcPr>
-            <w:tcW w:w="4012" w:type="dxa"/>
+            <w:tcW w:w="5904" w:type="dxa"/>
           </w:tcPr>
           <w:p>
             <w:pPr>
@@ -2014,7 +2014,7 @@
         </w:tc>
         <w:tc>
           <w:tcPr>
-            <w:tcW w:w="1537" w:type="dxa"/>
+            <w:tcW w:w="1005" w:type="dxa"/>
           </w:tcPr>
           <w:tbl>
             <w:tblPr>
@@ -2029,7 +2029,7 @@
               <w:tblLook w:val="04A0" w:firstRow="1" w:lastRow="0" w:firstColumn="1" w:lastColumn="0" w:noHBand="0" w:noVBand="1"/>
             </w:tblPr>
             <w:tblGrid>
-              <w:gridCol w:w="789"/>
+              <w:gridCol w:w="856"/>
             </w:tblGrid>
             <w:tr>
               <w:trPr>
@@ -2070,7 +2070,7 @@
       <w:tr>
         <w:tc>
           <w:tcPr>
-            <w:tcW w:w="1862" w:type="dxa"/>
+            <w:tcW w:w="1138" w:type="dxa"/>
           </w:tcPr>
           <w:p>
             <w:pPr>
@@ -2088,7 +2088,7 @@
         </w:tc>
         <w:tc>
           <w:tcPr>
-            <w:tcW w:w="1605" w:type="dxa"/>
+            <w:tcW w:w="969" w:type="dxa"/>
           </w:tcPr>
           <w:p>
             <w:pPr>
@@ -2106,7 +2106,7 @@
         </w:tc>
         <w:tc>
           <w:tcPr>
-            <w:tcW w:w="4012" w:type="dxa"/>
+            <w:tcW w:w="5904" w:type="dxa"/>
           </w:tcPr>
           <w:p>
             <w:pPr>
@@ -2127,7 +2127,7 @@
         </w:tc>
         <w:tc>
           <w:tcPr>
-            <w:tcW w:w="1537" w:type="dxa"/>
+            <w:tcW w:w="1005" w:type="dxa"/>
           </w:tcPr>
           <w:tbl>
             <w:tblPr>
@@ -2142,7 +2142,7 @@
               <w:tblLook w:val="04A0" w:firstRow="1" w:lastRow="0" w:firstColumn="1" w:lastColumn="0" w:noHBand="0" w:noVBand="1"/>
             </w:tblPr>
             <w:tblGrid>
-              <w:gridCol w:w="789"/>
+              <w:gridCol w:w="856"/>
             </w:tblGrid>
             <w:tr>
               <w:trPr>
@@ -2183,7 +2183,7 @@
       <w:tr>
         <w:tc>
           <w:tcPr>
-            <w:tcW w:w="1862" w:type="dxa"/>
+            <w:tcW w:w="1138" w:type="dxa"/>
           </w:tcPr>
           <w:p>
             <w:pPr>
@@ -2201,7 +2201,7 @@
         </w:tc>
         <w:tc>
           <w:tcPr>
-            <w:tcW w:w="1605" w:type="dxa"/>
+            <w:tcW w:w="969" w:type="dxa"/>
           </w:tcPr>
           <w:p>
             <w:pPr>
@@ -2219,7 +2219,7 @@
         </w:tc>
         <w:tc>
           <w:tcPr>
-            <w:tcW w:w="4012" w:type="dxa"/>
+            <w:tcW w:w="5904" w:type="dxa"/>
           </w:tcPr>
           <w:p>
             <w:pPr>
@@ -2237,7 +2237,7 @@
         </w:tc>
         <w:tc>
           <w:tcPr>
-            <w:tcW w:w="1537" w:type="dxa"/>
+            <w:tcW w:w="1005" w:type="dxa"/>
           </w:tcPr>
           <w:tbl>
             <w:tblPr>
@@ -2252,7 +2252,7 @@
               <w:tblLook w:val="04A0" w:firstRow="1" w:lastRow="0" w:firstColumn="1" w:lastColumn="0" w:noHBand="0" w:noVBand="1"/>
             </w:tblPr>
             <w:tblGrid>
-              <w:gridCol w:w="789"/>
+              <w:gridCol w:w="856"/>
             </w:tblGrid>
             <w:tr>
               <w:trPr>
@@ -2293,7 +2293,7 @@
       <w:tr>
         <w:tc>
           <w:tcPr>
-            <w:tcW w:w="1862" w:type="dxa"/>
+            <w:tcW w:w="1138" w:type="dxa"/>
           </w:tcPr>
           <w:p>
             <w:pPr>
@@ -2312,7 +2312,7 @@
         </w:tc>
         <w:tc>
           <w:tcPr>
-            <w:tcW w:w="1605" w:type="dxa"/>
+            <w:tcW w:w="969" w:type="dxa"/>
           </w:tcPr>
           <w:p>
             <w:pPr>
@@ -2330,7 +2330,7 @@
         </w:tc>
         <w:tc>
           <w:tcPr>
-            <w:tcW w:w="4012" w:type="dxa"/>
+            <w:tcW w:w="5904" w:type="dxa"/>
           </w:tcPr>
           <w:p>
             <w:pPr>
@@ -2348,7 +2348,7 @@
         </w:tc>
         <w:tc>
           <w:tcPr>
-            <w:tcW w:w="1537" w:type="dxa"/>
+            <w:tcW w:w="1005" w:type="dxa"/>
           </w:tcPr>
           <w:tbl>
             <w:tblPr>
@@ -2363,7 +2363,7 @@
               <w:tblLook w:val="04A0" w:firstRow="1" w:lastRow="0" w:firstColumn="1" w:lastColumn="0" w:noHBand="0" w:noVBand="1"/>
             </w:tblPr>
             <w:tblGrid>
-              <w:gridCol w:w="789"/>
+              <w:gridCol w:w="856"/>
             </w:tblGrid>
             <w:tr>
               <w:trPr>
@@ -2404,7 +2404,7 @@
       <w:tr>
         <w:tc>
           <w:tcPr>
-            <w:tcW w:w="1862" w:type="dxa"/>
+            <w:tcW w:w="1138" w:type="dxa"/>
           </w:tcPr>
           <w:p>
             <w:pPr>
@@ -2422,7 +2422,7 @@
         </w:tc>
         <w:tc>
           <w:tcPr>
-            <w:tcW w:w="1605" w:type="dxa"/>
+            <w:tcW w:w="969" w:type="dxa"/>
           </w:tcPr>
           <w:p>
             <w:pPr>
@@ -2440,7 +2440,7 @@
         </w:tc>
         <w:tc>
           <w:tcPr>
-            <w:tcW w:w="4012" w:type="dxa"/>
+            <w:tcW w:w="5904" w:type="dxa"/>
           </w:tcPr>
           <w:p>
             <w:pPr>
@@ -2458,7 +2458,7 @@
         </w:tc>
         <w:tc>
           <w:tcPr>
-            <w:tcW w:w="1537" w:type="dxa"/>
+            <w:tcW w:w="1005" w:type="dxa"/>
           </w:tcPr>
           <w:tbl>
             <w:tblPr>
@@ -2473,7 +2473,7 @@
               <w:tblLook w:val="04A0" w:firstRow="1" w:lastRow="0" w:firstColumn="1" w:lastColumn="0" w:noHBand="0" w:noVBand="1"/>
             </w:tblPr>
             <w:tblGrid>
-              <w:gridCol w:w="789"/>
+              <w:gridCol w:w="856"/>
             </w:tblGrid>
             <w:tr>
               <w:trPr>
@@ -2514,85 +2514,637 @@
       <w:tr>
         <w:tc>
           <w:tcPr>
-            <w:tcW w:w="1862" w:type="dxa"/>
-          </w:tcPr>
-          <w:p>
-            <w:pPr>
-              <w:rPr>
-                <w:rFonts w:ascii="Times New Roman" w:hAnsi="Times New Roman" w:cs="Times New Roman"/>
-              </w:rPr>
-            </w:pPr>
-            <w:r>
-              <w:rPr>
-                <w:rFonts w:ascii="Times New Roman" w:hAnsi="Times New Roman" w:cs="Times New Roman"/>
-              </w:rPr>
-              <w:t xml:space="preserve">Google font </w:t>
-            </w:r>
-            <w:proofErr w:type="spellStart"/>
-            <w:r>
-              <w:rPr>
-                <w:rFonts w:ascii="Times New Roman" w:hAnsi="Times New Roman" w:cs="Times New Roman"/>
-              </w:rPr>
-              <w:t>api</w:t>
-            </w:r>
-            <w:proofErr w:type="spellEnd"/>
-          </w:p>
-        </w:tc>
-        <w:tc>
-          <w:tcPr>
-            <w:tcW w:w="1605" w:type="dxa"/>
-          </w:tcPr>
-          <w:p>
-            <w:pPr>
-              <w:rPr>
-                <w:rFonts w:ascii="Times New Roman" w:hAnsi="Times New Roman" w:cs="Times New Roman"/>
-              </w:rPr>
-            </w:pPr>
-            <w:r>
-              <w:rPr>
-                <w:rFonts w:ascii="Times New Roman" w:hAnsi="Times New Roman" w:cs="Times New Roman"/>
-              </w:rPr>
-              <w:t>Fonts for styles.css</w:t>
-            </w:r>
-          </w:p>
-        </w:tc>
-        <w:tc>
-          <w:tcPr>
-            <w:tcW w:w="4012" w:type="dxa"/>
-          </w:tcPr>
-          <w:p>
-            <w:pPr>
-              <w:rPr>
-                <w:rFonts w:ascii="Times New Roman" w:hAnsi="Times New Roman" w:cs="Times New Roman"/>
-              </w:rPr>
-            </w:pPr>
-            <w:r>
-              <w:rPr>
-                <w:rFonts w:ascii="Cascadia Mono" w:hAnsi="Cascadia Mono" w:cs="Cascadia Mono"/>
-                <w:sz w:val="19"/>
-                <w:szCs w:val="19"/>
-                <w:highlight w:val="white"/>
-              </w:rPr>
-              <w:t>https://fonts.googleapis.com/css2?family=Outfit:wght@300</w:t>
-            </w:r>
-          </w:p>
-        </w:tc>
-        <w:tc>
-          <w:tcPr>
-            <w:tcW w:w="1537" w:type="dxa"/>
-          </w:tcPr>
-          <w:p>
-            <w:pPr>
-              <w:rPr>
-                <w:rFonts w:ascii="Times New Roman" w:hAnsi="Times New Roman" w:cs="Times New Roman"/>
-              </w:rPr>
-            </w:pPr>
-            <w:r>
-              <w:rPr>
-                <w:rFonts w:ascii="Times New Roman" w:hAnsi="Times New Roman" w:cs="Times New Roman"/>
-              </w:rPr>
-              <w:t>2026-13-26</w:t>
-            </w:r>
+            <w:tcW w:w="1138" w:type="dxa"/>
+          </w:tcPr>
+          <w:p>
+            <w:pPr>
+              <w:rPr>
+                <w:rFonts w:ascii="Times New Roman" w:hAnsi="Times New Roman" w:cs="Times New Roman"/>
+              </w:rPr>
+            </w:pPr>
+          </w:p>
+        </w:tc>
+        <w:tc>
+          <w:tcPr>
+            <w:tcW w:w="969" w:type="dxa"/>
+          </w:tcPr>
+          <w:p>
+            <w:pPr>
+              <w:rPr>
+                <w:rFonts w:ascii="Times New Roman" w:hAnsi="Times New Roman" w:cs="Times New Roman"/>
+              </w:rPr>
+            </w:pPr>
+          </w:p>
+        </w:tc>
+        <w:tc>
+          <w:tcPr>
+            <w:tcW w:w="5904" w:type="dxa"/>
+          </w:tcPr>
+          <w:p>
+            <w:pPr>
+              <w:rPr>
+                <w:rFonts w:ascii="Times New Roman" w:hAnsi="Times New Roman" w:cs="Times New Roman"/>
+              </w:rPr>
+            </w:pPr>
+          </w:p>
+        </w:tc>
+        <w:tc>
+          <w:tcPr>
+            <w:tcW w:w="1005" w:type="dxa"/>
+          </w:tcPr>
+          <w:p>
+            <w:pPr>
+              <w:rPr>
+                <w:rFonts w:ascii="Times New Roman" w:hAnsi="Times New Roman" w:cs="Times New Roman"/>
+              </w:rPr>
+            </w:pPr>
+          </w:p>
+        </w:tc>
+      </w:tr>
+    </w:tbl>
+    <w:p>
+      <w:pPr>
+        <w:rPr>
+          <w:rFonts w:ascii="Times New Roman" w:hAnsi="Times New Roman" w:cs="Times New Roman"/>
+        </w:rPr>
+      </w:pPr>
+    </w:p>
+    <w:p>
+      <w:pPr>
+        <w:rPr>
+          <w:rFonts w:ascii="Times New Roman" w:hAnsi="Times New Roman" w:cs="Times New Roman"/>
+        </w:rPr>
+      </w:pPr>
+    </w:p>
+    <w:p>
+      <w:pPr>
+        <w:rPr>
+          <w:rFonts w:ascii="Times New Roman" w:hAnsi="Times New Roman" w:cs="Times New Roman"/>
+        </w:rPr>
+      </w:pPr>
+    </w:p>
+    <w:tbl>
+      <w:tblPr>
+        <w:tblStyle w:val="TableGrid"/>
+        <w:tblW w:w="0" w:type="auto"/>
+        <w:tblInd w:w="-147" w:type="dxa"/>
+        <w:tblLook w:val="04A0" w:firstRow="1" w:lastRow="0" w:firstColumn="1" w:lastColumn="0" w:noHBand="0" w:noVBand="1"/>
+      </w:tblPr>
+      <w:tblGrid>
+        <w:gridCol w:w="1276"/>
+        <w:gridCol w:w="6888"/>
+        <w:gridCol w:w="999"/>
+      </w:tblGrid>
+      <w:tr>
+        <w:tc>
+          <w:tcPr>
+            <w:tcW w:w="1276" w:type="dxa"/>
+          </w:tcPr>
+          <w:p>
+            <w:pPr>
+              <w:rPr>
+                <w:rFonts w:ascii="Times New Roman" w:hAnsi="Times New Roman" w:cs="Times New Roman"/>
+              </w:rPr>
+            </w:pPr>
+            <w:r>
+              <w:rPr>
+                <w:rFonts w:ascii="Times New Roman" w:hAnsi="Times New Roman" w:cs="Times New Roman"/>
+              </w:rPr>
+              <w:t>Title</w:t>
+            </w:r>
+          </w:p>
+        </w:tc>
+        <w:tc>
+          <w:tcPr>
+            <w:tcW w:w="6888" w:type="dxa"/>
+          </w:tcPr>
+          <w:p>
+            <w:pPr>
+              <w:rPr>
+                <w:rFonts w:ascii="Times New Roman" w:hAnsi="Times New Roman" w:cs="Times New Roman"/>
+              </w:rPr>
+            </w:pPr>
+            <w:r>
+              <w:rPr>
+                <w:rFonts w:ascii="Times New Roman" w:hAnsi="Times New Roman" w:cs="Times New Roman"/>
+              </w:rPr>
+              <w:t>Content</w:t>
+            </w:r>
+          </w:p>
+        </w:tc>
+        <w:tc>
+          <w:tcPr>
+            <w:tcW w:w="999" w:type="dxa"/>
+          </w:tcPr>
+          <w:p>
+            <w:pPr>
+              <w:rPr>
+                <w:rFonts w:ascii="Times New Roman" w:hAnsi="Times New Roman" w:cs="Times New Roman"/>
+              </w:rPr>
+            </w:pPr>
+            <w:r>
+              <w:rPr>
+                <w:rFonts w:ascii="Times New Roman" w:hAnsi="Times New Roman" w:cs="Times New Roman"/>
+              </w:rPr>
+              <w:t>Date</w:t>
+            </w:r>
+          </w:p>
+        </w:tc>
+      </w:tr>
+      <w:tr>
+        <w:tc>
+          <w:tcPr>
+            <w:tcW w:w="1276" w:type="dxa"/>
+          </w:tcPr>
+          <w:p>
+            <w:pPr>
+              <w:rPr>
+                <w:rFonts w:ascii="Times New Roman" w:hAnsi="Times New Roman" w:cs="Times New Roman"/>
+              </w:rPr>
+            </w:pPr>
+            <w:r>
+              <w:rPr>
+                <w:rFonts w:ascii="Times New Roman" w:hAnsi="Times New Roman" w:cs="Times New Roman"/>
+              </w:rPr>
+              <w:t>About page. The paragraph used in the about page of the website</w:t>
+            </w:r>
+          </w:p>
+        </w:tc>
+        <w:tc>
+          <w:tcPr>
+            <w:tcW w:w="6888" w:type="dxa"/>
+          </w:tcPr>
+          <w:p>
+            <w:pPr>
+              <w:pStyle w:val="Heading3"/>
+            </w:pPr>
+            <w:r>
+              <w:t>About GLH</w:t>
+            </w:r>
+          </w:p>
+          <w:p>
+            <w:pPr>
+              <w:pStyle w:val="NormalWeb"/>
+            </w:pPr>
+            <w:r>
+              <w:t>We connect communities with the independent local food producers right on their doorstep; making it as easy to buy from a local farm as it is from a supermarket.</w:t>
+            </w:r>
+          </w:p>
+          <w:p>
+            <w:r>
+              <w:pict w14:anchorId="353B3A03">
+                <v:rect id="_x0000_i4490" style="width:0;height:1.5pt" o:hralign="center" o:hrstd="t" o:hr="t" fillcolor="#a0a0a0" stroked="f"/>
+              </w:pict>
+            </w:r>
+          </w:p>
+          <w:p>
+            <w:pPr>
+              <w:pStyle w:val="Heading3"/>
+            </w:pPr>
+            <w:r>
+              <w:t>Mission statement</w:t>
+            </w:r>
+          </w:p>
+          <w:p>
+            <w:pPr>
+              <w:pStyle w:val="NormalWeb"/>
+            </w:pPr>
+            <w:r>
+              <w:t>GLH is a local food marketplace connecting communities with independent producers across Gloucestershire and the surrounding regions.</w:t>
+            </w:r>
+            <w:r>
+              <w:br/>
+              <w:t>We believe in the power of local food systems to build stronger communities, support sustainable agriculture, and deliver exceptional quality.</w:t>
+            </w:r>
+          </w:p>
+          <w:p>
+            <w:pPr>
+              <w:pStyle w:val="NormalWeb"/>
+            </w:pPr>
+            <w:r>
+              <w:t>Every producer on our platform is carefully selected for their commitment to quality, sustainability, and ethical practices. When you shop with GLH, you are directly supporting local farmers, artisans, and food makers who care deeply about what they produce and how they produce it.</w:t>
+            </w:r>
+          </w:p>
+          <w:p>
+            <w:r>
+              <w:pict w14:anchorId="3C2D6260">
+                <v:rect id="_x0000_i4491" style="width:0;height:1.5pt" o:hralign="center" o:hrstd="t" o:hr="t" fillcolor="#a0a0a0" stroked="f"/>
+              </w:pict>
+            </w:r>
+          </w:p>
+          <w:p>
+            <w:pPr>
+              <w:pStyle w:val="Heading3"/>
+            </w:pPr>
+            <w:r>
+              <w:lastRenderedPageBreak/>
+              <w:t>Stats</w:t>
+            </w:r>
+          </w:p>
+          <w:p>
+            <w:pPr>
+              <w:pStyle w:val="NormalWeb"/>
+            </w:pPr>
+            <w:r>
+              <w:t>24+ Verified local producers</w:t>
+            </w:r>
+            <w:r>
+              <w:br/>
+              <w:t>200+ Fresh products available</w:t>
+            </w:r>
+            <w:r>
+              <w:br/>
+              <w:t>1,400+ Happy customers</w:t>
+            </w:r>
+            <w:r>
+              <w:br/>
+              <w:t>15mi Average producer distance</w:t>
+            </w:r>
+          </w:p>
+          <w:p>
+            <w:r>
+              <w:pict w14:anchorId="3423DC2F">
+                <v:rect id="_x0000_i4492" style="width:0;height:1.5pt" o:hralign="center" o:hrstd="t" o:hr="t" fillcolor="#a0a0a0" stroked="f"/>
+              </w:pict>
+            </w:r>
+          </w:p>
+          <w:p>
+            <w:pPr>
+              <w:pStyle w:val="Heading3"/>
+            </w:pPr>
+            <w:r>
+              <w:t>Our Mission</w:t>
+            </w:r>
+          </w:p>
+          <w:p>
+            <w:pPr>
+              <w:pStyle w:val="NormalWeb"/>
+            </w:pPr>
+            <w:r>
+              <w:rPr>
+                <w:rStyle w:val="Strong"/>
+              </w:rPr>
+              <w:t>Connecting communities with local food</w:t>
+            </w:r>
+            <w:r>
+              <w:br/>
+              <w:t>GLH was founded with a simple idea that people should be able to easily access high-quality, locally produced food from the farms and makers in their own community. We built a platform that makes buying from a local farm as convenient as buying from a supermarket, without compromising on freshness, traceability, or the relationship between producer and customer.</w:t>
+            </w:r>
+          </w:p>
+          <w:p>
+            <w:pPr>
+              <w:pStyle w:val="NormalWeb"/>
+            </w:pPr>
+            <w:r>
+              <w:rPr>
+                <w:rStyle w:val="Strong"/>
+              </w:rPr>
+              <w:t>Supporting local economies</w:t>
+            </w:r>
+            <w:r>
+              <w:br/>
+              <w:t>When you buy through GLH, the majority of the money you spend goes directly to the producer. We believe small-scale farmers and food makers are the backbone of our food system and deserve a fair platform to reach their community without the unfair pressures of traditional retail supply chains. Every purchase made on GLH keeps money inside the local economy.</w:t>
+            </w:r>
+          </w:p>
+          <w:p>
+            <w:pPr>
+              <w:pStyle w:val="NormalWeb"/>
+            </w:pPr>
+            <w:r>
+              <w:rPr>
+                <w:rStyle w:val="Strong"/>
+              </w:rPr>
+              <w:t>Reducing food miles</w:t>
+            </w:r>
+            <w:r>
+              <w:br/>
+              <w:t>The average supermarket product travels hundreds of miles before it reaches your plate. GLH producers are within a short drive of the communities they serve. Shorter supply chains mean fresher food, lower carbon impact, and a direct relationship between the land it was grown on and the table it ends up on.</w:t>
+            </w:r>
+          </w:p>
+          <w:p>
+            <w:r>
+              <w:pict w14:anchorId="5EC2D2B6">
+                <v:rect id="_x0000_i4493" style="width:0;height:1.5pt" o:hralign="center" o:hrstd="t" o:hr="t" fillcolor="#a0a0a0" stroked="f"/>
+              </w:pict>
+            </w:r>
+          </w:p>
+          <w:p>
+            <w:pPr>
+              <w:pStyle w:val="Heading3"/>
+            </w:pPr>
+            <w:r>
+              <w:t>Our Values</w:t>
+            </w:r>
+          </w:p>
+          <w:p>
+            <w:pPr>
+              <w:pStyle w:val="NormalWeb"/>
+            </w:pPr>
+            <w:r>
+              <w:rPr>
+                <w:rStyle w:val="Strong"/>
+              </w:rPr>
+              <w:t>Sustainability First</w:t>
+            </w:r>
+            <w:r>
+              <w:br/>
+              <w:t>We prioritise producers who use sustainable, low-impact methods. From organic certification to regenerative farming, we look for food grown with the long-term health of the land in mind.</w:t>
+            </w:r>
+          </w:p>
+          <w:p>
+            <w:pPr>
+              <w:pStyle w:val="NormalWeb"/>
+            </w:pPr>
+            <w:r>
+              <w:rPr>
+                <w:rStyle w:val="Strong"/>
+              </w:rPr>
+              <w:t>Fair to Producers</w:t>
+            </w:r>
+            <w:r>
+              <w:br/>
+              <w:t>We charge producers a fair, transparent fee with no hidden costs. Producers set their own prices and keep what they earn. We exist to support them, not to squeeze them.</w:t>
+            </w:r>
+          </w:p>
+          <w:p>
+            <w:pPr>
+              <w:pStyle w:val="NormalWeb"/>
+            </w:pPr>
+            <w:r>
+              <w:rPr>
+                <w:rStyle w:val="Strong"/>
+              </w:rPr>
+              <w:lastRenderedPageBreak/>
+              <w:t>Quality Verified</w:t>
+            </w:r>
+            <w:r>
+              <w:br/>
+              <w:t>Every producer is vetted by our team before going live on GLH. Our stamp system lets customers know exactly what values each product meets — and every stamp is assigned by us, not the producer.</w:t>
+            </w:r>
+          </w:p>
+          <w:p>
+            <w:pPr>
+              <w:pStyle w:val="NormalWeb"/>
+            </w:pPr>
+            <w:r>
+              <w:rPr>
+                <w:rStyle w:val="Strong"/>
+              </w:rPr>
+              <w:t>Genuinely Local</w:t>
+            </w:r>
+            <w:r>
+              <w:br/>
+              <w:t>We only work with producers within a defined local radius. GLH is not a national marketplace pretending to be local</w:t>
+            </w:r>
+            <w:r>
+              <w:t>,</w:t>
+            </w:r>
+            <w:r>
+              <w:t xml:space="preserve"> every producer on the platform genuinely serves the community it is listed in.</w:t>
+            </w:r>
+          </w:p>
+          <w:p>
+            <w:r>
+              <w:pict w14:anchorId="731A6F93">
+                <v:rect id="_x0000_i4494" style="width:0;height:1.5pt" o:hralign="center" o:hrstd="t" o:hr="t" fillcolor="#a0a0a0" stroked="f"/>
+              </w:pict>
+            </w:r>
+          </w:p>
+          <w:p>
+            <w:pPr>
+              <w:pStyle w:val="Heading3"/>
+            </w:pPr>
+            <w:r>
+              <w:t>How We Verify Producers</w:t>
+            </w:r>
+          </w:p>
+          <w:p>
+            <w:pPr>
+              <w:pStyle w:val="NormalWeb"/>
+            </w:pPr>
+            <w:r>
+              <w:rPr>
+                <w:rStyle w:val="Strong"/>
+              </w:rPr>
+              <w:t>1. Application and review</w:t>
+            </w:r>
+            <w:r>
+              <w:br/>
+              <w:t>Producers apply to join GLH and go through a manual review by our team. We check their practices, certifications, location, and business background before approving their account. No producer goes live without being reviewed by a real person.</w:t>
+            </w:r>
+          </w:p>
+          <w:p>
+            <w:pPr>
+              <w:pStyle w:val="NormalWeb"/>
+            </w:pPr>
+            <w:r>
+              <w:rPr>
+                <w:rStyle w:val="Strong"/>
+              </w:rPr>
+              <w:t>2. Admin-only stamp assignment</w:t>
+            </w:r>
+            <w:r>
+              <w:br/>
+              <w:t>Stamps such as "Organic", "Free Range", "Pesticide Free" and "Vegan" are only applied to products by our admin team after verification. Producers cannot self-assign stamps. Every badge you see on a product has been confirmed by GLH, which is what makes them meaningful rather than just marketing text.</w:t>
+            </w:r>
+          </w:p>
+          <w:p>
+            <w:pPr>
+              <w:pStyle w:val="NormalWeb"/>
+            </w:pPr>
+            <w:r>
+              <w:rPr>
+                <w:rStyle w:val="Strong"/>
+              </w:rPr>
+              <w:t>3. Ongoing accountability</w:t>
+            </w:r>
+            <w:r>
+              <w:br/>
+              <w:t>Approved producers are subject to ongoing review. If a producer's practices change, their stamps and account status are updated accordingly. Customers can report concerns through the platform and our team investigates every report.</w:t>
+            </w:r>
+          </w:p>
+          <w:p>
+            <w:r>
+              <w:pict w14:anchorId="583743FA">
+                <v:rect id="_x0000_i4495" style="width:0;height:1.5pt" o:hralign="center" o:hrstd="t" o:hr="t" fillcolor="#a0a0a0" stroked="f"/>
+              </w:pict>
+            </w:r>
+          </w:p>
+          <w:p>
+            <w:pPr>
+              <w:pStyle w:val="Heading3"/>
+            </w:pPr>
+            <w:r>
+              <w:t>Are you a local producer?</w:t>
+            </w:r>
+          </w:p>
+          <w:p>
+            <w:pPr>
+              <w:pStyle w:val="NormalWeb"/>
+            </w:pPr>
+            <w:r>
+              <w:t>If you grow, make, or produce food locally and share our values, we would love to hear from you. Apply to join GLH and reach customers in your community who are actively looking for what you produce.</w:t>
+            </w:r>
+          </w:p>
+          <w:p>
+            <w:pPr>
+              <w:pStyle w:val="NormalWeb"/>
+            </w:pPr>
+            <w:r>
+              <w:t>Apply as a Producer</w:t>
+            </w:r>
+            <w:r>
+              <w:br/>
+              <w:t>Learn More</w:t>
+            </w:r>
+          </w:p>
+          <w:p>
+            <w:r>
+              <w:pict w14:anchorId="5B37A51C">
+                <v:rect id="_x0000_i4496" style="width:0;height:1.5pt" o:hralign="center" o:hrstd="t" o:hr="t" fillcolor="#a0a0a0" stroked="f"/>
+              </w:pict>
+            </w:r>
+          </w:p>
+          <w:p>
+            <w:pPr>
+              <w:pStyle w:val="Heading3"/>
+            </w:pPr>
+            <w:r>
+              <w:t>Get in Touch</w:t>
+            </w:r>
+          </w:p>
+          <w:p>
+            <w:pPr>
+              <w:pStyle w:val="NormalWeb"/>
+            </w:pPr>
+            <w:r>
+              <w:rPr>
+                <w:rStyle w:val="Strong"/>
+              </w:rPr>
+              <w:lastRenderedPageBreak/>
+              <w:t>General Enquiries</w:t>
+            </w:r>
+            <w:r>
+              <w:br/>
+            </w:r>
+            <w:hyperlink r:id="rId8" w:history="1">
+              <w:r>
+                <w:rPr>
+                  <w:rStyle w:val="Hyperlink"/>
+                </w:rPr>
+                <w:t>hello@glh.co.uk</w:t>
+              </w:r>
+            </w:hyperlink>
+          </w:p>
+          <w:p>
+            <w:pPr>
+              <w:pStyle w:val="NormalWeb"/>
+            </w:pPr>
+            <w:r>
+              <w:t>Based in</w:t>
+            </w:r>
+            <w:r>
+              <w:br/>
+              <w:t>Cheltenham, Gloucestershire</w:t>
+            </w:r>
+          </w:p>
+          <w:p>
+            <w:pPr>
+              <w:pStyle w:val="NormalWeb"/>
+            </w:pPr>
+            <w:r>
+              <w:rPr>
+                <w:rStyle w:val="Strong"/>
+              </w:rPr>
+              <w:t>Producer Applications</w:t>
+            </w:r>
+            <w:r>
+              <w:br/>
+            </w:r>
+            <w:hyperlink r:id="rId9" w:history="1">
+              <w:r>
+                <w:rPr>
+                  <w:rStyle w:val="Hyperlink"/>
+                </w:rPr>
+                <w:t>producers@glh.co.uk</w:t>
+              </w:r>
+            </w:hyperlink>
+          </w:p>
+          <w:p>
+            <w:pPr>
+              <w:pStyle w:val="NormalWeb"/>
+            </w:pPr>
+            <w:r>
+              <w:t>Currently serving</w:t>
+            </w:r>
+            <w:r>
+              <w:br/>
+              <w:t>Gloucestershire &amp; surrounding regions</w:t>
+            </w:r>
+          </w:p>
+          <w:p>
+            <w:pPr>
+              <w:rPr>
+                <w:rFonts w:ascii="Times New Roman" w:hAnsi="Times New Roman" w:cs="Times New Roman"/>
+              </w:rPr>
+            </w:pPr>
+          </w:p>
+        </w:tc>
+        <w:tc>
+          <w:tcPr>
+            <w:tcW w:w="999" w:type="dxa"/>
+          </w:tcPr>
+          <w:p>
+            <w:pPr>
+              <w:rPr>
+                <w:rFonts w:ascii="Times New Roman" w:hAnsi="Times New Roman" w:cs="Times New Roman"/>
+              </w:rPr>
+            </w:pPr>
+            <w:r>
+              <w:rPr>
+                <w:rFonts w:ascii="Times New Roman" w:hAnsi="Times New Roman" w:cs="Times New Roman"/>
+              </w:rPr>
+              <w:lastRenderedPageBreak/>
+              <w:t>22/04/26</w:t>
+            </w:r>
+          </w:p>
+        </w:tc>
+      </w:tr>
+      <w:tr>
+        <w:tc>
+          <w:tcPr>
+            <w:tcW w:w="1276" w:type="dxa"/>
+          </w:tcPr>
+          <w:p>
+            <w:pPr>
+              <w:rPr>
+                <w:rFonts w:ascii="Times New Roman" w:hAnsi="Times New Roman" w:cs="Times New Roman"/>
+              </w:rPr>
+            </w:pPr>
+          </w:p>
+        </w:tc>
+        <w:tc>
+          <w:tcPr>
+            <w:tcW w:w="6888" w:type="dxa"/>
+          </w:tcPr>
+          <w:p>
+            <w:pPr>
+              <w:rPr>
+                <w:rFonts w:ascii="Times New Roman" w:hAnsi="Times New Roman" w:cs="Times New Roman"/>
+              </w:rPr>
+            </w:pPr>
+          </w:p>
+        </w:tc>
+        <w:tc>
+          <w:tcPr>
+            <w:tcW w:w="999" w:type="dxa"/>
+          </w:tcPr>
+          <w:p>
+            <w:pPr>
+              <w:rPr>
+                <w:rFonts w:ascii="Times New Roman" w:hAnsi="Times New Roman" w:cs="Times New Roman"/>
+              </w:rPr>
+            </w:pPr>
           </w:p>
         </w:tc>
       </w:tr>
@@ -3013,6 +3565,26 @@
     <w:name w:val="Normal"/>
     <w:qFormat/>
   </w:style>
+  <w:style w:type="paragraph" w:styleId="Heading3">
+    <w:name w:val="heading 3"/>
+    <w:basedOn w:val="Normal"/>
+    <w:link w:val="Heading3Char"/>
+    <w:uiPriority w:val="9"/>
+    <w:qFormat/>
+    <w:rsid w:val="000211C6"/>
+    <w:pPr>
+      <w:spacing w:before="100" w:beforeAutospacing="1" w:after="100" w:afterAutospacing="1" w:line="240" w:lineRule="auto"/>
+      <w:outlineLvl w:val="2"/>
+    </w:pPr>
+    <w:rPr>
+      <w:rFonts w:ascii="Times New Roman" w:eastAsia="Times New Roman" w:hAnsi="Times New Roman" w:cs="Times New Roman"/>
+      <w:b/>
+      <w:bCs/>
+      <w:sz w:val="27"/>
+      <w:szCs w:val="27"/>
+      <w:lang w:eastAsia="en-GB"/>
+    </w:rPr>
+  </w:style>
   <w:style w:type="character" w:default="1" w:styleId="DefaultParagraphFont">
     <w:name w:val="Default Paragraph Font"/>
     <w:uiPriority w:val="1"/>
@@ -3080,6 +3652,49 @@
     <w:rPr>
       <w:color w:val="605E5C"/>
       <w:shd w:val="clear" w:color="auto" w:fill="E1DFDD"/>
+    </w:rPr>
+  </w:style>
+  <w:style w:type="character" w:customStyle="1" w:styleId="Heading3Char">
+    <w:name w:val="Heading 3 Char"/>
+    <w:basedOn w:val="DefaultParagraphFont"/>
+    <w:link w:val="Heading3"/>
+    <w:uiPriority w:val="9"/>
+    <w:rsid w:val="000211C6"/>
+    <w:rPr>
+      <w:rFonts w:ascii="Times New Roman" w:eastAsia="Times New Roman" w:hAnsi="Times New Roman" w:cs="Times New Roman"/>
+      <w:b/>
+      <w:bCs/>
+      <w:sz w:val="27"/>
+      <w:szCs w:val="27"/>
+      <w:lang w:eastAsia="en-GB"/>
+    </w:rPr>
+  </w:style>
+  <w:style w:type="paragraph" w:styleId="NormalWeb">
+    <w:name w:val="Normal (Web)"/>
+    <w:basedOn w:val="Normal"/>
+    <w:uiPriority w:val="99"/>
+    <w:semiHidden/>
+    <w:unhideWhenUsed/>
+    <w:rsid w:val="000211C6"/>
+    <w:pPr>
+      <w:spacing w:before="100" w:beforeAutospacing="1" w:after="100" w:afterAutospacing="1" w:line="240" w:lineRule="auto"/>
+    </w:pPr>
+    <w:rPr>
+      <w:rFonts w:ascii="Times New Roman" w:eastAsia="Times New Roman" w:hAnsi="Times New Roman" w:cs="Times New Roman"/>
+      <w:sz w:val="24"/>
+      <w:szCs w:val="24"/>
+      <w:lang w:eastAsia="en-GB"/>
+    </w:rPr>
+  </w:style>
+  <w:style w:type="character" w:styleId="Strong">
+    <w:name w:val="Strong"/>
+    <w:basedOn w:val="DefaultParagraphFont"/>
+    <w:uiPriority w:val="22"/>
+    <w:qFormat/>
+    <w:rsid w:val="000211C6"/>
+    <w:rPr>
+      <w:b/>
+      <w:bCs/>
     </w:rPr>
   </w:style>
 </w:styles>
@@ -3598,20 +4213,20 @@
 </file>
 
 <file path=customXml/item2.xml><?xml version="1.0" encoding="utf-8"?>
-<p:properties xmlns:p="http://schemas.microsoft.com/office/2006/metadata/properties" xmlns:xsi="http://www.w3.org/2001/XMLSchema-instance" xmlns:pc="http://schemas.microsoft.com/office/infopath/2007/PartnerControls">
-  <documentManagement>
-    <_activity xmlns="0399ea55-a39e-4834-8b03-d5f211c695e6" xsi:nil="true"/>
-  </documentManagement>
-</p:properties>
-</file>
-
-<file path=customXml/item3.xml><?xml version="1.0" encoding="utf-8"?>
 <?mso-contentType ?>
 <FormTemplates xmlns="http://schemas.microsoft.com/sharepoint/v3/contenttype/forms">
   <Display>DocumentLibraryForm</Display>
   <Edit>DocumentLibraryForm</Edit>
   <New>DocumentLibraryForm</New>
 </FormTemplates>
+</file>
+
+<file path=customXml/item3.xml><?xml version="1.0" encoding="utf-8"?>
+<p:properties xmlns:p="http://schemas.microsoft.com/office/2006/metadata/properties" xmlns:xsi="http://www.w3.org/2001/XMLSchema-instance" xmlns:pc="http://schemas.microsoft.com/office/infopath/2007/PartnerControls">
+  <documentManagement>
+    <_activity xmlns="0399ea55-a39e-4834-8b03-d5f211c695e6" xsi:nil="true"/>
+  </documentManagement>
+</p:properties>
 </file>
 
 <file path=customXml/itemProps1.xml><?xml version="1.0" encoding="utf-8"?>
@@ -3634,6 +4249,14 @@
 </file>
 
 <file path=customXml/itemProps2.xml><?xml version="1.0" encoding="utf-8"?>
+<ds:datastoreItem xmlns:ds="http://schemas.openxmlformats.org/officeDocument/2006/customXml" ds:itemID="{3441B2CD-F419-4D65-A176-7B50779636CA}">
+  <ds:schemaRefs>
+    <ds:schemaRef ds:uri="http://schemas.microsoft.com/sharepoint/v3/contenttype/forms"/>
+  </ds:schemaRefs>
+</ds:datastoreItem>
+</file>
+
+<file path=customXml/itemProps3.xml><?xml version="1.0" encoding="utf-8"?>
 <ds:datastoreItem xmlns:ds="http://schemas.openxmlformats.org/officeDocument/2006/customXml" ds:itemID="{AE2A3185-8767-4878-A81A-1057B66FE33B}">
   <ds:schemaRefs>
     <ds:schemaRef ds:uri="http://schemas.microsoft.com/office/2006/metadata/properties"/>
@@ -3641,12 +4264,4 @@
     <ds:schemaRef ds:uri="0399ea55-a39e-4834-8b03-d5f211c695e6"/>
   </ds:schemaRefs>
 </ds:datastoreItem>
-</file>
-
-<file path=customXml/itemProps3.xml><?xml version="1.0" encoding="utf-8"?>
-<ds:datastoreItem xmlns:ds="http://schemas.openxmlformats.org/officeDocument/2006/customXml" ds:itemID="{3441B2CD-F419-4D65-A176-7B50779636CA}">
-  <ds:schemaRefs>
-    <ds:schemaRef ds:uri="http://schemas.microsoft.com/sharepoint/v3/contenttype/forms"/>
-  </ds:schemaRefs>
-</ds:datastoreItem>
 </file>
--- a/Asset Log.docx
+++ b/Asset Log.docx
@@ -1,6 +1,6 @@
 
 <file path=word/document.xml><?xml version="1.0" encoding="utf-8"?>
-<w:document xmlns:wpc="http://schemas.microsoft.com/office/word/2010/wordprocessingCanvas" xmlns:cx="http://schemas.microsoft.com/office/drawing/2014/chartex" xmlns:cx1="http://schemas.microsoft.com/office/drawing/2015/9/8/chartex" xmlns:cx2="http://schemas.microsoft.com/office/drawing/2015/10/21/chartex" xmlns:cx3="http://schemas.microsoft.com/office/drawing/2016/5/9/chartex" xmlns:cx4="http://schemas.microsoft.com/office/drawing/2016/5/10/chartex" xmlns:cx5="http://schemas.microsoft.com/office/drawing/2016/5/11/chartex" xmlns:cx6="http://schemas.microsoft.com/office/drawing/2016/5/12/chartex" xmlns:cx7="http://schemas.microsoft.com/office/drawing/2016/5/13/chartex" xmlns:cx8="http://schemas.microsoft.com/office/drawing/2016/5/14/chartex" xmlns:mc="http://schemas.openxmlformats.org/markup-compatibility/2006" xmlns:aink="http://schemas.microsoft.com/office/drawing/2016/ink" xmlns:am3d="http://schemas.microsoft.com/office/drawing/2017/model3d" xmlns:o="urn:schemas-microsoft-com:office:office" xmlns:r="http://schemas.openxmlformats.org/officeDocument/2006/relationships" xmlns:m="http://schemas.openxmlformats.org/officeDocument/2006/math" xmlns:v="urn:schemas-microsoft-com:vml" xmlns:wp14="http://schemas.microsoft.com/office/word/2010/wordprocessingDrawing" xmlns:wp="http://schemas.openxmlformats.org/drawingml/2006/wordprocessingDrawing" xmlns:w10="urn:schemas-microsoft-com:office:word" xmlns:w="http://schemas.openxmlformats.org/wordprocessingml/2006/main" xmlns:w14="http://schemas.microsoft.com/office/word/2010/wordml" xmlns:w15="http://schemas.microsoft.com/office/word/2012/wordml" xmlns:w16cex="http://schemas.microsoft.com/office/word/2018/wordml/cex" xmlns:w16cid="http://schemas.microsoft.com/office/word/2016/wordml/cid" xmlns:w16="http://schemas.microsoft.com/office/word/2018/wordml" xmlns:w16sdtdh="http://schemas.microsoft.com/office/word/2020/wordml/sdtdatahash" xmlns:w16se="http://schemas.microsoft.com/office/word/2015/wordml/symex" xmlns:wpg="http://schemas.microsoft.com/office/word/2010/wordprocessingGroup" xmlns:wpi="http://schemas.microsoft.com/office/word/2010/wordprocessingInk" xmlns:wne="http://schemas.microsoft.com/office/word/2006/wordml" xmlns:wps="http://schemas.microsoft.com/office/word/2010/wordprocessingShape" mc:Ignorable="w14 w15 w16se w16cid w16 w16cex w16sdtdh wp14">
+<w:document xmlns:wpc="http://schemas.microsoft.com/office/word/2010/wordprocessingCanvas" xmlns:cx="http://schemas.microsoft.com/office/drawing/2014/chartex" xmlns:cx1="http://schemas.microsoft.com/office/drawing/2015/9/8/chartex" xmlns:cx2="http://schemas.microsoft.com/office/drawing/2015/10/21/chartex" xmlns:cx3="http://schemas.microsoft.com/office/drawing/2016/5/9/chartex" xmlns:cx4="http://schemas.microsoft.com/office/drawing/2016/5/10/chartex" xmlns:cx5="http://schemas.microsoft.com/office/drawing/2016/5/11/chartex" xmlns:cx6="http://schemas.microsoft.com/office/drawing/2016/5/12/chartex" xmlns:cx7="http://schemas.microsoft.com/office/drawing/2016/5/13/chartex" xmlns:cx8="http://schemas.microsoft.com/office/drawing/2016/5/14/chartex" xmlns:mc="http://schemas.openxmlformats.org/markup-compatibility/2006" xmlns:aink="http://schemas.microsoft.com/office/drawing/2016/ink" xmlns:am3d="http://schemas.microsoft.com/office/drawing/2017/model3d" xmlns:o="urn:schemas-microsoft-com:office:office" xmlns:oel="http://schemas.microsoft.com/office/2019/extlst" xmlns:r="http://schemas.openxmlformats.org/officeDocument/2006/relationships" xmlns:m="http://schemas.openxmlformats.org/officeDocument/2006/math" xmlns:v="urn:schemas-microsoft-com:vml" xmlns:wp14="http://schemas.microsoft.com/office/word/2010/wordprocessingDrawing" xmlns:wp="http://schemas.openxmlformats.org/drawingml/2006/wordprocessingDrawing" xmlns:w10="urn:schemas-microsoft-com:office:word" xmlns:w="http://schemas.openxmlformats.org/wordprocessingml/2006/main" xmlns:w14="http://schemas.microsoft.com/office/word/2010/wordml" xmlns:w15="http://schemas.microsoft.com/office/word/2012/wordml" xmlns:w16cex="http://schemas.microsoft.com/office/word/2018/wordml/cex" xmlns:w16cid="http://schemas.microsoft.com/office/word/2016/wordml/cid" xmlns:w16="http://schemas.microsoft.com/office/word/2018/wordml" xmlns:w16du="http://schemas.microsoft.com/office/word/2023/wordml/word16du" xmlns:w16sdtdh="http://schemas.microsoft.com/office/word/2020/wordml/sdtdatahash" xmlns:w16sdtfl="http://schemas.microsoft.com/office/word/2024/wordml/sdtformatlock" xmlns:w16se="http://schemas.microsoft.com/office/word/2015/wordml/symex" xmlns:wpg="http://schemas.microsoft.com/office/word/2010/wordprocessingGroup" xmlns:wpi="http://schemas.microsoft.com/office/word/2010/wordprocessingInk" xmlns:wne="http://schemas.microsoft.com/office/word/2006/wordml" xmlns:wps="http://schemas.microsoft.com/office/word/2010/wordprocessingShape" mc:Ignorable="w14 w15 w16se w16cid w16 w16cex w16sdtdh w16sdtfl w16du wp14">
   <w:body>
     <w:p>
       <w:pPr>
@@ -38,8 +38,8 @@
       </w:tblPr>
       <w:tblGrid>
         <w:gridCol w:w="1218"/>
-        <w:gridCol w:w="966"/>
-        <w:gridCol w:w="5760"/>
+        <w:gridCol w:w="1041"/>
+        <w:gridCol w:w="5685"/>
         <w:gridCol w:w="1072"/>
       </w:tblGrid>
       <w:tr>
@@ -2522,6 +2522,12 @@
                 <w:rFonts w:ascii="Times New Roman" w:hAnsi="Times New Roman" w:cs="Times New Roman"/>
               </w:rPr>
             </w:pPr>
+            <w:r>
+              <w:rPr>
+                <w:rFonts w:ascii="Times New Roman" w:hAnsi="Times New Roman" w:cs="Times New Roman"/>
+              </w:rPr>
+              <w:t>Font</w:t>
+            </w:r>
           </w:p>
         </w:tc>
         <w:tc>
@@ -2534,6 +2540,12 @@
                 <w:rFonts w:ascii="Times New Roman" w:hAnsi="Times New Roman" w:cs="Times New Roman"/>
               </w:rPr>
             </w:pPr>
+            <w:r>
+              <w:rPr>
+                <w:rFonts w:ascii="Times New Roman" w:hAnsi="Times New Roman" w:cs="Times New Roman"/>
+              </w:rPr>
+              <w:t>Font used in styles.css</w:t>
+            </w:r>
           </w:p>
         </w:tc>
         <w:tc>
@@ -2546,6 +2558,12 @@
                 <w:rFonts w:ascii="Times New Roman" w:hAnsi="Times New Roman" w:cs="Times New Roman"/>
               </w:rPr>
             </w:pPr>
+            <w:r>
+              <w:rPr>
+                <w:rFonts w:ascii="Times New Roman" w:hAnsi="Times New Roman" w:cs="Times New Roman"/>
+              </w:rPr>
+              <w:t>Segeo UI (system UI)</w:t>
+            </w:r>
           </w:p>
         </w:tc>
         <w:tc>
@@ -2693,7 +2711,7 @@
           <w:p>
             <w:r>
               <w:pict w14:anchorId="353B3A03">
-                <v:rect id="_x0000_i4490" style="width:0;height:1.5pt" o:hralign="center" o:hrstd="t" o:hr="t" fillcolor="#a0a0a0" stroked="f"/>
+                <v:rect id="_x0000_i1025" style="width:0;height:1.5pt" o:hralign="center" o:hrstd="t" o:hr="t" fillcolor="#a0a0a0" stroked="f"/>
               </w:pict>
             </w:r>
           </w:p>
@@ -2727,8 +2745,9 @@
           </w:p>
           <w:p>
             <w:r>
+              <w:lastRenderedPageBreak/>
               <w:pict w14:anchorId="3C2D6260">
-                <v:rect id="_x0000_i4491" style="width:0;height:1.5pt" o:hralign="center" o:hrstd="t" o:hr="t" fillcolor="#a0a0a0" stroked="f"/>
+                <v:rect id="_x0000_i1026" style="width:0;height:1.5pt" o:hralign="center" o:hrstd="t" o:hr="t" fillcolor="#a0a0a0" stroked="f"/>
               </w:pict>
             </w:r>
           </w:p>
@@ -2737,7 +2756,6 @@
               <w:pStyle w:val="Heading3"/>
             </w:pPr>
             <w:r>
-              <w:lastRenderedPageBreak/>
               <w:t>Stats</w:t>
             </w:r>
           </w:p>
@@ -2764,7 +2782,7 @@
           <w:p>
             <w:r>
               <w:pict w14:anchorId="3423DC2F">
-                <v:rect id="_x0000_i4492" style="width:0;height:1.5pt" o:hralign="center" o:hrstd="t" o:hr="t" fillcolor="#a0a0a0" stroked="f"/>
+                <v:rect id="_x0000_i1027" style="width:0;height:1.5pt" o:hralign="center" o:hrstd="t" o:hr="t" fillcolor="#a0a0a0" stroked="f"/>
               </w:pict>
             </w:r>
           </w:p>
@@ -2824,7 +2842,7 @@
           <w:p>
             <w:r>
               <w:pict w14:anchorId="5EC2D2B6">
-                <v:rect id="_x0000_i4493" style="width:0;height:1.5pt" o:hralign="center" o:hrstd="t" o:hr="t" fillcolor="#a0a0a0" stroked="f"/>
+                <v:rect id="_x0000_i1028" style="width:0;height:1.5pt" o:hralign="center" o:hrstd="t" o:hr="t" fillcolor="#a0a0a0" stroked="f"/>
               </w:pict>
             </w:r>
           </w:p>
@@ -2894,19 +2912,13 @@
             </w:r>
             <w:r>
               <w:br/>
-              <w:t>We only work with producers within a defined local radius. GLH is not a national marketplace pretending to be local</w:t>
-            </w:r>
-            <w:r>
-              <w:t>,</w:t>
-            </w:r>
-            <w:r>
-              <w:t xml:space="preserve"> every producer on the platform genuinely serves the community it is listed in.</w:t>
+              <w:t>We only work with producers within a defined local radius. GLH is not a national marketplace pretending to be local, every producer on the platform genuinely serves the community it is listed in.</w:t>
             </w:r>
           </w:p>
           <w:p>
             <w:r>
               <w:pict w14:anchorId="731A6F93">
-                <v:rect id="_x0000_i4494" style="width:0;height:1.5pt" o:hralign="center" o:hrstd="t" o:hr="t" fillcolor="#a0a0a0" stroked="f"/>
+                <v:rect id="_x0000_i1029" style="width:0;height:1.5pt" o:hralign="center" o:hrstd="t" o:hr="t" fillcolor="#a0a0a0" stroked="f"/>
               </w:pict>
             </w:r>
           </w:p>
@@ -2966,7 +2978,7 @@
           <w:p>
             <w:r>
               <w:pict w14:anchorId="583743FA">
-                <v:rect id="_x0000_i4495" style="width:0;height:1.5pt" o:hralign="center" o:hrstd="t" o:hr="t" fillcolor="#a0a0a0" stroked="f"/>
+                <v:rect id="_x0000_i1030" style="width:0;height:1.5pt" o:hralign="center" o:hrstd="t" o:hr="t" fillcolor="#a0a0a0" stroked="f"/>
               </w:pict>
             </w:r>
           </w:p>
@@ -3001,7 +3013,7 @@
           <w:p>
             <w:r>
               <w:pict w14:anchorId="5B37A51C">
-                <v:rect id="_x0000_i4496" style="width:0;height:1.5pt" o:hralign="center" o:hrstd="t" o:hr="t" fillcolor="#a0a0a0" stroked="f"/>
+                <v:rect id="_x0000_i1031" style="width:0;height:1.5pt" o:hralign="center" o:hrstd="t" o:hr="t" fillcolor="#a0a0a0" stroked="f"/>
               </w:pict>
             </w:r>
           </w:p>
@@ -3167,7 +3179,7 @@
 </file>
 
 <file path=word/styles.xml><?xml version="1.0" encoding="utf-8"?>
-<w:styles xmlns:mc="http://schemas.openxmlformats.org/markup-compatibility/2006" xmlns:r="http://schemas.openxmlformats.org/officeDocument/2006/relationships" xmlns:w="http://schemas.openxmlformats.org/wordprocessingml/2006/main" xmlns:w14="http://schemas.microsoft.com/office/word/2010/wordml" xmlns:w15="http://schemas.microsoft.com/office/word/2012/wordml" xmlns:w16cex="http://schemas.microsoft.com/office/word/2018/wordml/cex" xmlns:w16cid="http://schemas.microsoft.com/office/word/2016/wordml/cid" xmlns:w16="http://schemas.microsoft.com/office/word/2018/wordml" xmlns:w16sdtdh="http://schemas.microsoft.com/office/word/2020/wordml/sdtdatahash" xmlns:w16se="http://schemas.microsoft.com/office/word/2015/wordml/symex" mc:Ignorable="w14 w15 w16se w16cid w16 w16cex w16sdtdh">
+<w:styles xmlns:mc="http://schemas.openxmlformats.org/markup-compatibility/2006" xmlns:r="http://schemas.openxmlformats.org/officeDocument/2006/relationships" xmlns:w="http://schemas.openxmlformats.org/wordprocessingml/2006/main" xmlns:w14="http://schemas.microsoft.com/office/word/2010/wordml" xmlns:w15="http://schemas.microsoft.com/office/word/2012/wordml" xmlns:w16cex="http://schemas.microsoft.com/office/word/2018/wordml/cex" xmlns:w16cid="http://schemas.microsoft.com/office/word/2016/wordml/cid" xmlns:w16="http://schemas.microsoft.com/office/word/2018/wordml" xmlns:w16du="http://schemas.microsoft.com/office/word/2023/wordml/word16du" xmlns:w16sdtdh="http://schemas.microsoft.com/office/word/2020/wordml/sdtdatahash" xmlns:w16sdtfl="http://schemas.microsoft.com/office/word/2024/wordml/sdtformatlock" xmlns:w16se="http://schemas.microsoft.com/office/word/2015/wordml/symex" mc:Ignorable="w14 w15 w16se w16cid w16 w16cex w16sdtdh w16sdtfl w16du">
   <w:docDefaults>
     <w:rPrDefault>
       <w:rPr>
@@ -3996,6 +4008,23 @@
 </file>
 
 <file path=customXml/item1.xml><?xml version="1.0" encoding="utf-8"?>
+<p:properties xmlns:p="http://schemas.microsoft.com/office/2006/metadata/properties" xmlns:xsi="http://www.w3.org/2001/XMLSchema-instance" xmlns:pc="http://schemas.microsoft.com/office/infopath/2007/PartnerControls">
+  <documentManagement>
+    <_activity xmlns="0399ea55-a39e-4834-8b03-d5f211c695e6" xsi:nil="true"/>
+  </documentManagement>
+</p:properties>
+</file>
+
+<file path=customXml/item2.xml><?xml version="1.0" encoding="utf-8"?>
+<?mso-contentType ?>
+<FormTemplates xmlns="http://schemas.microsoft.com/sharepoint/v3/contenttype/forms">
+  <Display>DocumentLibraryForm</Display>
+  <Edit>DocumentLibraryForm</Edit>
+  <New>DocumentLibraryForm</New>
+</FormTemplates>
+</file>
+
+<file path=customXml/item3.xml><?xml version="1.0" encoding="utf-8"?>
 <ct:contentTypeSchema xmlns:ct="http://schemas.microsoft.com/office/2006/metadata/contentType" xmlns:ma="http://schemas.microsoft.com/office/2006/metadata/properties/metaAttributes" ct:_="" ma:_="" ma:contentTypeName="Document" ma:contentTypeID="0x010100EADD39FE071D564795067ADFDB96A36A" ma:contentTypeVersion="12" ma:contentTypeDescription="Create a new document." ma:contentTypeScope="" ma:versionID="601d1b4d945d0c9a55291ad80f61d22b">
   <xsd:schema xmlns:xsd="http://www.w3.org/2001/XMLSchema" xmlns:xs="http://www.w3.org/2001/XMLSchema" xmlns:p="http://schemas.microsoft.com/office/2006/metadata/properties" xmlns:ns3="0399ea55-a39e-4834-8b03-d5f211c695e6" xmlns:ns4="e0aebca0-090b-4af8-98ba-5797179d3e9a" targetNamespace="http://schemas.microsoft.com/office/2006/metadata/properties" ma:root="true" ma:fieldsID="0c887386b52159122614a3b5111147d5" ns3:_="" ns4:_="">
     <xsd:import namespace="0399ea55-a39e-4834-8b03-d5f211c695e6"/>
@@ -4212,24 +4241,25 @@
 </ct:contentTypeSchema>
 </file>
 
-<file path=customXml/item2.xml><?xml version="1.0" encoding="utf-8"?>
-<?mso-contentType ?>
-<FormTemplates xmlns="http://schemas.microsoft.com/sharepoint/v3/contenttype/forms">
-  <Display>DocumentLibraryForm</Display>
-  <Edit>DocumentLibraryForm</Edit>
-  <New>DocumentLibraryForm</New>
-</FormTemplates>
+<file path=customXml/itemProps1.xml><?xml version="1.0" encoding="utf-8"?>
+<ds:datastoreItem xmlns:ds="http://schemas.openxmlformats.org/officeDocument/2006/customXml" ds:itemID="{AE2A3185-8767-4878-A81A-1057B66FE33B}">
+  <ds:schemaRefs>
+    <ds:schemaRef ds:uri="http://schemas.microsoft.com/office/2006/metadata/properties"/>
+    <ds:schemaRef ds:uri="http://schemas.microsoft.com/office/infopath/2007/PartnerControls"/>
+    <ds:schemaRef ds:uri="0399ea55-a39e-4834-8b03-d5f211c695e6"/>
+  </ds:schemaRefs>
+</ds:datastoreItem>
 </file>
 
-<file path=customXml/item3.xml><?xml version="1.0" encoding="utf-8"?>
-<p:properties xmlns:p="http://schemas.microsoft.com/office/2006/metadata/properties" xmlns:xsi="http://www.w3.org/2001/XMLSchema-instance" xmlns:pc="http://schemas.microsoft.com/office/infopath/2007/PartnerControls">
-  <documentManagement>
-    <_activity xmlns="0399ea55-a39e-4834-8b03-d5f211c695e6" xsi:nil="true"/>
-  </documentManagement>
-</p:properties>
+<file path=customXml/itemProps2.xml><?xml version="1.0" encoding="utf-8"?>
+<ds:datastoreItem xmlns:ds="http://schemas.openxmlformats.org/officeDocument/2006/customXml" ds:itemID="{3441B2CD-F419-4D65-A176-7B50779636CA}">
+  <ds:schemaRefs>
+    <ds:schemaRef ds:uri="http://schemas.microsoft.com/sharepoint/v3/contenttype/forms"/>
+  </ds:schemaRefs>
+</ds:datastoreItem>
 </file>
 
-<file path=customXml/itemProps1.xml><?xml version="1.0" encoding="utf-8"?>
+<file path=customXml/itemProps3.xml><?xml version="1.0" encoding="utf-8"?>
 <ds:datastoreItem xmlns:ds="http://schemas.openxmlformats.org/officeDocument/2006/customXml" ds:itemID="{0A7DAF46-8D23-4A90-AFCB-8194C757CEAB}">
   <ds:schemaRefs>
     <ds:schemaRef ds:uri="http://schemas.microsoft.com/office/2006/metadata/contentType"/>
@@ -4246,22 +4276,4 @@
     <ds:schemaRef ds:uri="http://schemas.microsoft.com/internal/obd"/>
   </ds:schemaRefs>
 </ds:datastoreItem>
-</file>
-
-<file path=customXml/itemProps2.xml><?xml version="1.0" encoding="utf-8"?>
-<ds:datastoreItem xmlns:ds="http://schemas.openxmlformats.org/officeDocument/2006/customXml" ds:itemID="{3441B2CD-F419-4D65-A176-7B50779636CA}">
-  <ds:schemaRefs>
-    <ds:schemaRef ds:uri="http://schemas.microsoft.com/sharepoint/v3/contenttype/forms"/>
-  </ds:schemaRefs>
-</ds:datastoreItem>
-</file>
-
-<file path=customXml/itemProps3.xml><?xml version="1.0" encoding="utf-8"?>
-<ds:datastoreItem xmlns:ds="http://schemas.openxmlformats.org/officeDocument/2006/customXml" ds:itemID="{AE2A3185-8767-4878-A81A-1057B66FE33B}">
-  <ds:schemaRefs>
-    <ds:schemaRef ds:uri="http://schemas.microsoft.com/office/2006/metadata/properties"/>
-    <ds:schemaRef ds:uri="http://schemas.microsoft.com/office/infopath/2007/PartnerControls"/>
-    <ds:schemaRef ds:uri="0399ea55-a39e-4834-8b03-d5f211c695e6"/>
-  </ds:schemaRefs>
-</ds:datastoreItem>
 </file>